--- a/mod/caracterizacion/docs/MANUAL_CARACTERIZACION_RED_UDES.docx
+++ b/mod/caracterizacion/docs/MANUAL_CARACTERIZACION_RED_UDES.docx
@@ -11,6 +11,7 @@
       </w:pPr>
       <w:r>
         <w:rPr>
+          <w:rFonts w:ascii="Arial" w:cs="Arial" w:eastAsia="Arial" w:hAnsi="Arial"/>
           <w:b/>
           <w:bCs/>
           <w:color w:val="1a5276"/>
@@ -115,6 +116,7 @@
       </w:pPr>
       <w:r>
         <w:rPr>
+          <w:rFonts w:ascii="Arial" w:cs="Arial" w:eastAsia="Arial" w:hAnsi="Arial"/>
           <w:b/>
           <w:bCs/>
           <w:color w:val="2874a6"/>
@@ -128,6 +130,7 @@
     <w:p>
       <w:r>
         <w:rPr>
+          <w:rFonts w:ascii="Arial" w:cs="Arial" w:eastAsia="Arial" w:hAnsi="Arial"/>
           <w:sz w:val="22"/>
           <w:szCs w:val="22"/>
         </w:rPr>
@@ -137,6 +140,7 @@
     <w:p>
       <w:r>
         <w:rPr>
+          <w:rFonts w:ascii="Arial" w:cs="Arial" w:eastAsia="Arial" w:hAnsi="Arial"/>
           <w:sz w:val="22"/>
           <w:szCs w:val="22"/>
         </w:rPr>
@@ -146,6 +150,7 @@
     <w:p>
       <w:r>
         <w:rPr>
+          <w:rFonts w:ascii="Arial" w:cs="Arial" w:eastAsia="Arial" w:hAnsi="Arial"/>
           <w:sz w:val="22"/>
           <w:szCs w:val="22"/>
         </w:rPr>
@@ -155,6 +160,7 @@
     <w:p>
       <w:r>
         <w:rPr>
+          <w:rFonts w:ascii="Arial" w:cs="Arial" w:eastAsia="Arial" w:hAnsi="Arial"/>
           <w:sz w:val="22"/>
           <w:szCs w:val="22"/>
         </w:rPr>
@@ -164,6 +170,7 @@
     <w:p>
       <w:r>
         <w:rPr>
+          <w:rFonts w:ascii="Arial" w:cs="Arial" w:eastAsia="Arial" w:hAnsi="Arial"/>
           <w:sz w:val="22"/>
           <w:szCs w:val="22"/>
         </w:rPr>
@@ -173,6 +180,7 @@
     <w:p>
       <w:r>
         <w:rPr>
+          <w:rFonts w:ascii="Arial" w:cs="Arial" w:eastAsia="Arial" w:hAnsi="Arial"/>
           <w:sz w:val="22"/>
           <w:szCs w:val="22"/>
         </w:rPr>
@@ -182,6 +190,7 @@
     <w:p>
       <w:r>
         <w:rPr>
+          <w:rFonts w:ascii="Arial" w:cs="Arial" w:eastAsia="Arial" w:hAnsi="Arial"/>
           <w:sz w:val="22"/>
           <w:szCs w:val="22"/>
         </w:rPr>
@@ -191,6 +200,7 @@
     <w:p>
       <w:r>
         <w:rPr>
+          <w:rFonts w:ascii="Arial" w:cs="Arial" w:eastAsia="Arial" w:hAnsi="Arial"/>
           <w:sz w:val="22"/>
           <w:szCs w:val="22"/>
         </w:rPr>
@@ -200,6 +210,7 @@
     <w:p>
       <w:r>
         <w:rPr>
+          <w:rFonts w:ascii="Arial" w:cs="Arial" w:eastAsia="Arial" w:hAnsi="Arial"/>
           <w:sz w:val="22"/>
           <w:szCs w:val="22"/>
         </w:rPr>
@@ -209,6 +220,7 @@
     <w:p>
       <w:r>
         <w:rPr>
+          <w:rFonts w:ascii="Arial" w:cs="Arial" w:eastAsia="Arial" w:hAnsi="Arial"/>
           <w:sz w:val="22"/>
           <w:szCs w:val="22"/>
         </w:rPr>
@@ -218,6 +230,7 @@
     <w:p>
       <w:r>
         <w:rPr>
+          <w:rFonts w:ascii="Arial" w:cs="Arial" w:eastAsia="Arial" w:hAnsi="Arial"/>
           <w:sz w:val="22"/>
           <w:szCs w:val="22"/>
         </w:rPr>
@@ -227,6 +240,7 @@
     <w:p>
       <w:r>
         <w:rPr>
+          <w:rFonts w:ascii="Arial" w:cs="Arial" w:eastAsia="Arial" w:hAnsi="Arial"/>
           <w:sz w:val="22"/>
           <w:szCs w:val="22"/>
         </w:rPr>
@@ -236,6 +250,7 @@
     <w:p>
       <w:r>
         <w:rPr>
+          <w:rFonts w:ascii="Arial" w:cs="Arial" w:eastAsia="Arial" w:hAnsi="Arial"/>
           <w:sz w:val="22"/>
           <w:szCs w:val="22"/>
         </w:rPr>
@@ -245,6 +260,7 @@
     <w:p>
       <w:r>
         <w:rPr>
+          <w:rFonts w:ascii="Arial" w:cs="Arial" w:eastAsia="Arial" w:hAnsi="Arial"/>
           <w:sz w:val="22"/>
           <w:szCs w:val="22"/>
         </w:rPr>
@@ -254,6 +270,7 @@
     <w:p>
       <w:r>
         <w:rPr>
+          <w:rFonts w:ascii="Arial" w:cs="Arial" w:eastAsia="Arial" w:hAnsi="Arial"/>
           <w:sz w:val="22"/>
           <w:szCs w:val="22"/>
         </w:rPr>
@@ -263,6 +280,7 @@
     <w:p>
       <w:r>
         <w:rPr>
+          <w:rFonts w:ascii="Arial" w:cs="Arial" w:eastAsia="Arial" w:hAnsi="Arial"/>
           <w:sz w:val="22"/>
           <w:szCs w:val="22"/>
         </w:rPr>
@@ -272,6 +290,7 @@
     <w:p>
       <w:r>
         <w:rPr>
+          <w:rFonts w:ascii="Arial" w:cs="Arial" w:eastAsia="Arial" w:hAnsi="Arial"/>
           <w:sz w:val="22"/>
           <w:szCs w:val="22"/>
         </w:rPr>
@@ -281,6 +300,7 @@
     <w:p>
       <w:r>
         <w:rPr>
+          <w:rFonts w:ascii="Arial" w:cs="Arial" w:eastAsia="Arial" w:hAnsi="Arial"/>
           <w:sz w:val="22"/>
           <w:szCs w:val="22"/>
         </w:rPr>
@@ -290,6 +310,7 @@
     <w:p>
       <w:r>
         <w:rPr>
+          <w:rFonts w:ascii="Arial" w:cs="Arial" w:eastAsia="Arial" w:hAnsi="Arial"/>
           <w:sz w:val="22"/>
           <w:szCs w:val="22"/>
         </w:rPr>
@@ -299,6 +320,7 @@
     <w:p>
       <w:r>
         <w:rPr>
+          <w:rFonts w:ascii="Arial" w:cs="Arial" w:eastAsia="Arial" w:hAnsi="Arial"/>
           <w:sz w:val="22"/>
           <w:szCs w:val="22"/>
         </w:rPr>
@@ -308,6 +330,7 @@
     <w:p>
       <w:r>
         <w:rPr>
+          <w:rFonts w:ascii="Arial" w:cs="Arial" w:eastAsia="Arial" w:hAnsi="Arial"/>
           <w:sz w:val="22"/>
           <w:szCs w:val="22"/>
         </w:rPr>
@@ -317,6 +340,7 @@
     <w:p>
       <w:r>
         <w:rPr>
+          <w:rFonts w:ascii="Arial" w:cs="Arial" w:eastAsia="Arial" w:hAnsi="Arial"/>
           <w:sz w:val="22"/>
           <w:szCs w:val="22"/>
         </w:rPr>
@@ -326,6 +350,7 @@
     <w:p>
       <w:r>
         <w:rPr>
+          <w:rFonts w:ascii="Arial" w:cs="Arial" w:eastAsia="Arial" w:hAnsi="Arial"/>
           <w:sz w:val="22"/>
           <w:szCs w:val="22"/>
         </w:rPr>
@@ -335,6 +360,7 @@
     <w:p>
       <w:r>
         <w:rPr>
+          <w:rFonts w:ascii="Arial" w:cs="Arial" w:eastAsia="Arial" w:hAnsi="Arial"/>
           <w:sz w:val="22"/>
           <w:szCs w:val="22"/>
         </w:rPr>
@@ -344,6 +370,7 @@
     <w:p>
       <w:r>
         <w:rPr>
+          <w:rFonts w:ascii="Arial" w:cs="Arial" w:eastAsia="Arial" w:hAnsi="Arial"/>
           <w:sz w:val="22"/>
           <w:szCs w:val="22"/>
         </w:rPr>
@@ -353,6 +380,7 @@
     <w:p>
       <w:r>
         <w:rPr>
+          <w:rFonts w:ascii="Arial" w:cs="Arial" w:eastAsia="Arial" w:hAnsi="Arial"/>
           <w:sz w:val="22"/>
           <w:szCs w:val="22"/>
         </w:rPr>
@@ -362,6 +390,7 @@
     <w:p>
       <w:r>
         <w:rPr>
+          <w:rFonts w:ascii="Arial" w:cs="Arial" w:eastAsia="Arial" w:hAnsi="Arial"/>
           <w:sz w:val="22"/>
           <w:szCs w:val="22"/>
         </w:rPr>
@@ -371,6 +400,7 @@
     <w:p>
       <w:r>
         <w:rPr>
+          <w:rFonts w:ascii="Arial" w:cs="Arial" w:eastAsia="Arial" w:hAnsi="Arial"/>
           <w:sz w:val="22"/>
           <w:szCs w:val="22"/>
         </w:rPr>
@@ -380,6 +410,7 @@
     <w:p>
       <w:r>
         <w:rPr>
+          <w:rFonts w:ascii="Arial" w:cs="Arial" w:eastAsia="Arial" w:hAnsi="Arial"/>
           <w:sz w:val="22"/>
           <w:szCs w:val="22"/>
         </w:rPr>
@@ -389,6 +420,7 @@
     <w:p>
       <w:r>
         <w:rPr>
+          <w:rFonts w:ascii="Arial" w:cs="Arial" w:eastAsia="Arial" w:hAnsi="Arial"/>
           <w:sz w:val="22"/>
           <w:szCs w:val="22"/>
         </w:rPr>
@@ -398,6 +430,7 @@
     <w:p>
       <w:r>
         <w:rPr>
+          <w:rFonts w:ascii="Arial" w:cs="Arial" w:eastAsia="Arial" w:hAnsi="Arial"/>
           <w:sz w:val="22"/>
           <w:szCs w:val="22"/>
         </w:rPr>
@@ -407,6 +440,7 @@
     <w:p>
       <w:r>
         <w:rPr>
+          <w:rFonts w:ascii="Arial" w:cs="Arial" w:eastAsia="Arial" w:hAnsi="Arial"/>
           <w:sz w:val="22"/>
           <w:szCs w:val="22"/>
         </w:rPr>
@@ -424,6 +458,7 @@
       </w:pPr>
       <w:r>
         <w:rPr>
+          <w:rFonts w:ascii="Arial" w:cs="Arial" w:eastAsia="Arial" w:hAnsi="Arial"/>
           <w:b/>
           <w:bCs/>
           <w:color w:val="2874a6"/>
@@ -440,6 +475,7 @@
       </w:pPr>
       <w:r>
         <w:rPr>
+          <w:rFonts w:ascii="Arial" w:cs="Arial" w:eastAsia="Arial" w:hAnsi="Arial"/>
           <w:b/>
           <w:bCs/>
           <w:color w:val="2e86ab"/>
@@ -453,6 +489,7 @@
     <w:p>
       <w:r>
         <w:rPr>
+          <w:rFonts w:ascii="Arial" w:cs="Arial" w:eastAsia="Arial" w:hAnsi="Arial"/>
           <w:sz w:val="22"/>
           <w:szCs w:val="22"/>
         </w:rPr>
@@ -463,6 +500,7 @@
     <w:p>
       <w:r>
         <w:rPr>
+          <w:rFonts w:ascii="Arial" w:cs="Arial" w:eastAsia="Arial" w:hAnsi="Arial"/>
           <w:sz w:val="22"/>
           <w:szCs w:val="22"/>
         </w:rPr>
@@ -476,6 +514,7 @@
       </w:pPr>
       <w:r>
         <w:rPr>
+          <w:rFonts w:ascii="Arial" w:cs="Arial" w:eastAsia="Arial" w:hAnsi="Arial"/>
           <w:b/>
           <w:bCs/>
           <w:color w:val="2e86ab"/>
@@ -489,6 +528,7 @@
     <w:p>
       <w:r>
         <w:rPr>
+          <w:rFonts w:ascii="Arial" w:cs="Arial" w:eastAsia="Arial" w:hAnsi="Arial"/>
           <w:sz w:val="22"/>
           <w:szCs w:val="22"/>
         </w:rPr>
@@ -499,6 +539,7 @@
     <w:p>
       <w:r>
         <w:rPr>
+          <w:rFonts w:ascii="Arial" w:cs="Arial" w:eastAsia="Arial" w:hAnsi="Arial"/>
           <w:sz w:val="22"/>
           <w:szCs w:val="22"/>
         </w:rPr>
@@ -509,6 +550,7 @@
     <w:p>
       <w:r>
         <w:rPr>
+          <w:rFonts w:ascii="Arial" w:cs="Arial" w:eastAsia="Arial" w:hAnsi="Arial"/>
           <w:sz w:val="22"/>
           <w:szCs w:val="22"/>
         </w:rPr>
@@ -519,6 +561,7 @@
     <w:p>
       <w:r>
         <w:rPr>
+          <w:rFonts w:ascii="Arial" w:cs="Arial" w:eastAsia="Arial" w:hAnsi="Arial"/>
           <w:sz w:val="22"/>
           <w:szCs w:val="22"/>
         </w:rPr>
@@ -529,6 +572,7 @@
     <w:p>
       <w:r>
         <w:rPr>
+          <w:rFonts w:ascii="Arial" w:cs="Arial" w:eastAsia="Arial" w:hAnsi="Arial"/>
           <w:sz w:val="22"/>
           <w:szCs w:val="22"/>
         </w:rPr>
@@ -539,6 +583,7 @@
     <w:p>
       <w:r>
         <w:rPr>
+          <w:rFonts w:ascii="Arial" w:cs="Arial" w:eastAsia="Arial" w:hAnsi="Arial"/>
           <w:sz w:val="22"/>
           <w:szCs w:val="22"/>
         </w:rPr>
@@ -552,6 +597,7 @@
       </w:pPr>
       <w:r>
         <w:rPr>
+          <w:rFonts w:ascii="Arial" w:cs="Arial" w:eastAsia="Arial" w:hAnsi="Arial"/>
           <w:b/>
           <w:bCs/>
           <w:color w:val="2e86ab"/>
@@ -565,6 +611,7 @@
     <w:p>
       <w:r>
         <w:rPr>
+          <w:rFonts w:ascii="Arial" w:cs="Arial" w:eastAsia="Arial" w:hAnsi="Arial"/>
           <w:sz w:val="22"/>
           <w:szCs w:val="22"/>
         </w:rPr>
@@ -575,6 +622,7 @@
     <w:p>
       <w:r>
         <w:rPr>
+          <w:rFonts w:ascii="Arial" w:cs="Arial" w:eastAsia="Arial" w:hAnsi="Arial"/>
           <w:sz w:val="22"/>
           <w:szCs w:val="22"/>
         </w:rPr>
@@ -584,6 +632,7 @@
     <w:p>
       <w:r>
         <w:rPr>
+          <w:rFonts w:ascii="Arial" w:cs="Arial" w:eastAsia="Arial" w:hAnsi="Arial"/>
           <w:sz w:val="22"/>
           <w:szCs w:val="22"/>
         </w:rPr>
@@ -593,6 +642,7 @@
     <w:p>
       <w:r>
         <w:rPr>
+          <w:rFonts w:ascii="Arial" w:cs="Arial" w:eastAsia="Arial" w:hAnsi="Arial"/>
           <w:sz w:val="22"/>
           <w:szCs w:val="22"/>
         </w:rPr>
@@ -602,6 +652,7 @@
     <w:p>
       <w:r>
         <w:rPr>
+          <w:rFonts w:ascii="Arial" w:cs="Arial" w:eastAsia="Arial" w:hAnsi="Arial"/>
           <w:sz w:val="22"/>
           <w:szCs w:val="22"/>
         </w:rPr>
@@ -611,6 +662,7 @@
     <w:p>
       <w:r>
         <w:rPr>
+          <w:rFonts w:ascii="Arial" w:cs="Arial" w:eastAsia="Arial" w:hAnsi="Arial"/>
           <w:sz w:val="22"/>
           <w:szCs w:val="22"/>
         </w:rPr>
@@ -620,6 +672,7 @@
     <w:p>
       <w:r>
         <w:rPr>
+          <w:rFonts w:ascii="Arial" w:cs="Arial" w:eastAsia="Arial" w:hAnsi="Arial"/>
           <w:sz w:val="22"/>
           <w:szCs w:val="22"/>
         </w:rPr>
@@ -629,6 +682,7 @@
     <w:p>
       <w:r>
         <w:rPr>
+          <w:rFonts w:ascii="Arial" w:cs="Arial" w:eastAsia="Arial" w:hAnsi="Arial"/>
           <w:sz w:val="22"/>
           <w:szCs w:val="22"/>
         </w:rPr>
@@ -638,6 +692,7 @@
     <w:p>
       <w:r>
         <w:rPr>
+          <w:rFonts w:ascii="Arial" w:cs="Arial" w:eastAsia="Arial" w:hAnsi="Arial"/>
           <w:sz w:val="22"/>
           <w:szCs w:val="22"/>
         </w:rPr>
@@ -647,6 +702,7 @@
     <w:p>
       <w:r>
         <w:rPr>
+          <w:rFonts w:ascii="Arial" w:cs="Arial" w:eastAsia="Arial" w:hAnsi="Arial"/>
           <w:sz w:val="22"/>
           <w:szCs w:val="22"/>
         </w:rPr>
@@ -664,6 +720,7 @@
       </w:pPr>
       <w:r>
         <w:rPr>
+          <w:rFonts w:ascii="Arial" w:cs="Arial" w:eastAsia="Arial" w:hAnsi="Arial"/>
           <w:b/>
           <w:bCs/>
           <w:color w:val="2874a6"/>
@@ -677,6 +734,7 @@
     <w:p>
       <w:r>
         <w:rPr>
+          <w:rFonts w:ascii="Arial" w:cs="Arial" w:eastAsia="Arial" w:hAnsi="Arial"/>
           <w:sz w:val="22"/>
           <w:szCs w:val="22"/>
         </w:rPr>
@@ -712,6 +770,7 @@
             </w:pPr>
             <w:r>
               <w:rPr>
+                <w:rFonts w:ascii="Arial" w:cs="Arial" w:eastAsia="Arial" w:hAnsi="Arial"/>
                 <w:b/>
                 <w:bCs/>
                 <w:sz w:val="20"/>
@@ -731,6 +790,7 @@
             </w:pPr>
             <w:r>
               <w:rPr>
+                <w:rFonts w:ascii="Arial" w:cs="Arial" w:eastAsia="Arial" w:hAnsi="Arial"/>
                 <w:b/>
                 <w:bCs/>
                 <w:sz w:val="20"/>
@@ -750,6 +810,7 @@
             </w:pPr>
             <w:r>
               <w:rPr>
+                <w:rFonts w:ascii="Arial" w:cs="Arial" w:eastAsia="Arial" w:hAnsi="Arial"/>
                 <w:b/>
                 <w:bCs/>
                 <w:sz w:val="20"/>
@@ -768,6 +829,7 @@
             </w:pPr>
             <w:r>
               <w:rPr>
+                <w:rFonts w:ascii="Arial" w:cs="Arial" w:eastAsia="Arial" w:hAnsi="Arial"/>
                 <w:b w:val="false"/>
                 <w:bCs w:val="false"/>
                 <w:sz w:val="20"/>
@@ -784,6 +846,7 @@
             </w:pPr>
             <w:r>
               <w:rPr>
+                <w:rFonts w:ascii="Arial" w:cs="Arial" w:eastAsia="Arial" w:hAnsi="Arial"/>
                 <w:b w:val="false"/>
                 <w:bCs w:val="false"/>
                 <w:sz w:val="20"/>
@@ -800,6 +863,7 @@
             </w:pPr>
             <w:r>
               <w:rPr>
+                <w:rFonts w:ascii="Arial" w:cs="Arial" w:eastAsia="Arial" w:hAnsi="Arial"/>
                 <w:b w:val="false"/>
                 <w:bCs w:val="false"/>
                 <w:sz w:val="20"/>
@@ -818,6 +882,7 @@
             </w:pPr>
             <w:r>
               <w:rPr>
+                <w:rFonts w:ascii="Arial" w:cs="Arial" w:eastAsia="Arial" w:hAnsi="Arial"/>
                 <w:b w:val="false"/>
                 <w:bCs w:val="false"/>
                 <w:sz w:val="20"/>
@@ -834,6 +899,7 @@
             </w:pPr>
             <w:r>
               <w:rPr>
+                <w:rFonts w:ascii="Arial" w:cs="Arial" w:eastAsia="Arial" w:hAnsi="Arial"/>
                 <w:b w:val="false"/>
                 <w:bCs w:val="false"/>
                 <w:sz w:val="20"/>
@@ -850,6 +916,7 @@
             </w:pPr>
             <w:r>
               <w:rPr>
+                <w:rFonts w:ascii="Arial" w:cs="Arial" w:eastAsia="Arial" w:hAnsi="Arial"/>
                 <w:b w:val="false"/>
                 <w:bCs w:val="false"/>
                 <w:sz w:val="20"/>
@@ -868,6 +935,7 @@
             </w:pPr>
             <w:r>
               <w:rPr>
+                <w:rFonts w:ascii="Arial" w:cs="Arial" w:eastAsia="Arial" w:hAnsi="Arial"/>
                 <w:b w:val="false"/>
                 <w:bCs w:val="false"/>
                 <w:sz w:val="20"/>
@@ -884,6 +952,7 @@
             </w:pPr>
             <w:r>
               <w:rPr>
+                <w:rFonts w:ascii="Arial" w:cs="Arial" w:eastAsia="Arial" w:hAnsi="Arial"/>
                 <w:b w:val="false"/>
                 <w:bCs w:val="false"/>
                 <w:sz w:val="20"/>
@@ -900,6 +969,7 @@
             </w:pPr>
             <w:r>
               <w:rPr>
+                <w:rFonts w:ascii="Arial" w:cs="Arial" w:eastAsia="Arial" w:hAnsi="Arial"/>
                 <w:b w:val="false"/>
                 <w:bCs w:val="false"/>
                 <w:sz w:val="20"/>
@@ -918,6 +988,7 @@
             </w:pPr>
             <w:r>
               <w:rPr>
+                <w:rFonts w:ascii="Arial" w:cs="Arial" w:eastAsia="Arial" w:hAnsi="Arial"/>
                 <w:b w:val="false"/>
                 <w:bCs w:val="false"/>
                 <w:sz w:val="20"/>
@@ -934,6 +1005,7 @@
             </w:pPr>
             <w:r>
               <w:rPr>
+                <w:rFonts w:ascii="Arial" w:cs="Arial" w:eastAsia="Arial" w:hAnsi="Arial"/>
                 <w:b w:val="false"/>
                 <w:bCs w:val="false"/>
                 <w:sz w:val="20"/>
@@ -950,6 +1022,7 @@
             </w:pPr>
             <w:r>
               <w:rPr>
+                <w:rFonts w:ascii="Arial" w:cs="Arial" w:eastAsia="Arial" w:hAnsi="Arial"/>
                 <w:b w:val="false"/>
                 <w:bCs w:val="false"/>
                 <w:sz w:val="20"/>
@@ -968,6 +1041,7 @@
             </w:pPr>
             <w:r>
               <w:rPr>
+                <w:rFonts w:ascii="Arial" w:cs="Arial" w:eastAsia="Arial" w:hAnsi="Arial"/>
                 <w:b w:val="false"/>
                 <w:bCs w:val="false"/>
                 <w:sz w:val="20"/>
@@ -984,6 +1058,7 @@
             </w:pPr>
             <w:r>
               <w:rPr>
+                <w:rFonts w:ascii="Arial" w:cs="Arial" w:eastAsia="Arial" w:hAnsi="Arial"/>
                 <w:b w:val="false"/>
                 <w:bCs w:val="false"/>
                 <w:sz w:val="20"/>
@@ -1000,6 +1075,7 @@
             </w:pPr>
             <w:r>
               <w:rPr>
+                <w:rFonts w:ascii="Arial" w:cs="Arial" w:eastAsia="Arial" w:hAnsi="Arial"/>
                 <w:b w:val="false"/>
                 <w:bCs w:val="false"/>
                 <w:sz w:val="20"/>
@@ -1018,6 +1094,7 @@
             </w:pPr>
             <w:r>
               <w:rPr>
+                <w:rFonts w:ascii="Arial" w:cs="Arial" w:eastAsia="Arial" w:hAnsi="Arial"/>
                 <w:b w:val="false"/>
                 <w:bCs w:val="false"/>
                 <w:sz w:val="20"/>
@@ -1034,6 +1111,7 @@
             </w:pPr>
             <w:r>
               <w:rPr>
+                <w:rFonts w:ascii="Arial" w:cs="Arial" w:eastAsia="Arial" w:hAnsi="Arial"/>
                 <w:b w:val="false"/>
                 <w:bCs w:val="false"/>
                 <w:sz w:val="20"/>
@@ -1050,6 +1128,7 @@
             </w:pPr>
             <w:r>
               <w:rPr>
+                <w:rFonts w:ascii="Arial" w:cs="Arial" w:eastAsia="Arial" w:hAnsi="Arial"/>
                 <w:b w:val="false"/>
                 <w:bCs w:val="false"/>
                 <w:sz w:val="20"/>
@@ -1068,6 +1147,7 @@
             </w:pPr>
             <w:r>
               <w:rPr>
+                <w:rFonts w:ascii="Arial" w:cs="Arial" w:eastAsia="Arial" w:hAnsi="Arial"/>
                 <w:b w:val="false"/>
                 <w:bCs w:val="false"/>
                 <w:sz w:val="20"/>
@@ -1084,6 +1164,7 @@
             </w:pPr>
             <w:r>
               <w:rPr>
+                <w:rFonts w:ascii="Arial" w:cs="Arial" w:eastAsia="Arial" w:hAnsi="Arial"/>
                 <w:b w:val="false"/>
                 <w:bCs w:val="false"/>
                 <w:sz w:val="20"/>
@@ -1100,6 +1181,7 @@
             </w:pPr>
             <w:r>
               <w:rPr>
+                <w:rFonts w:ascii="Arial" w:cs="Arial" w:eastAsia="Arial" w:hAnsi="Arial"/>
                 <w:b w:val="false"/>
                 <w:bCs w:val="false"/>
                 <w:sz w:val="20"/>
@@ -1115,6 +1197,7 @@
     <w:p>
       <w:r>
         <w:rPr>
+          <w:rFonts w:ascii="Arial" w:cs="Arial" w:eastAsia="Arial" w:hAnsi="Arial"/>
           <w:i/>
           <w:iCs/>
           <w:sz w:val="22"/>
@@ -1134,6 +1217,7 @@
       </w:pPr>
       <w:r>
         <w:rPr>
+          <w:rFonts w:ascii="Arial" w:cs="Arial" w:eastAsia="Arial" w:hAnsi="Arial"/>
           <w:b/>
           <w:bCs/>
           <w:color w:val="2874a6"/>
@@ -1150,6 +1234,7 @@
       </w:pPr>
       <w:r>
         <w:rPr>
+          <w:rFonts w:ascii="Arial" w:cs="Arial" w:eastAsia="Arial" w:hAnsi="Arial"/>
           <w:b/>
           <w:bCs/>
           <w:color w:val="2e86ab"/>
@@ -1163,6 +1248,7 @@
     <w:p>
       <w:r>
         <w:rPr>
+          <w:rFonts w:ascii="Arial" w:cs="Arial" w:eastAsia="Arial" w:hAnsi="Arial"/>
           <w:sz w:val="22"/>
           <w:szCs w:val="22"/>
         </w:rPr>
@@ -1173,6 +1259,7 @@
     <w:p>
       <w:r>
         <w:rPr>
+          <w:rFonts w:ascii="Arial" w:cs="Arial" w:eastAsia="Arial" w:hAnsi="Arial"/>
           <w:b/>
           <w:bCs/>
           <w:sz w:val="22"/>
@@ -1184,6 +1271,7 @@
     <w:p>
       <w:r>
         <w:rPr>
+          <w:rFonts w:ascii="Arial" w:cs="Arial" w:eastAsia="Arial" w:hAnsi="Arial"/>
           <w:sz w:val="22"/>
           <w:szCs w:val="22"/>
         </w:rPr>
@@ -1194,6 +1282,7 @@
     <w:p>
       <w:r>
         <w:rPr>
+          <w:rFonts w:ascii="Arial" w:cs="Arial" w:eastAsia="Arial" w:hAnsi="Arial"/>
           <w:b/>
           <w:bCs/>
           <w:sz w:val="22"/>
@@ -1205,6 +1294,7 @@
     <w:p>
       <w:r>
         <w:rPr>
+          <w:rFonts w:ascii="Arial" w:cs="Arial" w:eastAsia="Arial" w:hAnsi="Arial"/>
           <w:sz w:val="22"/>
           <w:szCs w:val="22"/>
         </w:rPr>
@@ -1215,6 +1305,7 @@
     <w:p>
       <w:r>
         <w:rPr>
+          <w:rFonts w:ascii="Arial" w:cs="Arial" w:eastAsia="Arial" w:hAnsi="Arial"/>
           <w:b/>
           <w:bCs/>
           <w:sz w:val="22"/>
@@ -1226,6 +1317,7 @@
     <w:p>
       <w:r>
         <w:rPr>
+          <w:rFonts w:ascii="Arial" w:cs="Arial" w:eastAsia="Arial" w:hAnsi="Arial"/>
           <w:sz w:val="22"/>
           <w:szCs w:val="22"/>
         </w:rPr>
@@ -1236,6 +1328,7 @@
     <w:p>
       <w:r>
         <w:rPr>
+          <w:rFonts w:ascii="Arial" w:cs="Arial" w:eastAsia="Arial" w:hAnsi="Arial"/>
           <w:b/>
           <w:bCs/>
           <w:sz w:val="22"/>
@@ -1247,6 +1340,7 @@
     <w:p>
       <w:r>
         <w:rPr>
+          <w:rFonts w:ascii="Arial" w:cs="Arial" w:eastAsia="Arial" w:hAnsi="Arial"/>
           <w:sz w:val="22"/>
           <w:szCs w:val="22"/>
         </w:rPr>
@@ -1257,6 +1351,7 @@
     <w:p>
       <w:r>
         <w:rPr>
+          <w:rFonts w:ascii="Arial" w:cs="Arial" w:eastAsia="Arial" w:hAnsi="Arial"/>
           <w:b/>
           <w:bCs/>
           <w:sz w:val="22"/>
@@ -1268,6 +1363,7 @@
     <w:p>
       <w:r>
         <w:rPr>
+          <w:rFonts w:ascii="Arial" w:cs="Arial" w:eastAsia="Arial" w:hAnsi="Arial"/>
           <w:sz w:val="22"/>
           <w:szCs w:val="22"/>
         </w:rPr>
@@ -1278,6 +1374,7 @@
     <w:p>
       <w:r>
         <w:rPr>
+          <w:rFonts w:ascii="Arial" w:cs="Arial" w:eastAsia="Arial" w:hAnsi="Arial"/>
           <w:b/>
           <w:bCs/>
           <w:sz w:val="22"/>
@@ -1289,6 +1386,7 @@
     <w:p>
       <w:r>
         <w:rPr>
+          <w:rFonts w:ascii="Arial" w:cs="Arial" w:eastAsia="Arial" w:hAnsi="Arial"/>
           <w:sz w:val="22"/>
           <w:szCs w:val="22"/>
         </w:rPr>
@@ -1302,6 +1400,7 @@
       </w:pPr>
       <w:r>
         <w:rPr>
+          <w:rFonts w:ascii="Arial" w:cs="Arial" w:eastAsia="Arial" w:hAnsi="Arial"/>
           <w:b/>
           <w:bCs/>
           <w:color w:val="2e86ab"/>
@@ -1315,6 +1414,7 @@
     <w:p>
       <w:r>
         <w:rPr>
+          <w:rFonts w:ascii="Arial" w:cs="Arial" w:eastAsia="Arial" w:hAnsi="Arial"/>
           <w:sz w:val="22"/>
           <w:szCs w:val="22"/>
         </w:rPr>
@@ -1350,6 +1450,7 @@
             </w:pPr>
             <w:r>
               <w:rPr>
+                <w:rFonts w:ascii="Arial" w:cs="Arial" w:eastAsia="Arial" w:hAnsi="Arial"/>
                 <w:b/>
                 <w:bCs/>
                 <w:sz w:val="20"/>
@@ -1369,6 +1470,7 @@
             </w:pPr>
             <w:r>
               <w:rPr>
+                <w:rFonts w:ascii="Arial" w:cs="Arial" w:eastAsia="Arial" w:hAnsi="Arial"/>
                 <w:b/>
                 <w:bCs/>
                 <w:sz w:val="20"/>
@@ -1388,6 +1490,7 @@
             </w:pPr>
             <w:r>
               <w:rPr>
+                <w:rFonts w:ascii="Arial" w:cs="Arial" w:eastAsia="Arial" w:hAnsi="Arial"/>
                 <w:b/>
                 <w:bCs/>
                 <w:sz w:val="20"/>
@@ -1406,6 +1509,7 @@
             </w:pPr>
             <w:r>
               <w:rPr>
+                <w:rFonts w:ascii="Arial" w:cs="Arial" w:eastAsia="Arial" w:hAnsi="Arial"/>
                 <w:b w:val="false"/>
                 <w:bCs w:val="false"/>
                 <w:sz w:val="20"/>
@@ -1422,6 +1526,7 @@
             </w:pPr>
             <w:r>
               <w:rPr>
+                <w:rFonts w:ascii="Arial" w:cs="Arial" w:eastAsia="Arial" w:hAnsi="Arial"/>
                 <w:b w:val="false"/>
                 <w:bCs w:val="false"/>
                 <w:sz w:val="20"/>
@@ -1438,6 +1543,7 @@
             </w:pPr>
             <w:r>
               <w:rPr>
+                <w:rFonts w:ascii="Arial" w:cs="Arial" w:eastAsia="Arial" w:hAnsi="Arial"/>
                 <w:b w:val="false"/>
                 <w:bCs w:val="false"/>
                 <w:sz w:val="20"/>
@@ -1456,6 +1562,7 @@
             </w:pPr>
             <w:r>
               <w:rPr>
+                <w:rFonts w:ascii="Arial" w:cs="Arial" w:eastAsia="Arial" w:hAnsi="Arial"/>
                 <w:b w:val="false"/>
                 <w:bCs w:val="false"/>
                 <w:sz w:val="20"/>
@@ -1472,6 +1579,7 @@
             </w:pPr>
             <w:r>
               <w:rPr>
+                <w:rFonts w:ascii="Arial" w:cs="Arial" w:eastAsia="Arial" w:hAnsi="Arial"/>
                 <w:b w:val="false"/>
                 <w:bCs w:val="false"/>
                 <w:sz w:val="20"/>
@@ -1488,6 +1596,7 @@
             </w:pPr>
             <w:r>
               <w:rPr>
+                <w:rFonts w:ascii="Arial" w:cs="Arial" w:eastAsia="Arial" w:hAnsi="Arial"/>
                 <w:b w:val="false"/>
                 <w:bCs w:val="false"/>
                 <w:sz w:val="20"/>
@@ -1506,6 +1615,7 @@
             </w:pPr>
             <w:r>
               <w:rPr>
+                <w:rFonts w:ascii="Arial" w:cs="Arial" w:eastAsia="Arial" w:hAnsi="Arial"/>
                 <w:b w:val="false"/>
                 <w:bCs w:val="false"/>
                 <w:sz w:val="20"/>
@@ -1522,6 +1632,7 @@
             </w:pPr>
             <w:r>
               <w:rPr>
+                <w:rFonts w:ascii="Arial" w:cs="Arial" w:eastAsia="Arial" w:hAnsi="Arial"/>
                 <w:b w:val="false"/>
                 <w:bCs w:val="false"/>
                 <w:sz w:val="20"/>
@@ -1538,6 +1649,7 @@
             </w:pPr>
             <w:r>
               <w:rPr>
+                <w:rFonts w:ascii="Arial" w:cs="Arial" w:eastAsia="Arial" w:hAnsi="Arial"/>
                 <w:b w:val="false"/>
                 <w:bCs w:val="false"/>
                 <w:sz w:val="20"/>
@@ -1556,6 +1668,7 @@
             </w:pPr>
             <w:r>
               <w:rPr>
+                <w:rFonts w:ascii="Arial" w:cs="Arial" w:eastAsia="Arial" w:hAnsi="Arial"/>
                 <w:b w:val="false"/>
                 <w:bCs w:val="false"/>
                 <w:sz w:val="20"/>
@@ -1572,6 +1685,7 @@
             </w:pPr>
             <w:r>
               <w:rPr>
+                <w:rFonts w:ascii="Arial" w:cs="Arial" w:eastAsia="Arial" w:hAnsi="Arial"/>
                 <w:b w:val="false"/>
                 <w:bCs w:val="false"/>
                 <w:sz w:val="20"/>
@@ -1588,6 +1702,7 @@
             </w:pPr>
             <w:r>
               <w:rPr>
+                <w:rFonts w:ascii="Arial" w:cs="Arial" w:eastAsia="Arial" w:hAnsi="Arial"/>
                 <w:b w:val="false"/>
                 <w:bCs w:val="false"/>
                 <w:sz w:val="20"/>
@@ -1606,6 +1721,7 @@
             </w:pPr>
             <w:r>
               <w:rPr>
+                <w:rFonts w:ascii="Arial" w:cs="Arial" w:eastAsia="Arial" w:hAnsi="Arial"/>
                 <w:b w:val="false"/>
                 <w:bCs w:val="false"/>
                 <w:sz w:val="20"/>
@@ -1622,6 +1738,7 @@
             </w:pPr>
             <w:r>
               <w:rPr>
+                <w:rFonts w:ascii="Arial" w:cs="Arial" w:eastAsia="Arial" w:hAnsi="Arial"/>
                 <w:b w:val="false"/>
                 <w:bCs w:val="false"/>
                 <w:sz w:val="20"/>
@@ -1638,6 +1755,7 @@
             </w:pPr>
             <w:r>
               <w:rPr>
+                <w:rFonts w:ascii="Arial" w:cs="Arial" w:eastAsia="Arial" w:hAnsi="Arial"/>
                 <w:b w:val="false"/>
                 <w:bCs w:val="false"/>
                 <w:sz w:val="20"/>
@@ -1656,6 +1774,7 @@
             </w:pPr>
             <w:r>
               <w:rPr>
+                <w:rFonts w:ascii="Arial" w:cs="Arial" w:eastAsia="Arial" w:hAnsi="Arial"/>
                 <w:b w:val="false"/>
                 <w:bCs w:val="false"/>
                 <w:sz w:val="20"/>
@@ -1672,6 +1791,7 @@
             </w:pPr>
             <w:r>
               <w:rPr>
+                <w:rFonts w:ascii="Arial" w:cs="Arial" w:eastAsia="Arial" w:hAnsi="Arial"/>
                 <w:b w:val="false"/>
                 <w:bCs w:val="false"/>
                 <w:sz w:val="20"/>
@@ -1688,6 +1808,7 @@
             </w:pPr>
             <w:r>
               <w:rPr>
+                <w:rFonts w:ascii="Arial" w:cs="Arial" w:eastAsia="Arial" w:hAnsi="Arial"/>
                 <w:b w:val="false"/>
                 <w:bCs w:val="false"/>
                 <w:sz w:val="20"/>
@@ -1706,6 +1827,7 @@
             </w:pPr>
             <w:r>
               <w:rPr>
+                <w:rFonts w:ascii="Arial" w:cs="Arial" w:eastAsia="Arial" w:hAnsi="Arial"/>
                 <w:b w:val="false"/>
                 <w:bCs w:val="false"/>
                 <w:sz w:val="20"/>
@@ -1722,6 +1844,7 @@
             </w:pPr>
             <w:r>
               <w:rPr>
+                <w:rFonts w:ascii="Arial" w:cs="Arial" w:eastAsia="Arial" w:hAnsi="Arial"/>
                 <w:b w:val="false"/>
                 <w:bCs w:val="false"/>
                 <w:sz w:val="20"/>
@@ -1738,6 +1861,7 @@
             </w:pPr>
             <w:r>
               <w:rPr>
+                <w:rFonts w:ascii="Arial" w:cs="Arial" w:eastAsia="Arial" w:hAnsi="Arial"/>
                 <w:b w:val="false"/>
                 <w:bCs w:val="false"/>
                 <w:sz w:val="20"/>
@@ -1756,6 +1880,7 @@
             </w:pPr>
             <w:r>
               <w:rPr>
+                <w:rFonts w:ascii="Arial" w:cs="Arial" w:eastAsia="Arial" w:hAnsi="Arial"/>
                 <w:b w:val="false"/>
                 <w:bCs w:val="false"/>
                 <w:sz w:val="20"/>
@@ -1772,6 +1897,7 @@
             </w:pPr>
             <w:r>
               <w:rPr>
+                <w:rFonts w:ascii="Arial" w:cs="Arial" w:eastAsia="Arial" w:hAnsi="Arial"/>
                 <w:b w:val="false"/>
                 <w:bCs w:val="false"/>
                 <w:sz w:val="20"/>
@@ -1788,6 +1914,7 @@
             </w:pPr>
             <w:r>
               <w:rPr>
+                <w:rFonts w:ascii="Arial" w:cs="Arial" w:eastAsia="Arial" w:hAnsi="Arial"/>
                 <w:b w:val="false"/>
                 <w:bCs w:val="false"/>
                 <w:sz w:val="20"/>
@@ -1806,6 +1933,7 @@
       </w:pPr>
       <w:r>
         <w:rPr>
+          <w:rFonts w:ascii="Arial" w:cs="Arial" w:eastAsia="Arial" w:hAnsi="Arial"/>
           <w:b/>
           <w:bCs/>
           <w:color w:val="2e86ab"/>
@@ -1819,6 +1947,7 @@
     <w:p>
       <w:r>
         <w:rPr>
+          <w:rFonts w:ascii="Arial" w:cs="Arial" w:eastAsia="Arial" w:hAnsi="Arial"/>
           <w:sz w:val="22"/>
           <w:szCs w:val="22"/>
         </w:rPr>
@@ -1829,6 +1958,7 @@
     <w:p>
       <w:r>
         <w:rPr>
+          <w:rFonts w:ascii="Arial" w:cs="Arial" w:eastAsia="Arial" w:hAnsi="Arial"/>
           <w:sz w:val="22"/>
           <w:szCs w:val="22"/>
         </w:rPr>
@@ -1838,6 +1968,7 @@
     <w:p>
       <w:r>
         <w:rPr>
+          <w:rFonts w:ascii="Arial" w:cs="Arial" w:eastAsia="Arial" w:hAnsi="Arial"/>
           <w:sz w:val="22"/>
           <w:szCs w:val="22"/>
         </w:rPr>
@@ -1847,6 +1978,7 @@
     <w:p>
       <w:r>
         <w:rPr>
+          <w:rFonts w:ascii="Arial" w:cs="Arial" w:eastAsia="Arial" w:hAnsi="Arial"/>
           <w:sz w:val="22"/>
           <w:szCs w:val="22"/>
         </w:rPr>
@@ -1856,6 +1988,7 @@
     <w:p>
       <w:r>
         <w:rPr>
+          <w:rFonts w:ascii="Arial" w:cs="Arial" w:eastAsia="Arial" w:hAnsi="Arial"/>
           <w:sz w:val="22"/>
           <w:szCs w:val="22"/>
         </w:rPr>
@@ -1865,6 +1998,7 @@
     <w:p>
       <w:r>
         <w:rPr>
+          <w:rFonts w:ascii="Arial" w:cs="Arial" w:eastAsia="Arial" w:hAnsi="Arial"/>
           <w:sz w:val="22"/>
           <w:szCs w:val="22"/>
         </w:rPr>
@@ -1882,6 +2016,7 @@
       </w:pPr>
       <w:r>
         <w:rPr>
+          <w:rFonts w:ascii="Arial" w:cs="Arial" w:eastAsia="Arial" w:hAnsi="Arial"/>
           <w:b/>
           <w:bCs/>
           <w:color w:val="2874a6"/>
@@ -1895,6 +2030,7 @@
     <w:p>
       <w:r>
         <w:rPr>
+          <w:rFonts w:ascii="Arial" w:cs="Arial" w:eastAsia="Arial" w:hAnsi="Arial"/>
           <w:sz w:val="22"/>
           <w:szCs w:val="22"/>
         </w:rPr>
@@ -1908,6 +2044,7 @@
       </w:pPr>
       <w:r>
         <w:rPr>
+          <w:rFonts w:ascii="Arial" w:cs="Arial" w:eastAsia="Arial" w:hAnsi="Arial"/>
           <w:b/>
           <w:bCs/>
           <w:color w:val="2e86ab"/>
@@ -1921,6 +2058,7 @@
     <w:p>
       <w:r>
         <w:rPr>
+          <w:rFonts w:ascii="Arial" w:cs="Arial" w:eastAsia="Arial" w:hAnsi="Arial"/>
           <w:b/>
           <w:bCs/>
           <w:color w:val="5dade2"/>
@@ -1934,6 +2072,7 @@
     <w:p>
       <w:r>
         <w:rPr>
+          <w:rFonts w:ascii="Arial" w:cs="Arial" w:eastAsia="Arial" w:hAnsi="Arial"/>
           <w:sz w:val="22"/>
           <w:szCs w:val="22"/>
         </w:rPr>
@@ -1944,6 +2083,7 @@
     <w:p>
       <w:r>
         <w:rPr>
+          <w:rFonts w:ascii="Arial" w:cs="Arial" w:eastAsia="Arial" w:hAnsi="Arial"/>
           <w:b/>
           <w:bCs/>
           <w:sz w:val="22"/>
@@ -1955,6 +2095,7 @@
     <w:p>
       <w:r>
         <w:rPr>
+          <w:rFonts w:ascii="Arial" w:cs="Arial" w:eastAsia="Arial" w:hAnsi="Arial"/>
           <w:sz w:val="22"/>
           <w:szCs w:val="22"/>
         </w:rPr>
@@ -1964,6 +2105,7 @@
     <w:p>
       <w:r>
         <w:rPr>
+          <w:rFonts w:ascii="Arial" w:cs="Arial" w:eastAsia="Arial" w:hAnsi="Arial"/>
           <w:sz w:val="22"/>
           <w:szCs w:val="22"/>
         </w:rPr>
@@ -1973,6 +2115,7 @@
     <w:p>
       <w:r>
         <w:rPr>
+          <w:rFonts w:ascii="Arial" w:cs="Arial" w:eastAsia="Arial" w:hAnsi="Arial"/>
           <w:sz w:val="22"/>
           <w:szCs w:val="22"/>
         </w:rPr>
@@ -1982,6 +2125,7 @@
     <w:p>
       <w:r>
         <w:rPr>
+          <w:rFonts w:ascii="Arial" w:cs="Arial" w:eastAsia="Arial" w:hAnsi="Arial"/>
           <w:sz w:val="22"/>
           <w:szCs w:val="22"/>
         </w:rPr>
@@ -1991,6 +2135,7 @@
     <w:p>
       <w:r>
         <w:rPr>
+          <w:rFonts w:ascii="Arial" w:cs="Arial" w:eastAsia="Arial" w:hAnsi="Arial"/>
           <w:sz w:val="22"/>
           <w:szCs w:val="22"/>
         </w:rPr>
@@ -2001,6 +2146,7 @@
     <w:p>
       <w:r>
         <w:rPr>
+          <w:rFonts w:ascii="Arial" w:cs="Arial" w:eastAsia="Arial" w:hAnsi="Arial"/>
           <w:sz w:val="22"/>
           <w:szCs w:val="22"/>
         </w:rPr>
@@ -2010,6 +2156,7 @@
     <w:p>
       <w:r>
         <w:rPr>
+          <w:rFonts w:ascii="Arial" w:cs="Arial" w:eastAsia="Arial" w:hAnsi="Arial"/>
           <w:sz w:val="22"/>
           <w:szCs w:val="22"/>
         </w:rPr>
@@ -2020,6 +2167,7 @@
     <w:p>
       <w:r>
         <w:rPr>
+          <w:rFonts w:ascii="Arial" w:cs="Arial" w:eastAsia="Arial" w:hAnsi="Arial"/>
           <w:b/>
           <w:bCs/>
           <w:color w:val="5dade2"/>
@@ -2033,6 +2181,7 @@
     <w:p>
       <w:r>
         <w:rPr>
+          <w:rFonts w:ascii="Arial" w:cs="Arial" w:eastAsia="Arial" w:hAnsi="Arial"/>
           <w:sz w:val="22"/>
           <w:szCs w:val="22"/>
         </w:rPr>
@@ -2043,6 +2192,7 @@
     <w:p>
       <w:r>
         <w:rPr>
+          <w:rFonts w:ascii="Arial" w:cs="Arial" w:eastAsia="Arial" w:hAnsi="Arial"/>
           <w:b/>
           <w:bCs/>
           <w:sz w:val="22"/>
@@ -2054,6 +2204,7 @@
     <w:p>
       <w:r>
         <w:rPr>
+          <w:rFonts w:ascii="Arial" w:cs="Arial" w:eastAsia="Arial" w:hAnsi="Arial"/>
           <w:sz w:val="22"/>
           <w:szCs w:val="22"/>
         </w:rPr>
@@ -2063,6 +2214,7 @@
     <w:p>
       <w:r>
         <w:rPr>
+          <w:rFonts w:ascii="Arial" w:cs="Arial" w:eastAsia="Arial" w:hAnsi="Arial"/>
           <w:sz w:val="22"/>
           <w:szCs w:val="22"/>
         </w:rPr>
@@ -2072,6 +2224,7 @@
     <w:p>
       <w:r>
         <w:rPr>
+          <w:rFonts w:ascii="Arial" w:cs="Arial" w:eastAsia="Arial" w:hAnsi="Arial"/>
           <w:sz w:val="22"/>
           <w:szCs w:val="22"/>
         </w:rPr>
@@ -2081,6 +2234,7 @@
     <w:p>
       <w:r>
         <w:rPr>
+          <w:rFonts w:ascii="Arial" w:cs="Arial" w:eastAsia="Arial" w:hAnsi="Arial"/>
           <w:sz w:val="22"/>
           <w:szCs w:val="22"/>
         </w:rPr>
@@ -2090,6 +2244,7 @@
     <w:p>
       <w:r>
         <w:rPr>
+          <w:rFonts w:ascii="Arial" w:cs="Arial" w:eastAsia="Arial" w:hAnsi="Arial"/>
           <w:sz w:val="22"/>
           <w:szCs w:val="22"/>
         </w:rPr>
@@ -2100,6 +2255,7 @@
     <w:p>
       <w:r>
         <w:rPr>
+          <w:rFonts w:ascii="Arial" w:cs="Arial" w:eastAsia="Arial" w:hAnsi="Arial"/>
           <w:sz w:val="22"/>
           <w:szCs w:val="22"/>
         </w:rPr>
@@ -2109,6 +2265,7 @@
     <w:p>
       <w:r>
         <w:rPr>
+          <w:rFonts w:ascii="Arial" w:cs="Arial" w:eastAsia="Arial" w:hAnsi="Arial"/>
           <w:sz w:val="22"/>
           <w:szCs w:val="22"/>
         </w:rPr>
@@ -2119,6 +2276,7 @@
     <w:p>
       <w:r>
         <w:rPr>
+          <w:rFonts w:ascii="Arial" w:cs="Arial" w:eastAsia="Arial" w:hAnsi="Arial"/>
           <w:b/>
           <w:bCs/>
           <w:color w:val="5dade2"/>
@@ -2132,6 +2290,7 @@
     <w:p>
       <w:r>
         <w:rPr>
+          <w:rFonts w:ascii="Arial" w:cs="Arial" w:eastAsia="Arial" w:hAnsi="Arial"/>
           <w:sz w:val="22"/>
           <w:szCs w:val="22"/>
         </w:rPr>
@@ -2142,6 +2301,7 @@
     <w:p>
       <w:r>
         <w:rPr>
+          <w:rFonts w:ascii="Arial" w:cs="Arial" w:eastAsia="Arial" w:hAnsi="Arial"/>
           <w:b/>
           <w:bCs/>
           <w:sz w:val="22"/>
@@ -2153,6 +2313,7 @@
     <w:p>
       <w:r>
         <w:rPr>
+          <w:rFonts w:ascii="Arial" w:cs="Arial" w:eastAsia="Arial" w:hAnsi="Arial"/>
           <w:sz w:val="22"/>
           <w:szCs w:val="22"/>
         </w:rPr>
@@ -2162,6 +2323,7 @@
     <w:p>
       <w:r>
         <w:rPr>
+          <w:rFonts w:ascii="Arial" w:cs="Arial" w:eastAsia="Arial" w:hAnsi="Arial"/>
           <w:sz w:val="22"/>
           <w:szCs w:val="22"/>
         </w:rPr>
@@ -2171,6 +2333,7 @@
     <w:p>
       <w:r>
         <w:rPr>
+          <w:rFonts w:ascii="Arial" w:cs="Arial" w:eastAsia="Arial" w:hAnsi="Arial"/>
           <w:sz w:val="22"/>
           <w:szCs w:val="22"/>
         </w:rPr>
@@ -2180,6 +2343,7 @@
     <w:p>
       <w:r>
         <w:rPr>
+          <w:rFonts w:ascii="Arial" w:cs="Arial" w:eastAsia="Arial" w:hAnsi="Arial"/>
           <w:sz w:val="22"/>
           <w:szCs w:val="22"/>
         </w:rPr>
@@ -2190,6 +2354,7 @@
     <w:p>
       <w:r>
         <w:rPr>
+          <w:rFonts w:ascii="Arial" w:cs="Arial" w:eastAsia="Arial" w:hAnsi="Arial"/>
           <w:sz w:val="22"/>
           <w:szCs w:val="22"/>
         </w:rPr>
@@ -2199,6 +2364,7 @@
     <w:p>
       <w:r>
         <w:rPr>
+          <w:rFonts w:ascii="Arial" w:cs="Arial" w:eastAsia="Arial" w:hAnsi="Arial"/>
           <w:sz w:val="22"/>
           <w:szCs w:val="22"/>
         </w:rPr>
@@ -2209,6 +2375,7 @@
     <w:p>
       <w:r>
         <w:rPr>
+          <w:rFonts w:ascii="Arial" w:cs="Arial" w:eastAsia="Arial" w:hAnsi="Arial"/>
           <w:b/>
           <w:bCs/>
           <w:color w:val="5dade2"/>
@@ -2222,6 +2389,7 @@
     <w:p>
       <w:r>
         <w:rPr>
+          <w:rFonts w:ascii="Arial" w:cs="Arial" w:eastAsia="Arial" w:hAnsi="Arial"/>
           <w:sz w:val="22"/>
           <w:szCs w:val="22"/>
         </w:rPr>
@@ -2232,6 +2400,7 @@
     <w:p>
       <w:r>
         <w:rPr>
+          <w:rFonts w:ascii="Arial" w:cs="Arial" w:eastAsia="Arial" w:hAnsi="Arial"/>
           <w:b/>
           <w:bCs/>
           <w:sz w:val="22"/>
@@ -2243,6 +2412,7 @@
     <w:p>
       <w:r>
         <w:rPr>
+          <w:rFonts w:ascii="Arial" w:cs="Arial" w:eastAsia="Arial" w:hAnsi="Arial"/>
           <w:sz w:val="22"/>
           <w:szCs w:val="22"/>
         </w:rPr>
@@ -2252,6 +2422,7 @@
     <w:p>
       <w:r>
         <w:rPr>
+          <w:rFonts w:ascii="Arial" w:cs="Arial" w:eastAsia="Arial" w:hAnsi="Arial"/>
           <w:sz w:val="22"/>
           <w:szCs w:val="22"/>
         </w:rPr>
@@ -2261,6 +2432,7 @@
     <w:p>
       <w:r>
         <w:rPr>
+          <w:rFonts w:ascii="Arial" w:cs="Arial" w:eastAsia="Arial" w:hAnsi="Arial"/>
           <w:sz w:val="22"/>
           <w:szCs w:val="22"/>
         </w:rPr>
@@ -2270,6 +2442,7 @@
     <w:p>
       <w:r>
         <w:rPr>
+          <w:rFonts w:ascii="Arial" w:cs="Arial" w:eastAsia="Arial" w:hAnsi="Arial"/>
           <w:sz w:val="22"/>
           <w:szCs w:val="22"/>
         </w:rPr>
@@ -2280,6 +2453,7 @@
     <w:p>
       <w:r>
         <w:rPr>
+          <w:rFonts w:ascii="Arial" w:cs="Arial" w:eastAsia="Arial" w:hAnsi="Arial"/>
           <w:sz w:val="22"/>
           <w:szCs w:val="22"/>
         </w:rPr>
@@ -2289,6 +2463,7 @@
     <w:p>
       <w:r>
         <w:rPr>
+          <w:rFonts w:ascii="Arial" w:cs="Arial" w:eastAsia="Arial" w:hAnsi="Arial"/>
           <w:sz w:val="22"/>
           <w:szCs w:val="22"/>
         </w:rPr>
@@ -2299,6 +2474,7 @@
     <w:p>
       <w:r>
         <w:rPr>
+          <w:rFonts w:ascii="Arial" w:cs="Arial" w:eastAsia="Arial" w:hAnsi="Arial"/>
           <w:b/>
           <w:bCs/>
           <w:color w:val="5dade2"/>
@@ -2312,6 +2488,7 @@
     <w:p>
       <w:r>
         <w:rPr>
+          <w:rFonts w:ascii="Arial" w:cs="Arial" w:eastAsia="Arial" w:hAnsi="Arial"/>
           <w:sz w:val="22"/>
           <w:szCs w:val="22"/>
         </w:rPr>
@@ -2322,6 +2499,7 @@
     <w:p>
       <w:r>
         <w:rPr>
+          <w:rFonts w:ascii="Arial" w:cs="Arial" w:eastAsia="Arial" w:hAnsi="Arial"/>
           <w:b/>
           <w:bCs/>
           <w:sz w:val="22"/>
@@ -2333,6 +2511,7 @@
     <w:p>
       <w:r>
         <w:rPr>
+          <w:rFonts w:ascii="Arial" w:cs="Arial" w:eastAsia="Arial" w:hAnsi="Arial"/>
           <w:sz w:val="22"/>
           <w:szCs w:val="22"/>
         </w:rPr>
@@ -2342,6 +2521,7 @@
     <w:p>
       <w:r>
         <w:rPr>
+          <w:rFonts w:ascii="Arial" w:cs="Arial" w:eastAsia="Arial" w:hAnsi="Arial"/>
           <w:sz w:val="22"/>
           <w:szCs w:val="22"/>
         </w:rPr>
@@ -2351,6 +2531,7 @@
     <w:p>
       <w:r>
         <w:rPr>
+          <w:rFonts w:ascii="Arial" w:cs="Arial" w:eastAsia="Arial" w:hAnsi="Arial"/>
           <w:sz w:val="22"/>
           <w:szCs w:val="22"/>
         </w:rPr>
@@ -2360,6 +2541,7 @@
     <w:p>
       <w:r>
         <w:rPr>
+          <w:rFonts w:ascii="Arial" w:cs="Arial" w:eastAsia="Arial" w:hAnsi="Arial"/>
           <w:sz w:val="22"/>
           <w:szCs w:val="22"/>
         </w:rPr>
@@ -2370,6 +2552,7 @@
     <w:p>
       <w:r>
         <w:rPr>
+          <w:rFonts w:ascii="Arial" w:cs="Arial" w:eastAsia="Arial" w:hAnsi="Arial"/>
           <w:sz w:val="22"/>
           <w:szCs w:val="22"/>
         </w:rPr>
@@ -2379,6 +2562,7 @@
     <w:p>
       <w:r>
         <w:rPr>
+          <w:rFonts w:ascii="Arial" w:cs="Arial" w:eastAsia="Arial" w:hAnsi="Arial"/>
           <w:sz w:val="22"/>
           <w:szCs w:val="22"/>
         </w:rPr>
@@ -2389,6 +2573,7 @@
     <w:p>
       <w:r>
         <w:rPr>
+          <w:rFonts w:ascii="Arial" w:cs="Arial" w:eastAsia="Arial" w:hAnsi="Arial"/>
           <w:b/>
           <w:bCs/>
           <w:color w:val="5dade2"/>
@@ -2402,6 +2587,7 @@
     <w:p>
       <w:r>
         <w:rPr>
+          <w:rFonts w:ascii="Arial" w:cs="Arial" w:eastAsia="Arial" w:hAnsi="Arial"/>
           <w:sz w:val="22"/>
           <w:szCs w:val="22"/>
         </w:rPr>
@@ -2412,6 +2598,7 @@
     <w:p>
       <w:r>
         <w:rPr>
+          <w:rFonts w:ascii="Arial" w:cs="Arial" w:eastAsia="Arial" w:hAnsi="Arial"/>
           <w:b/>
           <w:bCs/>
           <w:sz w:val="22"/>
@@ -2423,6 +2610,7 @@
     <w:p>
       <w:r>
         <w:rPr>
+          <w:rFonts w:ascii="Arial" w:cs="Arial" w:eastAsia="Arial" w:hAnsi="Arial"/>
           <w:sz w:val="22"/>
           <w:szCs w:val="22"/>
         </w:rPr>
@@ -2432,6 +2620,7 @@
     <w:p>
       <w:r>
         <w:rPr>
+          <w:rFonts w:ascii="Arial" w:cs="Arial" w:eastAsia="Arial" w:hAnsi="Arial"/>
           <w:sz w:val="22"/>
           <w:szCs w:val="22"/>
         </w:rPr>
@@ -2441,6 +2630,7 @@
     <w:p>
       <w:r>
         <w:rPr>
+          <w:rFonts w:ascii="Arial" w:cs="Arial" w:eastAsia="Arial" w:hAnsi="Arial"/>
           <w:sz w:val="22"/>
           <w:szCs w:val="22"/>
         </w:rPr>
@@ -2450,6 +2640,7 @@
     <w:p>
       <w:r>
         <w:rPr>
+          <w:rFonts w:ascii="Arial" w:cs="Arial" w:eastAsia="Arial" w:hAnsi="Arial"/>
           <w:sz w:val="22"/>
           <w:szCs w:val="22"/>
         </w:rPr>
@@ -2460,6 +2651,7 @@
     <w:p>
       <w:r>
         <w:rPr>
+          <w:rFonts w:ascii="Arial" w:cs="Arial" w:eastAsia="Arial" w:hAnsi="Arial"/>
           <w:sz w:val="22"/>
           <w:szCs w:val="22"/>
         </w:rPr>
@@ -2469,6 +2661,7 @@
     <w:p>
       <w:r>
         <w:rPr>
+          <w:rFonts w:ascii="Arial" w:cs="Arial" w:eastAsia="Arial" w:hAnsi="Arial"/>
           <w:sz w:val="22"/>
           <w:szCs w:val="22"/>
         </w:rPr>
@@ -2479,6 +2672,7 @@
     <w:p>
       <w:r>
         <w:rPr>
+          <w:rFonts w:ascii="Arial" w:cs="Arial" w:eastAsia="Arial" w:hAnsi="Arial"/>
           <w:b/>
           <w:bCs/>
           <w:color w:val="5dade2"/>
@@ -2492,6 +2686,7 @@
     <w:p>
       <w:r>
         <w:rPr>
+          <w:rFonts w:ascii="Arial" w:cs="Arial" w:eastAsia="Arial" w:hAnsi="Arial"/>
           <w:sz w:val="22"/>
           <w:szCs w:val="22"/>
         </w:rPr>
@@ -2502,6 +2697,7 @@
     <w:p>
       <w:r>
         <w:rPr>
+          <w:rFonts w:ascii="Arial" w:cs="Arial" w:eastAsia="Arial" w:hAnsi="Arial"/>
           <w:b/>
           <w:bCs/>
           <w:sz w:val="22"/>
@@ -2513,6 +2709,7 @@
     <w:p>
       <w:r>
         <w:rPr>
+          <w:rFonts w:ascii="Arial" w:cs="Arial" w:eastAsia="Arial" w:hAnsi="Arial"/>
           <w:sz w:val="22"/>
           <w:szCs w:val="22"/>
         </w:rPr>
@@ -2522,6 +2719,7 @@
     <w:p>
       <w:r>
         <w:rPr>
+          <w:rFonts w:ascii="Arial" w:cs="Arial" w:eastAsia="Arial" w:hAnsi="Arial"/>
           <w:sz w:val="22"/>
           <w:szCs w:val="22"/>
         </w:rPr>
@@ -2531,6 +2729,7 @@
     <w:p>
       <w:r>
         <w:rPr>
+          <w:rFonts w:ascii="Arial" w:cs="Arial" w:eastAsia="Arial" w:hAnsi="Arial"/>
           <w:sz w:val="22"/>
           <w:szCs w:val="22"/>
         </w:rPr>
@@ -2540,6 +2739,7 @@
     <w:p>
       <w:r>
         <w:rPr>
+          <w:rFonts w:ascii="Arial" w:cs="Arial" w:eastAsia="Arial" w:hAnsi="Arial"/>
           <w:sz w:val="22"/>
           <w:szCs w:val="22"/>
         </w:rPr>
@@ -2550,6 +2750,7 @@
     <w:p>
       <w:r>
         <w:rPr>
+          <w:rFonts w:ascii="Arial" w:cs="Arial" w:eastAsia="Arial" w:hAnsi="Arial"/>
           <w:sz w:val="22"/>
           <w:szCs w:val="22"/>
         </w:rPr>
@@ -2559,6 +2760,7 @@
     <w:p>
       <w:r>
         <w:rPr>
+          <w:rFonts w:ascii="Arial" w:cs="Arial" w:eastAsia="Arial" w:hAnsi="Arial"/>
           <w:sz w:val="22"/>
           <w:szCs w:val="22"/>
         </w:rPr>
@@ -2569,6 +2771,7 @@
     <w:p>
       <w:r>
         <w:rPr>
+          <w:rFonts w:ascii="Arial" w:cs="Arial" w:eastAsia="Arial" w:hAnsi="Arial"/>
           <w:b/>
           <w:bCs/>
           <w:color w:val="5dade2"/>
@@ -2582,6 +2785,7 @@
     <w:p>
       <w:r>
         <w:rPr>
+          <w:rFonts w:ascii="Arial" w:cs="Arial" w:eastAsia="Arial" w:hAnsi="Arial"/>
           <w:sz w:val="22"/>
           <w:szCs w:val="22"/>
         </w:rPr>
@@ -2592,6 +2796,7 @@
     <w:p>
       <w:r>
         <w:rPr>
+          <w:rFonts w:ascii="Arial" w:cs="Arial" w:eastAsia="Arial" w:hAnsi="Arial"/>
           <w:b/>
           <w:bCs/>
           <w:sz w:val="22"/>
@@ -2603,6 +2808,7 @@
     <w:p>
       <w:r>
         <w:rPr>
+          <w:rFonts w:ascii="Arial" w:cs="Arial" w:eastAsia="Arial" w:hAnsi="Arial"/>
           <w:sz w:val="22"/>
           <w:szCs w:val="22"/>
         </w:rPr>
@@ -2612,6 +2818,7 @@
     <w:p>
       <w:r>
         <w:rPr>
+          <w:rFonts w:ascii="Arial" w:cs="Arial" w:eastAsia="Arial" w:hAnsi="Arial"/>
           <w:sz w:val="22"/>
           <w:szCs w:val="22"/>
         </w:rPr>
@@ -2621,6 +2828,7 @@
     <w:p>
       <w:r>
         <w:rPr>
+          <w:rFonts w:ascii="Arial" w:cs="Arial" w:eastAsia="Arial" w:hAnsi="Arial"/>
           <w:sz w:val="22"/>
           <w:szCs w:val="22"/>
         </w:rPr>
@@ -2630,6 +2838,7 @@
     <w:p>
       <w:r>
         <w:rPr>
+          <w:rFonts w:ascii="Arial" w:cs="Arial" w:eastAsia="Arial" w:hAnsi="Arial"/>
           <w:sz w:val="22"/>
           <w:szCs w:val="22"/>
         </w:rPr>
@@ -2640,6 +2849,7 @@
     <w:p>
       <w:r>
         <w:rPr>
+          <w:rFonts w:ascii="Arial" w:cs="Arial" w:eastAsia="Arial" w:hAnsi="Arial"/>
           <w:sz w:val="22"/>
           <w:szCs w:val="22"/>
         </w:rPr>
@@ -2649,6 +2859,7 @@
     <w:p>
       <w:r>
         <w:rPr>
+          <w:rFonts w:ascii="Arial" w:cs="Arial" w:eastAsia="Arial" w:hAnsi="Arial"/>
           <w:sz w:val="22"/>
           <w:szCs w:val="22"/>
         </w:rPr>
@@ -2662,6 +2873,7 @@
       </w:pPr>
       <w:r>
         <w:rPr>
+          <w:rFonts w:ascii="Arial" w:cs="Arial" w:eastAsia="Arial" w:hAnsi="Arial"/>
           <w:b/>
           <w:bCs/>
           <w:color w:val="2e86ab"/>
@@ -2706,6 +2918,7 @@
             </w:pPr>
             <w:r>
               <w:rPr>
+                <w:rFonts w:ascii="Arial" w:cs="Arial" w:eastAsia="Arial" w:hAnsi="Arial"/>
                 <w:b/>
                 <w:bCs/>
                 <w:sz w:val="20"/>
@@ -2725,6 +2938,7 @@
             </w:pPr>
             <w:r>
               <w:rPr>
+                <w:rFonts w:ascii="Arial" w:cs="Arial" w:eastAsia="Arial" w:hAnsi="Arial"/>
                 <w:b/>
                 <w:bCs/>
                 <w:sz w:val="20"/>
@@ -2744,6 +2958,7 @@
             </w:pPr>
             <w:r>
               <w:rPr>
+                <w:rFonts w:ascii="Arial" w:cs="Arial" w:eastAsia="Arial" w:hAnsi="Arial"/>
                 <w:b/>
                 <w:bCs/>
                 <w:sz w:val="20"/>
@@ -2763,6 +2978,7 @@
             </w:pPr>
             <w:r>
               <w:rPr>
+                <w:rFonts w:ascii="Arial" w:cs="Arial" w:eastAsia="Arial" w:hAnsi="Arial"/>
                 <w:b/>
                 <w:bCs/>
                 <w:sz w:val="20"/>
@@ -2782,6 +2998,7 @@
             </w:pPr>
             <w:r>
               <w:rPr>
+                <w:rFonts w:ascii="Arial" w:cs="Arial" w:eastAsia="Arial" w:hAnsi="Arial"/>
                 <w:b/>
                 <w:bCs/>
                 <w:sz w:val="20"/>
@@ -2801,6 +3018,7 @@
             </w:pPr>
             <w:r>
               <w:rPr>
+                <w:rFonts w:ascii="Arial" w:cs="Arial" w:eastAsia="Arial" w:hAnsi="Arial"/>
                 <w:b/>
                 <w:bCs/>
                 <w:sz w:val="20"/>
@@ -2820,6 +3038,7 @@
             </w:pPr>
             <w:r>
               <w:rPr>
+                <w:rFonts w:ascii="Arial" w:cs="Arial" w:eastAsia="Arial" w:hAnsi="Arial"/>
                 <w:b/>
                 <w:bCs/>
                 <w:sz w:val="20"/>
@@ -2839,6 +3058,7 @@
             </w:pPr>
             <w:r>
               <w:rPr>
+                <w:rFonts w:ascii="Arial" w:cs="Arial" w:eastAsia="Arial" w:hAnsi="Arial"/>
                 <w:b/>
                 <w:bCs/>
                 <w:sz w:val="20"/>
@@ -2858,6 +3078,7 @@
             </w:pPr>
             <w:r>
               <w:rPr>
+                <w:rFonts w:ascii="Arial" w:cs="Arial" w:eastAsia="Arial" w:hAnsi="Arial"/>
                 <w:b/>
                 <w:bCs/>
                 <w:sz w:val="20"/>
@@ -2876,6 +3097,7 @@
             </w:pPr>
             <w:r>
               <w:rPr>
+                <w:rFonts w:ascii="Arial" w:cs="Arial" w:eastAsia="Arial" w:hAnsi="Arial"/>
                 <w:b w:val="false"/>
                 <w:bCs w:val="false"/>
                 <w:sz w:val="20"/>
@@ -2892,6 +3114,7 @@
             </w:pPr>
             <w:r>
               <w:rPr>
+                <w:rFonts w:ascii="Arial" w:cs="Arial" w:eastAsia="Arial" w:hAnsi="Arial"/>
                 <w:b w:val="false"/>
                 <w:bCs w:val="false"/>
                 <w:sz w:val="20"/>
@@ -2908,6 +3131,7 @@
             </w:pPr>
             <w:r>
               <w:rPr>
+                <w:rFonts w:ascii="Arial" w:cs="Arial" w:eastAsia="Arial" w:hAnsi="Arial"/>
                 <w:b w:val="false"/>
                 <w:bCs w:val="false"/>
                 <w:sz w:val="20"/>
@@ -2924,6 +3148,7 @@
             </w:pPr>
             <w:r>
               <w:rPr>
+                <w:rFonts w:ascii="Arial" w:cs="Arial" w:eastAsia="Arial" w:hAnsi="Arial"/>
                 <w:b w:val="false"/>
                 <w:bCs w:val="false"/>
                 <w:sz w:val="20"/>
@@ -2940,6 +3165,7 @@
             </w:pPr>
             <w:r>
               <w:rPr>
+                <w:rFonts w:ascii="Arial" w:cs="Arial" w:eastAsia="Arial" w:hAnsi="Arial"/>
                 <w:b w:val="false"/>
                 <w:bCs w:val="false"/>
                 <w:sz w:val="20"/>
@@ -2956,6 +3182,7 @@
             </w:pPr>
             <w:r>
               <w:rPr>
+                <w:rFonts w:ascii="Arial" w:cs="Arial" w:eastAsia="Arial" w:hAnsi="Arial"/>
                 <w:b w:val="false"/>
                 <w:bCs w:val="false"/>
                 <w:sz w:val="20"/>
@@ -2972,6 +3199,7 @@
             </w:pPr>
             <w:r>
               <w:rPr>
+                <w:rFonts w:ascii="Arial" w:cs="Arial" w:eastAsia="Arial" w:hAnsi="Arial"/>
                 <w:b w:val="false"/>
                 <w:bCs w:val="false"/>
                 <w:sz w:val="20"/>
@@ -2988,6 +3216,7 @@
             </w:pPr>
             <w:r>
               <w:rPr>
+                <w:rFonts w:ascii="Arial" w:cs="Arial" w:eastAsia="Arial" w:hAnsi="Arial"/>
                 <w:b w:val="false"/>
                 <w:bCs w:val="false"/>
                 <w:sz w:val="20"/>
@@ -3004,6 +3233,7 @@
             </w:pPr>
             <w:r>
               <w:rPr>
+                <w:rFonts w:ascii="Arial" w:cs="Arial" w:eastAsia="Arial" w:hAnsi="Arial"/>
                 <w:b w:val="false"/>
                 <w:bCs w:val="false"/>
                 <w:sz w:val="20"/>
@@ -3022,6 +3252,7 @@
             </w:pPr>
             <w:r>
               <w:rPr>
+                <w:rFonts w:ascii="Arial" w:cs="Arial" w:eastAsia="Arial" w:hAnsi="Arial"/>
                 <w:b w:val="false"/>
                 <w:bCs w:val="false"/>
                 <w:sz w:val="20"/>
@@ -3038,6 +3269,7 @@
             </w:pPr>
             <w:r>
               <w:rPr>
+                <w:rFonts w:ascii="Arial" w:cs="Arial" w:eastAsia="Arial" w:hAnsi="Arial"/>
                 <w:b w:val="false"/>
                 <w:bCs w:val="false"/>
                 <w:sz w:val="20"/>
@@ -3054,6 +3286,7 @@
             </w:pPr>
             <w:r>
               <w:rPr>
+                <w:rFonts w:ascii="Arial" w:cs="Arial" w:eastAsia="Arial" w:hAnsi="Arial"/>
                 <w:b w:val="false"/>
                 <w:bCs w:val="false"/>
                 <w:sz w:val="20"/>
@@ -3070,6 +3303,7 @@
             </w:pPr>
             <w:r>
               <w:rPr>
+                <w:rFonts w:ascii="Arial" w:cs="Arial" w:eastAsia="Arial" w:hAnsi="Arial"/>
                 <w:b w:val="false"/>
                 <w:bCs w:val="false"/>
                 <w:sz w:val="20"/>
@@ -3086,6 +3320,7 @@
             </w:pPr>
             <w:r>
               <w:rPr>
+                <w:rFonts w:ascii="Arial" w:cs="Arial" w:eastAsia="Arial" w:hAnsi="Arial"/>
                 <w:b w:val="false"/>
                 <w:bCs w:val="false"/>
                 <w:sz w:val="20"/>
@@ -3102,6 +3337,7 @@
             </w:pPr>
             <w:r>
               <w:rPr>
+                <w:rFonts w:ascii="Arial" w:cs="Arial" w:eastAsia="Arial" w:hAnsi="Arial"/>
                 <w:b w:val="false"/>
                 <w:bCs w:val="false"/>
                 <w:sz w:val="20"/>
@@ -3118,6 +3354,7 @@
             </w:pPr>
             <w:r>
               <w:rPr>
+                <w:rFonts w:ascii="Arial" w:cs="Arial" w:eastAsia="Arial" w:hAnsi="Arial"/>
                 <w:b w:val="false"/>
                 <w:bCs w:val="false"/>
                 <w:sz w:val="20"/>
@@ -3134,6 +3371,7 @@
             </w:pPr>
             <w:r>
               <w:rPr>
+                <w:rFonts w:ascii="Arial" w:cs="Arial" w:eastAsia="Arial" w:hAnsi="Arial"/>
                 <w:b w:val="false"/>
                 <w:bCs w:val="false"/>
                 <w:sz w:val="20"/>
@@ -3150,6 +3388,7 @@
             </w:pPr>
             <w:r>
               <w:rPr>
+                <w:rFonts w:ascii="Arial" w:cs="Arial" w:eastAsia="Arial" w:hAnsi="Arial"/>
                 <w:b w:val="false"/>
                 <w:bCs w:val="false"/>
                 <w:sz w:val="20"/>
@@ -3168,6 +3407,7 @@
             </w:pPr>
             <w:r>
               <w:rPr>
+                <w:rFonts w:ascii="Arial" w:cs="Arial" w:eastAsia="Arial" w:hAnsi="Arial"/>
                 <w:b w:val="false"/>
                 <w:bCs w:val="false"/>
                 <w:sz w:val="20"/>
@@ -3184,6 +3424,7 @@
             </w:pPr>
             <w:r>
               <w:rPr>
+                <w:rFonts w:ascii="Arial" w:cs="Arial" w:eastAsia="Arial" w:hAnsi="Arial"/>
                 <w:b w:val="false"/>
                 <w:bCs w:val="false"/>
                 <w:sz w:val="20"/>
@@ -3200,6 +3441,7 @@
             </w:pPr>
             <w:r>
               <w:rPr>
+                <w:rFonts w:ascii="Arial" w:cs="Arial" w:eastAsia="Arial" w:hAnsi="Arial"/>
                 <w:b w:val="false"/>
                 <w:bCs w:val="false"/>
                 <w:sz w:val="20"/>
@@ -3216,6 +3458,7 @@
             </w:pPr>
             <w:r>
               <w:rPr>
+                <w:rFonts w:ascii="Arial" w:cs="Arial" w:eastAsia="Arial" w:hAnsi="Arial"/>
                 <w:b w:val="false"/>
                 <w:bCs w:val="false"/>
                 <w:sz w:val="20"/>
@@ -3232,6 +3475,7 @@
             </w:pPr>
             <w:r>
               <w:rPr>
+                <w:rFonts w:ascii="Arial" w:cs="Arial" w:eastAsia="Arial" w:hAnsi="Arial"/>
                 <w:b w:val="false"/>
                 <w:bCs w:val="false"/>
                 <w:sz w:val="20"/>
@@ -3248,6 +3492,7 @@
             </w:pPr>
             <w:r>
               <w:rPr>
+                <w:rFonts w:ascii="Arial" w:cs="Arial" w:eastAsia="Arial" w:hAnsi="Arial"/>
                 <w:b w:val="false"/>
                 <w:bCs w:val="false"/>
                 <w:sz w:val="20"/>
@@ -3264,6 +3509,7 @@
             </w:pPr>
             <w:r>
               <w:rPr>
+                <w:rFonts w:ascii="Arial" w:cs="Arial" w:eastAsia="Arial" w:hAnsi="Arial"/>
                 <w:b w:val="false"/>
                 <w:bCs w:val="false"/>
                 <w:sz w:val="20"/>
@@ -3280,6 +3526,7 @@
             </w:pPr>
             <w:r>
               <w:rPr>
+                <w:rFonts w:ascii="Arial" w:cs="Arial" w:eastAsia="Arial" w:hAnsi="Arial"/>
                 <w:b w:val="false"/>
                 <w:bCs w:val="false"/>
                 <w:sz w:val="20"/>
@@ -3296,6 +3543,7 @@
             </w:pPr>
             <w:r>
               <w:rPr>
+                <w:rFonts w:ascii="Arial" w:cs="Arial" w:eastAsia="Arial" w:hAnsi="Arial"/>
                 <w:b w:val="false"/>
                 <w:bCs w:val="false"/>
                 <w:sz w:val="20"/>
@@ -3314,6 +3562,7 @@
             </w:pPr>
             <w:r>
               <w:rPr>
+                <w:rFonts w:ascii="Arial" w:cs="Arial" w:eastAsia="Arial" w:hAnsi="Arial"/>
                 <w:b w:val="false"/>
                 <w:bCs w:val="false"/>
                 <w:sz w:val="20"/>
@@ -3330,6 +3579,7 @@
             </w:pPr>
             <w:r>
               <w:rPr>
+                <w:rFonts w:ascii="Arial" w:cs="Arial" w:eastAsia="Arial" w:hAnsi="Arial"/>
                 <w:b w:val="false"/>
                 <w:bCs w:val="false"/>
                 <w:sz w:val="20"/>
@@ -3346,6 +3596,7 @@
             </w:pPr>
             <w:r>
               <w:rPr>
+                <w:rFonts w:ascii="Arial" w:cs="Arial" w:eastAsia="Arial" w:hAnsi="Arial"/>
                 <w:b w:val="false"/>
                 <w:bCs w:val="false"/>
                 <w:sz w:val="20"/>
@@ -3362,6 +3613,7 @@
             </w:pPr>
             <w:r>
               <w:rPr>
+                <w:rFonts w:ascii="Arial" w:cs="Arial" w:eastAsia="Arial" w:hAnsi="Arial"/>
                 <w:b w:val="false"/>
                 <w:bCs w:val="false"/>
                 <w:sz w:val="20"/>
@@ -3378,6 +3630,7 @@
             </w:pPr>
             <w:r>
               <w:rPr>
+                <w:rFonts w:ascii="Arial" w:cs="Arial" w:eastAsia="Arial" w:hAnsi="Arial"/>
                 <w:b w:val="false"/>
                 <w:bCs w:val="false"/>
                 <w:sz w:val="20"/>
@@ -3394,6 +3647,7 @@
             </w:pPr>
             <w:r>
               <w:rPr>
+                <w:rFonts w:ascii="Arial" w:cs="Arial" w:eastAsia="Arial" w:hAnsi="Arial"/>
                 <w:b w:val="false"/>
                 <w:bCs w:val="false"/>
                 <w:sz w:val="20"/>
@@ -3410,6 +3664,7 @@
             </w:pPr>
             <w:r>
               <w:rPr>
+                <w:rFonts w:ascii="Arial" w:cs="Arial" w:eastAsia="Arial" w:hAnsi="Arial"/>
                 <w:b w:val="false"/>
                 <w:bCs w:val="false"/>
                 <w:sz w:val="20"/>
@@ -3426,6 +3681,7 @@
             </w:pPr>
             <w:r>
               <w:rPr>
+                <w:rFonts w:ascii="Arial" w:cs="Arial" w:eastAsia="Arial" w:hAnsi="Arial"/>
                 <w:b w:val="false"/>
                 <w:bCs w:val="false"/>
                 <w:sz w:val="20"/>
@@ -3442,6 +3698,7 @@
             </w:pPr>
             <w:r>
               <w:rPr>
+                <w:rFonts w:ascii="Arial" w:cs="Arial" w:eastAsia="Arial" w:hAnsi="Arial"/>
                 <w:b w:val="false"/>
                 <w:bCs w:val="false"/>
                 <w:sz w:val="20"/>
@@ -3460,6 +3717,7 @@
             </w:pPr>
             <w:r>
               <w:rPr>
+                <w:rFonts w:ascii="Arial" w:cs="Arial" w:eastAsia="Arial" w:hAnsi="Arial"/>
                 <w:b w:val="false"/>
                 <w:bCs w:val="false"/>
                 <w:sz w:val="20"/>
@@ -3476,6 +3734,7 @@
             </w:pPr>
             <w:r>
               <w:rPr>
+                <w:rFonts w:ascii="Arial" w:cs="Arial" w:eastAsia="Arial" w:hAnsi="Arial"/>
                 <w:b w:val="false"/>
                 <w:bCs w:val="false"/>
                 <w:sz w:val="20"/>
@@ -3492,6 +3751,7 @@
             </w:pPr>
             <w:r>
               <w:rPr>
+                <w:rFonts w:ascii="Arial" w:cs="Arial" w:eastAsia="Arial" w:hAnsi="Arial"/>
                 <w:b w:val="false"/>
                 <w:bCs w:val="false"/>
                 <w:sz w:val="20"/>
@@ -3508,6 +3768,7 @@
             </w:pPr>
             <w:r>
               <w:rPr>
+                <w:rFonts w:ascii="Arial" w:cs="Arial" w:eastAsia="Arial" w:hAnsi="Arial"/>
                 <w:b w:val="false"/>
                 <w:bCs w:val="false"/>
                 <w:sz w:val="20"/>
@@ -3524,6 +3785,7 @@
             </w:pPr>
             <w:r>
               <w:rPr>
+                <w:rFonts w:ascii="Arial" w:cs="Arial" w:eastAsia="Arial" w:hAnsi="Arial"/>
                 <w:b w:val="false"/>
                 <w:bCs w:val="false"/>
                 <w:sz w:val="20"/>
@@ -3540,6 +3802,7 @@
             </w:pPr>
             <w:r>
               <w:rPr>
+                <w:rFonts w:ascii="Arial" w:cs="Arial" w:eastAsia="Arial" w:hAnsi="Arial"/>
                 <w:b w:val="false"/>
                 <w:bCs w:val="false"/>
                 <w:sz w:val="20"/>
@@ -3556,6 +3819,7 @@
             </w:pPr>
             <w:r>
               <w:rPr>
+                <w:rFonts w:ascii="Arial" w:cs="Arial" w:eastAsia="Arial" w:hAnsi="Arial"/>
                 <w:b w:val="false"/>
                 <w:bCs w:val="false"/>
                 <w:sz w:val="20"/>
@@ -3572,6 +3836,7 @@
             </w:pPr>
             <w:r>
               <w:rPr>
+                <w:rFonts w:ascii="Arial" w:cs="Arial" w:eastAsia="Arial" w:hAnsi="Arial"/>
                 <w:b w:val="false"/>
                 <w:bCs w:val="false"/>
                 <w:sz w:val="20"/>
@@ -3588,6 +3853,7 @@
             </w:pPr>
             <w:r>
               <w:rPr>
+                <w:rFonts w:ascii="Arial" w:cs="Arial" w:eastAsia="Arial" w:hAnsi="Arial"/>
                 <w:b w:val="false"/>
                 <w:bCs w:val="false"/>
                 <w:sz w:val="20"/>
@@ -3606,6 +3872,7 @@
             </w:pPr>
             <w:r>
               <w:rPr>
+                <w:rFonts w:ascii="Arial" w:cs="Arial" w:eastAsia="Arial" w:hAnsi="Arial"/>
                 <w:b w:val="false"/>
                 <w:bCs w:val="false"/>
                 <w:sz w:val="20"/>
@@ -3622,6 +3889,7 @@
             </w:pPr>
             <w:r>
               <w:rPr>
+                <w:rFonts w:ascii="Arial" w:cs="Arial" w:eastAsia="Arial" w:hAnsi="Arial"/>
                 <w:b w:val="false"/>
                 <w:bCs w:val="false"/>
                 <w:sz w:val="20"/>
@@ -3638,6 +3906,7 @@
             </w:pPr>
             <w:r>
               <w:rPr>
+                <w:rFonts w:ascii="Arial" w:cs="Arial" w:eastAsia="Arial" w:hAnsi="Arial"/>
                 <w:b w:val="false"/>
                 <w:bCs w:val="false"/>
                 <w:sz w:val="20"/>
@@ -3654,6 +3923,7 @@
             </w:pPr>
             <w:r>
               <w:rPr>
+                <w:rFonts w:ascii="Arial" w:cs="Arial" w:eastAsia="Arial" w:hAnsi="Arial"/>
                 <w:b w:val="false"/>
                 <w:bCs w:val="false"/>
                 <w:sz w:val="20"/>
@@ -3670,6 +3940,7 @@
             </w:pPr>
             <w:r>
               <w:rPr>
+                <w:rFonts w:ascii="Arial" w:cs="Arial" w:eastAsia="Arial" w:hAnsi="Arial"/>
                 <w:b w:val="false"/>
                 <w:bCs w:val="false"/>
                 <w:sz w:val="20"/>
@@ -3686,6 +3957,7 @@
             </w:pPr>
             <w:r>
               <w:rPr>
+                <w:rFonts w:ascii="Arial" w:cs="Arial" w:eastAsia="Arial" w:hAnsi="Arial"/>
                 <w:b w:val="false"/>
                 <w:bCs w:val="false"/>
                 <w:sz w:val="20"/>
@@ -3702,6 +3974,7 @@
             </w:pPr>
             <w:r>
               <w:rPr>
+                <w:rFonts w:ascii="Arial" w:cs="Arial" w:eastAsia="Arial" w:hAnsi="Arial"/>
                 <w:b w:val="false"/>
                 <w:bCs w:val="false"/>
                 <w:sz w:val="20"/>
@@ -3718,6 +3991,7 @@
             </w:pPr>
             <w:r>
               <w:rPr>
+                <w:rFonts w:ascii="Arial" w:cs="Arial" w:eastAsia="Arial" w:hAnsi="Arial"/>
                 <w:b w:val="false"/>
                 <w:bCs w:val="false"/>
                 <w:sz w:val="20"/>
@@ -3734,6 +4008,7 @@
             </w:pPr>
             <w:r>
               <w:rPr>
+                <w:rFonts w:ascii="Arial" w:cs="Arial" w:eastAsia="Arial" w:hAnsi="Arial"/>
                 <w:b w:val="false"/>
                 <w:bCs w:val="false"/>
                 <w:sz w:val="20"/>
@@ -3752,6 +4027,7 @@
             </w:pPr>
             <w:r>
               <w:rPr>
+                <w:rFonts w:ascii="Arial" w:cs="Arial" w:eastAsia="Arial" w:hAnsi="Arial"/>
                 <w:b w:val="false"/>
                 <w:bCs w:val="false"/>
                 <w:sz w:val="20"/>
@@ -3768,6 +4044,7 @@
             </w:pPr>
             <w:r>
               <w:rPr>
+                <w:rFonts w:ascii="Arial" w:cs="Arial" w:eastAsia="Arial" w:hAnsi="Arial"/>
                 <w:b w:val="false"/>
                 <w:bCs w:val="false"/>
                 <w:sz w:val="20"/>
@@ -3784,6 +4061,7 @@
             </w:pPr>
             <w:r>
               <w:rPr>
+                <w:rFonts w:ascii="Arial" w:cs="Arial" w:eastAsia="Arial" w:hAnsi="Arial"/>
                 <w:b w:val="false"/>
                 <w:bCs w:val="false"/>
                 <w:sz w:val="20"/>
@@ -3800,6 +4078,7 @@
             </w:pPr>
             <w:r>
               <w:rPr>
+                <w:rFonts w:ascii="Arial" w:cs="Arial" w:eastAsia="Arial" w:hAnsi="Arial"/>
                 <w:b w:val="false"/>
                 <w:bCs w:val="false"/>
                 <w:sz w:val="20"/>
@@ -3816,6 +4095,7 @@
             </w:pPr>
             <w:r>
               <w:rPr>
+                <w:rFonts w:ascii="Arial" w:cs="Arial" w:eastAsia="Arial" w:hAnsi="Arial"/>
                 <w:b w:val="false"/>
                 <w:bCs w:val="false"/>
                 <w:sz w:val="20"/>
@@ -3832,6 +4112,7 @@
             </w:pPr>
             <w:r>
               <w:rPr>
+                <w:rFonts w:ascii="Arial" w:cs="Arial" w:eastAsia="Arial" w:hAnsi="Arial"/>
                 <w:b w:val="false"/>
                 <w:bCs w:val="false"/>
                 <w:sz w:val="20"/>
@@ -3848,6 +4129,7 @@
             </w:pPr>
             <w:r>
               <w:rPr>
+                <w:rFonts w:ascii="Arial" w:cs="Arial" w:eastAsia="Arial" w:hAnsi="Arial"/>
                 <w:b w:val="false"/>
                 <w:bCs w:val="false"/>
                 <w:sz w:val="20"/>
@@ -3864,6 +4146,7 @@
             </w:pPr>
             <w:r>
               <w:rPr>
+                <w:rFonts w:ascii="Arial" w:cs="Arial" w:eastAsia="Arial" w:hAnsi="Arial"/>
                 <w:b w:val="false"/>
                 <w:bCs w:val="false"/>
                 <w:sz w:val="20"/>
@@ -3880,6 +4163,7 @@
             </w:pPr>
             <w:r>
               <w:rPr>
+                <w:rFonts w:ascii="Arial" w:cs="Arial" w:eastAsia="Arial" w:hAnsi="Arial"/>
                 <w:b w:val="false"/>
                 <w:bCs w:val="false"/>
                 <w:sz w:val="20"/>
@@ -3898,6 +4182,7 @@
             </w:pPr>
             <w:r>
               <w:rPr>
+                <w:rFonts w:ascii="Arial" w:cs="Arial" w:eastAsia="Arial" w:hAnsi="Arial"/>
                 <w:b w:val="false"/>
                 <w:bCs w:val="false"/>
                 <w:sz w:val="20"/>
@@ -3914,6 +4199,7 @@
             </w:pPr>
             <w:r>
               <w:rPr>
+                <w:rFonts w:ascii="Arial" w:cs="Arial" w:eastAsia="Arial" w:hAnsi="Arial"/>
                 <w:b w:val="false"/>
                 <w:bCs w:val="false"/>
                 <w:sz w:val="20"/>
@@ -3930,6 +4216,7 @@
             </w:pPr>
             <w:r>
               <w:rPr>
+                <w:rFonts w:ascii="Arial" w:cs="Arial" w:eastAsia="Arial" w:hAnsi="Arial"/>
                 <w:b w:val="false"/>
                 <w:bCs w:val="false"/>
                 <w:sz w:val="20"/>
@@ -3946,6 +4233,7 @@
             </w:pPr>
             <w:r>
               <w:rPr>
+                <w:rFonts w:ascii="Arial" w:cs="Arial" w:eastAsia="Arial" w:hAnsi="Arial"/>
                 <w:b w:val="false"/>
                 <w:bCs w:val="false"/>
                 <w:sz w:val="20"/>
@@ -3962,6 +4250,7 @@
             </w:pPr>
             <w:r>
               <w:rPr>
+                <w:rFonts w:ascii="Arial" w:cs="Arial" w:eastAsia="Arial" w:hAnsi="Arial"/>
                 <w:b w:val="false"/>
                 <w:bCs w:val="false"/>
                 <w:sz w:val="20"/>
@@ -3978,6 +4267,7 @@
             </w:pPr>
             <w:r>
               <w:rPr>
+                <w:rFonts w:ascii="Arial" w:cs="Arial" w:eastAsia="Arial" w:hAnsi="Arial"/>
                 <w:b w:val="false"/>
                 <w:bCs w:val="false"/>
                 <w:sz w:val="20"/>
@@ -3994,6 +4284,7 @@
             </w:pPr>
             <w:r>
               <w:rPr>
+                <w:rFonts w:ascii="Arial" w:cs="Arial" w:eastAsia="Arial" w:hAnsi="Arial"/>
                 <w:b w:val="false"/>
                 <w:bCs w:val="false"/>
                 <w:sz w:val="20"/>
@@ -4010,6 +4301,7 @@
             </w:pPr>
             <w:r>
               <w:rPr>
+                <w:rFonts w:ascii="Arial" w:cs="Arial" w:eastAsia="Arial" w:hAnsi="Arial"/>
                 <w:b w:val="false"/>
                 <w:bCs w:val="false"/>
                 <w:sz w:val="20"/>
@@ -4026,6 +4318,7 @@
             </w:pPr>
             <w:r>
               <w:rPr>
+                <w:rFonts w:ascii="Arial" w:cs="Arial" w:eastAsia="Arial" w:hAnsi="Arial"/>
                 <w:b w:val="false"/>
                 <w:bCs w:val="false"/>
                 <w:sz w:val="20"/>
@@ -4044,6 +4337,7 @@
             </w:pPr>
             <w:r>
               <w:rPr>
+                <w:rFonts w:ascii="Arial" w:cs="Arial" w:eastAsia="Arial" w:hAnsi="Arial"/>
                 <w:b w:val="false"/>
                 <w:bCs w:val="false"/>
                 <w:sz w:val="20"/>
@@ -4060,6 +4354,7 @@
             </w:pPr>
             <w:r>
               <w:rPr>
+                <w:rFonts w:ascii="Arial" w:cs="Arial" w:eastAsia="Arial" w:hAnsi="Arial"/>
                 <w:b w:val="false"/>
                 <w:bCs w:val="false"/>
                 <w:sz w:val="20"/>
@@ -4076,6 +4371,7 @@
             </w:pPr>
             <w:r>
               <w:rPr>
+                <w:rFonts w:ascii="Arial" w:cs="Arial" w:eastAsia="Arial" w:hAnsi="Arial"/>
                 <w:b w:val="false"/>
                 <w:bCs w:val="false"/>
                 <w:sz w:val="20"/>
@@ -4092,6 +4388,7 @@
             </w:pPr>
             <w:r>
               <w:rPr>
+                <w:rFonts w:ascii="Arial" w:cs="Arial" w:eastAsia="Arial" w:hAnsi="Arial"/>
                 <w:b w:val="false"/>
                 <w:bCs w:val="false"/>
                 <w:sz w:val="20"/>
@@ -4108,6 +4405,7 @@
             </w:pPr>
             <w:r>
               <w:rPr>
+                <w:rFonts w:ascii="Arial" w:cs="Arial" w:eastAsia="Arial" w:hAnsi="Arial"/>
                 <w:b w:val="false"/>
                 <w:bCs w:val="false"/>
                 <w:sz w:val="20"/>
@@ -4124,6 +4422,7 @@
             </w:pPr>
             <w:r>
               <w:rPr>
+                <w:rFonts w:ascii="Arial" w:cs="Arial" w:eastAsia="Arial" w:hAnsi="Arial"/>
                 <w:b w:val="false"/>
                 <w:bCs w:val="false"/>
                 <w:sz w:val="20"/>
@@ -4140,6 +4439,7 @@
             </w:pPr>
             <w:r>
               <w:rPr>
+                <w:rFonts w:ascii="Arial" w:cs="Arial" w:eastAsia="Arial" w:hAnsi="Arial"/>
                 <w:b w:val="false"/>
                 <w:bCs w:val="false"/>
                 <w:sz w:val="20"/>
@@ -4156,6 +4456,7 @@
             </w:pPr>
             <w:r>
               <w:rPr>
+                <w:rFonts w:ascii="Arial" w:cs="Arial" w:eastAsia="Arial" w:hAnsi="Arial"/>
                 <w:b w:val="false"/>
                 <w:bCs w:val="false"/>
                 <w:sz w:val="20"/>
@@ -4172,6 +4473,7 @@
             </w:pPr>
             <w:r>
               <w:rPr>
+                <w:rFonts w:ascii="Arial" w:cs="Arial" w:eastAsia="Arial" w:hAnsi="Arial"/>
                 <w:b w:val="false"/>
                 <w:bCs w:val="false"/>
                 <w:sz w:val="20"/>
@@ -4190,6 +4492,7 @@
             </w:pPr>
             <w:r>
               <w:rPr>
+                <w:rFonts w:ascii="Arial" w:cs="Arial" w:eastAsia="Arial" w:hAnsi="Arial"/>
                 <w:b w:val="false"/>
                 <w:bCs w:val="false"/>
                 <w:sz w:val="20"/>
@@ -4206,6 +4509,7 @@
             </w:pPr>
             <w:r>
               <w:rPr>
+                <w:rFonts w:ascii="Arial" w:cs="Arial" w:eastAsia="Arial" w:hAnsi="Arial"/>
                 <w:b w:val="false"/>
                 <w:bCs w:val="false"/>
                 <w:sz w:val="20"/>
@@ -4222,6 +4526,7 @@
             </w:pPr>
             <w:r>
               <w:rPr>
+                <w:rFonts w:ascii="Arial" w:cs="Arial" w:eastAsia="Arial" w:hAnsi="Arial"/>
                 <w:b w:val="false"/>
                 <w:bCs w:val="false"/>
                 <w:sz w:val="20"/>
@@ -4238,6 +4543,7 @@
             </w:pPr>
             <w:r>
               <w:rPr>
+                <w:rFonts w:ascii="Arial" w:cs="Arial" w:eastAsia="Arial" w:hAnsi="Arial"/>
                 <w:b w:val="false"/>
                 <w:bCs w:val="false"/>
                 <w:sz w:val="20"/>
@@ -4254,6 +4560,7 @@
             </w:pPr>
             <w:r>
               <w:rPr>
+                <w:rFonts w:ascii="Arial" w:cs="Arial" w:eastAsia="Arial" w:hAnsi="Arial"/>
                 <w:b w:val="false"/>
                 <w:bCs w:val="false"/>
                 <w:sz w:val="20"/>
@@ -4270,6 +4577,7 @@
             </w:pPr>
             <w:r>
               <w:rPr>
+                <w:rFonts w:ascii="Arial" w:cs="Arial" w:eastAsia="Arial" w:hAnsi="Arial"/>
                 <w:b w:val="false"/>
                 <w:bCs w:val="false"/>
                 <w:sz w:val="20"/>
@@ -4286,6 +4594,7 @@
             </w:pPr>
             <w:r>
               <w:rPr>
+                <w:rFonts w:ascii="Arial" w:cs="Arial" w:eastAsia="Arial" w:hAnsi="Arial"/>
                 <w:b w:val="false"/>
                 <w:bCs w:val="false"/>
                 <w:sz w:val="20"/>
@@ -4302,6 +4611,7 @@
             </w:pPr>
             <w:r>
               <w:rPr>
+                <w:rFonts w:ascii="Arial" w:cs="Arial" w:eastAsia="Arial" w:hAnsi="Arial"/>
                 <w:b w:val="false"/>
                 <w:bCs w:val="false"/>
                 <w:sz w:val="20"/>
@@ -4318,6 +4628,7 @@
             </w:pPr>
             <w:r>
               <w:rPr>
+                <w:rFonts w:ascii="Arial" w:cs="Arial" w:eastAsia="Arial" w:hAnsi="Arial"/>
                 <w:b w:val="false"/>
                 <w:bCs w:val="false"/>
                 <w:sz w:val="20"/>
@@ -4336,6 +4647,7 @@
             </w:pPr>
             <w:r>
               <w:rPr>
+                <w:rFonts w:ascii="Arial" w:cs="Arial" w:eastAsia="Arial" w:hAnsi="Arial"/>
                 <w:b w:val="false"/>
                 <w:bCs w:val="false"/>
                 <w:sz w:val="20"/>
@@ -4352,6 +4664,7 @@
             </w:pPr>
             <w:r>
               <w:rPr>
+                <w:rFonts w:ascii="Arial" w:cs="Arial" w:eastAsia="Arial" w:hAnsi="Arial"/>
                 <w:b w:val="false"/>
                 <w:bCs w:val="false"/>
                 <w:sz w:val="20"/>
@@ -4368,6 +4681,7 @@
             </w:pPr>
             <w:r>
               <w:rPr>
+                <w:rFonts w:ascii="Arial" w:cs="Arial" w:eastAsia="Arial" w:hAnsi="Arial"/>
                 <w:b w:val="false"/>
                 <w:bCs w:val="false"/>
                 <w:sz w:val="20"/>
@@ -4384,6 +4698,7 @@
             </w:pPr>
             <w:r>
               <w:rPr>
+                <w:rFonts w:ascii="Arial" w:cs="Arial" w:eastAsia="Arial" w:hAnsi="Arial"/>
                 <w:b w:val="false"/>
                 <w:bCs w:val="false"/>
                 <w:sz w:val="20"/>
@@ -4400,6 +4715,7 @@
             </w:pPr>
             <w:r>
               <w:rPr>
+                <w:rFonts w:ascii="Arial" w:cs="Arial" w:eastAsia="Arial" w:hAnsi="Arial"/>
                 <w:b w:val="false"/>
                 <w:bCs w:val="false"/>
                 <w:sz w:val="20"/>
@@ -4416,6 +4732,7 @@
             </w:pPr>
             <w:r>
               <w:rPr>
+                <w:rFonts w:ascii="Arial" w:cs="Arial" w:eastAsia="Arial" w:hAnsi="Arial"/>
                 <w:b w:val="false"/>
                 <w:bCs w:val="false"/>
                 <w:sz w:val="20"/>
@@ -4432,6 +4749,7 @@
             </w:pPr>
             <w:r>
               <w:rPr>
+                <w:rFonts w:ascii="Arial" w:cs="Arial" w:eastAsia="Arial" w:hAnsi="Arial"/>
                 <w:b w:val="false"/>
                 <w:bCs w:val="false"/>
                 <w:sz w:val="20"/>
@@ -4448,6 +4766,7 @@
             </w:pPr>
             <w:r>
               <w:rPr>
+                <w:rFonts w:ascii="Arial" w:cs="Arial" w:eastAsia="Arial" w:hAnsi="Arial"/>
                 <w:b w:val="false"/>
                 <w:bCs w:val="false"/>
                 <w:sz w:val="20"/>
@@ -4464,6 +4783,7 @@
             </w:pPr>
             <w:r>
               <w:rPr>
+                <w:rFonts w:ascii="Arial" w:cs="Arial" w:eastAsia="Arial" w:hAnsi="Arial"/>
                 <w:b w:val="false"/>
                 <w:bCs w:val="false"/>
                 <w:sz w:val="20"/>
@@ -4482,6 +4802,7 @@
             </w:pPr>
             <w:r>
               <w:rPr>
+                <w:rFonts w:ascii="Arial" w:cs="Arial" w:eastAsia="Arial" w:hAnsi="Arial"/>
                 <w:b w:val="false"/>
                 <w:bCs w:val="false"/>
                 <w:sz w:val="20"/>
@@ -4498,6 +4819,7 @@
             </w:pPr>
             <w:r>
               <w:rPr>
+                <w:rFonts w:ascii="Arial" w:cs="Arial" w:eastAsia="Arial" w:hAnsi="Arial"/>
                 <w:b w:val="false"/>
                 <w:bCs w:val="false"/>
                 <w:sz w:val="20"/>
@@ -4514,6 +4836,7 @@
             </w:pPr>
             <w:r>
               <w:rPr>
+                <w:rFonts w:ascii="Arial" w:cs="Arial" w:eastAsia="Arial" w:hAnsi="Arial"/>
                 <w:b w:val="false"/>
                 <w:bCs w:val="false"/>
                 <w:sz w:val="20"/>
@@ -4530,6 +4853,7 @@
             </w:pPr>
             <w:r>
               <w:rPr>
+                <w:rFonts w:ascii="Arial" w:cs="Arial" w:eastAsia="Arial" w:hAnsi="Arial"/>
                 <w:b w:val="false"/>
                 <w:bCs w:val="false"/>
                 <w:sz w:val="20"/>
@@ -4546,6 +4870,7 @@
             </w:pPr>
             <w:r>
               <w:rPr>
+                <w:rFonts w:ascii="Arial" w:cs="Arial" w:eastAsia="Arial" w:hAnsi="Arial"/>
                 <w:b w:val="false"/>
                 <w:bCs w:val="false"/>
                 <w:sz w:val="20"/>
@@ -4562,6 +4887,7 @@
             </w:pPr>
             <w:r>
               <w:rPr>
+                <w:rFonts w:ascii="Arial" w:cs="Arial" w:eastAsia="Arial" w:hAnsi="Arial"/>
                 <w:b w:val="false"/>
                 <w:bCs w:val="false"/>
                 <w:sz w:val="20"/>
@@ -4578,6 +4904,7 @@
             </w:pPr>
             <w:r>
               <w:rPr>
+                <w:rFonts w:ascii="Arial" w:cs="Arial" w:eastAsia="Arial" w:hAnsi="Arial"/>
                 <w:b w:val="false"/>
                 <w:bCs w:val="false"/>
                 <w:sz w:val="20"/>
@@ -4594,6 +4921,7 @@
             </w:pPr>
             <w:r>
               <w:rPr>
+                <w:rFonts w:ascii="Arial" w:cs="Arial" w:eastAsia="Arial" w:hAnsi="Arial"/>
                 <w:b w:val="false"/>
                 <w:bCs w:val="false"/>
                 <w:sz w:val="20"/>
@@ -4610,6 +4938,7 @@
             </w:pPr>
             <w:r>
               <w:rPr>
+                <w:rFonts w:ascii="Arial" w:cs="Arial" w:eastAsia="Arial" w:hAnsi="Arial"/>
                 <w:b w:val="false"/>
                 <w:bCs w:val="false"/>
                 <w:sz w:val="20"/>
@@ -4632,6 +4961,7 @@
       </w:pPr>
       <w:r>
         <w:rPr>
+          <w:rFonts w:ascii="Arial" w:cs="Arial" w:eastAsia="Arial" w:hAnsi="Arial"/>
           <w:b/>
           <w:bCs/>
           <w:color w:val="2874a6"/>
@@ -4645,6 +4975,7 @@
     <w:p>
       <w:r>
         <w:rPr>
+          <w:rFonts w:ascii="Arial" w:cs="Arial" w:eastAsia="Arial" w:hAnsi="Arial"/>
           <w:sz w:val="22"/>
           <w:szCs w:val="22"/>
         </w:rPr>
@@ -4658,6 +4989,7 @@
       </w:pPr>
       <w:r>
         <w:rPr>
+          <w:rFonts w:ascii="Arial" w:cs="Arial" w:eastAsia="Arial" w:hAnsi="Arial"/>
           <w:b/>
           <w:bCs/>
           <w:color w:val="2e86ab"/>
@@ -4671,6 +5003,7 @@
     <w:p>
       <w:r>
         <w:rPr>
+          <w:rFonts w:ascii="Arial" w:cs="Arial" w:eastAsia="Arial" w:hAnsi="Arial"/>
           <w:sz w:val="22"/>
           <w:szCs w:val="22"/>
         </w:rPr>
@@ -4681,111 +5014,35 @@
     <w:p>
       <w:r>
         <w:rPr>
-          <w:rFonts w:ascii="Courier New" w:cs="Courier New" w:eastAsia="Courier New" w:hAnsi="Courier New"/>
-          <w:sz w:val="18"/>
-          <w:szCs w:val="18"/>
-        </w:rPr>
-        <w:t xml:space="preserve">┌─────────────┐    ┌─────────────┐    ┌─────────────┐</w:t>
-      </w:r>
-    </w:p>
-    <w:p>
-      <w:r>
-        <w:rPr>
-          <w:rFonts w:ascii="Courier New" w:cs="Courier New" w:eastAsia="Courier New" w:hAnsi="Courier New"/>
-          <w:sz w:val="18"/>
-          <w:szCs w:val="18"/>
-        </w:rPr>
-        <w:t xml:space="preserve">│   FASE 1    │───&gt;│   FASE 2    │───&gt;│   FASE 3    │</w:t>
-      </w:r>
-    </w:p>
-    <w:p>
-      <w:r>
-        <w:rPr>
-          <w:rFonts w:ascii="Courier New" w:cs="Courier New" w:eastAsia="Courier New" w:hAnsi="Courier New"/>
-          <w:sz w:val="18"/>
-          <w:szCs w:val="18"/>
-        </w:rPr>
-        <w:t xml:space="preserve">│Caracteriza- │    │  Revisión   │    │Par/Corrector│</w:t>
-      </w:r>
-    </w:p>
-    <w:p>
-      <w:r>
-        <w:rPr>
-          <w:rFonts w:ascii="Courier New" w:cs="Courier New" w:eastAsia="Courier New" w:hAnsi="Courier New"/>
-          <w:sz w:val="18"/>
-          <w:szCs w:val="18"/>
-        </w:rPr>
-        <w:t xml:space="preserve">│   ción      │    │ Curricular  │    │  de Estilo  │</w:t>
-      </w:r>
-    </w:p>
-    <w:p>
-      <w:r>
-        <w:rPr>
-          <w:rFonts w:ascii="Courier New" w:cs="Courier New" w:eastAsia="Courier New" w:hAnsi="Courier New"/>
-          <w:sz w:val="18"/>
-          <w:szCs w:val="18"/>
-        </w:rPr>
-        <w:t xml:space="preserve">└─────────────┘    └─────────────┘    └──────┬──────┘</w:t>
-      </w:r>
-    </w:p>
-    <w:p>
-      <w:r>
-        <w:rPr>
-          <w:rFonts w:ascii="Courier New" w:cs="Courier New" w:eastAsia="Courier New" w:hAnsi="Courier New"/>
-          <w:sz w:val="18"/>
-          <w:szCs w:val="18"/>
-        </w:rPr>
-        <w:t xml:space="preserve">                                            │</w:t>
-      </w:r>
-    </w:p>
-    <w:p>
-      <w:r>
-        <w:rPr>
-          <w:rFonts w:ascii="Courier New" w:cs="Courier New" w:eastAsia="Courier New" w:hAnsi="Courier New"/>
-          <w:sz w:val="18"/>
-          <w:szCs w:val="18"/>
-        </w:rPr>
-        <w:t xml:space="preserve">┌─────────────┐    ┌─────────────┐    ┌──────▼──────┐</w:t>
-      </w:r>
-    </w:p>
-    <w:p>
-      <w:r>
-        <w:rPr>
-          <w:rFonts w:ascii="Courier New" w:cs="Courier New" w:eastAsia="Courier New" w:hAnsi="Courier New"/>
-          <w:sz w:val="18"/>
-          <w:szCs w:val="18"/>
-        </w:rPr>
-        <w:t xml:space="preserve">│   FASE 6    │&lt;───│   FASE 5    │&lt;───│   FASE 4    │</w:t>
-      </w:r>
-    </w:p>
-    <w:p>
-      <w:r>
-        <w:rPr>
-          <w:rFonts w:ascii="Courier New" w:cs="Courier New" w:eastAsia="Courier New" w:hAnsi="Courier New"/>
-          <w:sz w:val="18"/>
-          <w:szCs w:val="18"/>
-        </w:rPr>
-        <w:t xml:space="preserve">│  Aprobación │    │Alistamiento │    │ Producción  │</w:t>
-      </w:r>
-    </w:p>
-    <w:p>
-      <w:r>
-        <w:rPr>
-          <w:rFonts w:ascii="Courier New" w:cs="Courier New" w:eastAsia="Courier New" w:hAnsi="Courier New"/>
-          <w:sz w:val="18"/>
-          <w:szCs w:val="18"/>
-        </w:rPr>
-        <w:t xml:space="preserve">│   Final     │    │  en Moodle  │    │             │</w:t>
-      </w:r>
-    </w:p>
-    <w:p>
-      <w:r>
-        <w:rPr>
-          <w:rFonts w:ascii="Courier New" w:cs="Courier New" w:eastAsia="Courier New" w:hAnsi="Courier New"/>
-          <w:sz w:val="18"/>
-          <w:szCs w:val="18"/>
-        </w:rPr>
-        <w:t xml:space="preserve">└─────────────┘    └─────────────┘    └─────────────┘</w:t>
+          <w:rFonts w:ascii="Arial" w:cs="Arial" w:eastAsia="Arial" w:hAnsi="Arial"/>
+          <w:b/>
+          <w:bCs/>
+          <w:sz w:val="20"/>
+          <w:szCs w:val="20"/>
+        </w:rPr>
+        <w:t xml:space="preserve">[FASE 1: Caracterización] → [FASE 2: Revisión Curricular] → [FASE 3: Par/Corrector de Estilo]</w:t>
+      </w:r>
+    </w:p>
+    <w:p>
+      <w:r>
+        <w:rPr>
+          <w:rFonts w:ascii="Arial" w:cs="Arial" w:eastAsia="Arial" w:hAnsi="Arial"/>
+          <w:sz w:val="20"/>
+          <w:szCs w:val="20"/>
+        </w:rPr>
+        <w:t xml:space="preserve">                                                                              ↓</w:t>
+      </w:r>
+    </w:p>
+    <w:p>
+      <w:r>
+        <w:rPr>
+          <w:rFonts w:ascii="Arial" w:cs="Arial" w:eastAsia="Arial" w:hAnsi="Arial"/>
+          <w:b/>
+          <w:bCs/>
+          <w:sz w:val="20"/>
+          <w:szCs w:val="20"/>
+        </w:rPr>
+        <w:t xml:space="preserve">[FASE 6: Aprobación Final] ← [FASE 5: Alistamiento Moodle] ← [FASE 4: Producción]</w:t>
       </w:r>
     </w:p>
     <w:p/>
@@ -4795,6 +5052,7 @@
       </w:pPr>
       <w:r>
         <w:rPr>
+          <w:rFonts w:ascii="Arial" w:cs="Arial" w:eastAsia="Arial" w:hAnsi="Arial"/>
           <w:b/>
           <w:bCs/>
           <w:color w:val="2e86ab"/>
@@ -4808,6 +5066,7 @@
     <w:p>
       <w:r>
         <w:rPr>
+          <w:rFonts w:ascii="Arial" w:cs="Arial" w:eastAsia="Arial" w:hAnsi="Arial"/>
           <w:b/>
           <w:bCs/>
           <w:sz w:val="22"/>
@@ -4819,6 +5078,7 @@
     <w:p>
       <w:r>
         <w:rPr>
+          <w:rFonts w:ascii="Arial" w:cs="Arial" w:eastAsia="Arial" w:hAnsi="Arial"/>
           <w:b/>
           <w:bCs/>
           <w:sz w:val="22"/>
@@ -4831,6 +5091,7 @@
     <w:p>
       <w:r>
         <w:rPr>
+          <w:rFonts w:ascii="Arial" w:cs="Arial" w:eastAsia="Arial" w:hAnsi="Arial"/>
           <w:b/>
           <w:bCs/>
           <w:sz w:val="22"/>
@@ -4842,6 +5103,7 @@
     <w:p>
       <w:r>
         <w:rPr>
+          <w:rFonts w:ascii="Arial" w:cs="Arial" w:eastAsia="Arial" w:hAnsi="Arial"/>
           <w:sz w:val="22"/>
           <w:szCs w:val="22"/>
         </w:rPr>
@@ -4852,6 +5114,7 @@
     <w:p>
       <w:r>
         <w:rPr>
+          <w:rFonts w:ascii="Arial" w:cs="Arial" w:eastAsia="Arial" w:hAnsi="Arial"/>
           <w:sz w:val="22"/>
           <w:szCs w:val="22"/>
         </w:rPr>
@@ -4861,6 +5124,7 @@
     <w:p>
       <w:r>
         <w:rPr>
+          <w:rFonts w:ascii="Arial" w:cs="Arial" w:eastAsia="Arial" w:hAnsi="Arial"/>
           <w:sz w:val="22"/>
           <w:szCs w:val="22"/>
         </w:rPr>
@@ -4870,6 +5134,7 @@
     <w:p>
       <w:r>
         <w:rPr>
+          <w:rFonts w:ascii="Arial" w:cs="Arial" w:eastAsia="Arial" w:hAnsi="Arial"/>
           <w:sz w:val="22"/>
           <w:szCs w:val="22"/>
         </w:rPr>
@@ -4879,6 +5144,7 @@
     <w:p>
       <w:r>
         <w:rPr>
+          <w:rFonts w:ascii="Arial" w:cs="Arial" w:eastAsia="Arial" w:hAnsi="Arial"/>
           <w:sz w:val="22"/>
           <w:szCs w:val="22"/>
         </w:rPr>
@@ -4888,6 +5154,7 @@
     <w:p>
       <w:r>
         <w:rPr>
+          <w:rFonts w:ascii="Arial" w:cs="Arial" w:eastAsia="Arial" w:hAnsi="Arial"/>
           <w:sz w:val="22"/>
           <w:szCs w:val="22"/>
         </w:rPr>
@@ -4897,6 +5164,7 @@
     <w:p>
       <w:r>
         <w:rPr>
+          <w:rFonts w:ascii="Arial" w:cs="Arial" w:eastAsia="Arial" w:hAnsi="Arial"/>
           <w:sz w:val="22"/>
           <w:szCs w:val="22"/>
         </w:rPr>
@@ -4906,6 +5174,7 @@
     <w:p>
       <w:r>
         <w:rPr>
+          <w:rFonts w:ascii="Arial" w:cs="Arial" w:eastAsia="Arial" w:hAnsi="Arial"/>
           <w:sz w:val="22"/>
           <w:szCs w:val="22"/>
         </w:rPr>
@@ -4916,6 +5185,7 @@
     <w:p>
       <w:r>
         <w:rPr>
+          <w:rFonts w:ascii="Arial" w:cs="Arial" w:eastAsia="Arial" w:hAnsi="Arial"/>
           <w:b/>
           <w:bCs/>
           <w:sz w:val="22"/>
@@ -4927,6 +5197,7 @@
     <w:p>
       <w:r>
         <w:rPr>
+          <w:rFonts w:ascii="Arial" w:cs="Arial" w:eastAsia="Arial" w:hAnsi="Arial"/>
           <w:sz w:val="22"/>
           <w:szCs w:val="22"/>
         </w:rPr>
@@ -4936,6 +5207,7 @@
     <w:p>
       <w:r>
         <w:rPr>
+          <w:rFonts w:ascii="Arial" w:cs="Arial" w:eastAsia="Arial" w:hAnsi="Arial"/>
           <w:sz w:val="22"/>
           <w:szCs w:val="22"/>
         </w:rPr>
@@ -4945,6 +5217,7 @@
     <w:p>
       <w:r>
         <w:rPr>
+          <w:rFonts w:ascii="Arial" w:cs="Arial" w:eastAsia="Arial" w:hAnsi="Arial"/>
           <w:sz w:val="22"/>
           <w:szCs w:val="22"/>
         </w:rPr>
@@ -4954,6 +5227,7 @@
     <w:p>
       <w:r>
         <w:rPr>
+          <w:rFonts w:ascii="Arial" w:cs="Arial" w:eastAsia="Arial" w:hAnsi="Arial"/>
           <w:sz w:val="22"/>
           <w:szCs w:val="22"/>
         </w:rPr>
@@ -4967,6 +5241,7 @@
       </w:pPr>
       <w:r>
         <w:rPr>
+          <w:rFonts w:ascii="Arial" w:cs="Arial" w:eastAsia="Arial" w:hAnsi="Arial"/>
           <w:b/>
           <w:bCs/>
           <w:color w:val="2e86ab"/>
@@ -4980,6 +5255,7 @@
     <w:p>
       <w:r>
         <w:rPr>
+          <w:rFonts w:ascii="Arial" w:cs="Arial" w:eastAsia="Arial" w:hAnsi="Arial"/>
           <w:b/>
           <w:bCs/>
           <w:sz w:val="22"/>
@@ -4991,6 +5267,7 @@
     <w:p>
       <w:r>
         <w:rPr>
+          <w:rFonts w:ascii="Arial" w:cs="Arial" w:eastAsia="Arial" w:hAnsi="Arial"/>
           <w:b/>
           <w:bCs/>
           <w:sz w:val="22"/>
@@ -5003,6 +5280,7 @@
     <w:p>
       <w:r>
         <w:rPr>
+          <w:rFonts w:ascii="Arial" w:cs="Arial" w:eastAsia="Arial" w:hAnsi="Arial"/>
           <w:b/>
           <w:bCs/>
           <w:sz w:val="22"/>
@@ -5014,6 +5292,7 @@
     <w:p>
       <w:r>
         <w:rPr>
+          <w:rFonts w:ascii="Arial" w:cs="Arial" w:eastAsia="Arial" w:hAnsi="Arial"/>
           <w:sz w:val="22"/>
           <w:szCs w:val="22"/>
         </w:rPr>
@@ -5024,6 +5303,7 @@
     <w:p>
       <w:r>
         <w:rPr>
+          <w:rFonts w:ascii="Arial" w:cs="Arial" w:eastAsia="Arial" w:hAnsi="Arial"/>
           <w:b/>
           <w:bCs/>
           <w:sz w:val="22"/>
@@ -5035,6 +5315,7 @@
     <w:p>
       <w:r>
         <w:rPr>
+          <w:rFonts w:ascii="Arial" w:cs="Arial" w:eastAsia="Arial" w:hAnsi="Arial"/>
           <w:sz w:val="22"/>
           <w:szCs w:val="22"/>
         </w:rPr>
@@ -5044,6 +5325,7 @@
     <w:p>
       <w:r>
         <w:rPr>
+          <w:rFonts w:ascii="Arial" w:cs="Arial" w:eastAsia="Arial" w:hAnsi="Arial"/>
           <w:sz w:val="22"/>
           <w:szCs w:val="22"/>
         </w:rPr>
@@ -5053,6 +5335,7 @@
     <w:p>
       <w:r>
         <w:rPr>
+          <w:rFonts w:ascii="Arial" w:cs="Arial" w:eastAsia="Arial" w:hAnsi="Arial"/>
           <w:sz w:val="22"/>
           <w:szCs w:val="22"/>
         </w:rPr>
@@ -5062,6 +5345,7 @@
     <w:p>
       <w:r>
         <w:rPr>
+          <w:rFonts w:ascii="Arial" w:cs="Arial" w:eastAsia="Arial" w:hAnsi="Arial"/>
           <w:sz w:val="22"/>
           <w:szCs w:val="22"/>
         </w:rPr>
@@ -5075,6 +5359,7 @@
       </w:pPr>
       <w:r>
         <w:rPr>
+          <w:rFonts w:ascii="Arial" w:cs="Arial" w:eastAsia="Arial" w:hAnsi="Arial"/>
           <w:b/>
           <w:bCs/>
           <w:color w:val="2e86ab"/>
@@ -5088,6 +5373,7 @@
     <w:p>
       <w:r>
         <w:rPr>
+          <w:rFonts w:ascii="Arial" w:cs="Arial" w:eastAsia="Arial" w:hAnsi="Arial"/>
           <w:b/>
           <w:bCs/>
           <w:sz w:val="22"/>
@@ -5099,6 +5385,7 @@
     <w:p>
       <w:r>
         <w:rPr>
+          <w:rFonts w:ascii="Arial" w:cs="Arial" w:eastAsia="Arial" w:hAnsi="Arial"/>
           <w:b/>
           <w:bCs/>
           <w:sz w:val="22"/>
@@ -5111,6 +5398,7 @@
     <w:p>
       <w:r>
         <w:rPr>
+          <w:rFonts w:ascii="Arial" w:cs="Arial" w:eastAsia="Arial" w:hAnsi="Arial"/>
           <w:b/>
           <w:bCs/>
           <w:sz w:val="22"/>
@@ -5122,6 +5410,7 @@
     <w:p>
       <w:r>
         <w:rPr>
+          <w:rFonts w:ascii="Arial" w:cs="Arial" w:eastAsia="Arial" w:hAnsi="Arial"/>
           <w:sz w:val="22"/>
           <w:szCs w:val="22"/>
         </w:rPr>
@@ -5132,6 +5421,7 @@
     <w:p>
       <w:r>
         <w:rPr>
+          <w:rFonts w:ascii="Arial" w:cs="Arial" w:eastAsia="Arial" w:hAnsi="Arial"/>
           <w:b/>
           <w:bCs/>
           <w:sz w:val="22"/>
@@ -5143,6 +5433,7 @@
     <w:p>
       <w:r>
         <w:rPr>
+          <w:rFonts w:ascii="Arial" w:cs="Arial" w:eastAsia="Arial" w:hAnsi="Arial"/>
           <w:sz w:val="22"/>
           <w:szCs w:val="22"/>
         </w:rPr>
@@ -5152,6 +5443,7 @@
     <w:p>
       <w:r>
         <w:rPr>
+          <w:rFonts w:ascii="Arial" w:cs="Arial" w:eastAsia="Arial" w:hAnsi="Arial"/>
           <w:sz w:val="22"/>
           <w:szCs w:val="22"/>
         </w:rPr>
@@ -5161,6 +5453,7 @@
     <w:p>
       <w:r>
         <w:rPr>
+          <w:rFonts w:ascii="Arial" w:cs="Arial" w:eastAsia="Arial" w:hAnsi="Arial"/>
           <w:sz w:val="22"/>
           <w:szCs w:val="22"/>
         </w:rPr>
@@ -5171,6 +5464,7 @@
     <w:p>
       <w:r>
         <w:rPr>
+          <w:rFonts w:ascii="Arial" w:cs="Arial" w:eastAsia="Arial" w:hAnsi="Arial"/>
           <w:b/>
           <w:bCs/>
           <w:sz w:val="22"/>
@@ -5182,6 +5476,7 @@
     <w:p>
       <w:r>
         <w:rPr>
+          <w:rFonts w:ascii="Arial" w:cs="Arial" w:eastAsia="Arial" w:hAnsi="Arial"/>
           <w:sz w:val="22"/>
           <w:szCs w:val="22"/>
         </w:rPr>
@@ -5191,6 +5486,7 @@
     <w:p>
       <w:r>
         <w:rPr>
+          <w:rFonts w:ascii="Arial" w:cs="Arial" w:eastAsia="Arial" w:hAnsi="Arial"/>
           <w:sz w:val="22"/>
           <w:szCs w:val="22"/>
         </w:rPr>
@@ -5200,6 +5496,7 @@
     <w:p>
       <w:r>
         <w:rPr>
+          <w:rFonts w:ascii="Arial" w:cs="Arial" w:eastAsia="Arial" w:hAnsi="Arial"/>
           <w:sz w:val="22"/>
           <w:szCs w:val="22"/>
         </w:rPr>
@@ -5213,6 +5510,7 @@
       </w:pPr>
       <w:r>
         <w:rPr>
+          <w:rFonts w:ascii="Arial" w:cs="Arial" w:eastAsia="Arial" w:hAnsi="Arial"/>
           <w:b/>
           <w:bCs/>
           <w:color w:val="2e86ab"/>
@@ -5226,6 +5524,7 @@
     <w:p>
       <w:r>
         <w:rPr>
+          <w:rFonts w:ascii="Arial" w:cs="Arial" w:eastAsia="Arial" w:hAnsi="Arial"/>
           <w:b/>
           <w:bCs/>
           <w:sz w:val="22"/>
@@ -5237,6 +5536,7 @@
     <w:p>
       <w:r>
         <w:rPr>
+          <w:rFonts w:ascii="Arial" w:cs="Arial" w:eastAsia="Arial" w:hAnsi="Arial"/>
           <w:b/>
           <w:bCs/>
           <w:sz w:val="22"/>
@@ -5249,6 +5549,7 @@
     <w:p>
       <w:r>
         <w:rPr>
+          <w:rFonts w:ascii="Arial" w:cs="Arial" w:eastAsia="Arial" w:hAnsi="Arial"/>
           <w:b/>
           <w:bCs/>
           <w:sz w:val="22"/>
@@ -5260,6 +5561,7 @@
     <w:p>
       <w:r>
         <w:rPr>
+          <w:rFonts w:ascii="Arial" w:cs="Arial" w:eastAsia="Arial" w:hAnsi="Arial"/>
           <w:sz w:val="22"/>
           <w:szCs w:val="22"/>
         </w:rPr>
@@ -5270,6 +5572,7 @@
     <w:p>
       <w:r>
         <w:rPr>
+          <w:rFonts w:ascii="Arial" w:cs="Arial" w:eastAsia="Arial" w:hAnsi="Arial"/>
           <w:b/>
           <w:bCs/>
           <w:sz w:val="22"/>
@@ -5281,6 +5584,7 @@
     <w:p>
       <w:r>
         <w:rPr>
+          <w:rFonts w:ascii="Arial" w:cs="Arial" w:eastAsia="Arial" w:hAnsi="Arial"/>
           <w:sz w:val="22"/>
           <w:szCs w:val="22"/>
         </w:rPr>
@@ -5290,6 +5594,7 @@
     <w:p>
       <w:r>
         <w:rPr>
+          <w:rFonts w:ascii="Arial" w:cs="Arial" w:eastAsia="Arial" w:hAnsi="Arial"/>
           <w:sz w:val="22"/>
           <w:szCs w:val="22"/>
         </w:rPr>
@@ -5299,6 +5604,7 @@
     <w:p>
       <w:r>
         <w:rPr>
+          <w:rFonts w:ascii="Arial" w:cs="Arial" w:eastAsia="Arial" w:hAnsi="Arial"/>
           <w:sz w:val="22"/>
           <w:szCs w:val="22"/>
         </w:rPr>
@@ -5308,6 +5614,7 @@
     <w:p>
       <w:r>
         <w:rPr>
+          <w:rFonts w:ascii="Arial" w:cs="Arial" w:eastAsia="Arial" w:hAnsi="Arial"/>
           <w:sz w:val="22"/>
           <w:szCs w:val="22"/>
         </w:rPr>
@@ -5321,6 +5628,7 @@
       </w:pPr>
       <w:r>
         <w:rPr>
+          <w:rFonts w:ascii="Arial" w:cs="Arial" w:eastAsia="Arial" w:hAnsi="Arial"/>
           <w:b/>
           <w:bCs/>
           <w:color w:val="2e86ab"/>
@@ -5334,6 +5642,7 @@
     <w:p>
       <w:r>
         <w:rPr>
+          <w:rFonts w:ascii="Arial" w:cs="Arial" w:eastAsia="Arial" w:hAnsi="Arial"/>
           <w:b/>
           <w:bCs/>
           <w:sz w:val="22"/>
@@ -5345,6 +5654,7 @@
     <w:p>
       <w:r>
         <w:rPr>
+          <w:rFonts w:ascii="Arial" w:cs="Arial" w:eastAsia="Arial" w:hAnsi="Arial"/>
           <w:b/>
           <w:bCs/>
           <w:sz w:val="22"/>
@@ -5357,6 +5667,7 @@
     <w:p>
       <w:r>
         <w:rPr>
+          <w:rFonts w:ascii="Arial" w:cs="Arial" w:eastAsia="Arial" w:hAnsi="Arial"/>
           <w:b/>
           <w:bCs/>
           <w:sz w:val="22"/>
@@ -5368,6 +5679,7 @@
     <w:p>
       <w:r>
         <w:rPr>
+          <w:rFonts w:ascii="Arial" w:cs="Arial" w:eastAsia="Arial" w:hAnsi="Arial"/>
           <w:sz w:val="22"/>
           <w:szCs w:val="22"/>
         </w:rPr>
@@ -5378,6 +5690,7 @@
     <w:p>
       <w:r>
         <w:rPr>
+          <w:rFonts w:ascii="Arial" w:cs="Arial" w:eastAsia="Arial" w:hAnsi="Arial"/>
           <w:b/>
           <w:bCs/>
           <w:sz w:val="22"/>
@@ -5389,6 +5702,7 @@
     <w:p>
       <w:r>
         <w:rPr>
+          <w:rFonts w:ascii="Arial" w:cs="Arial" w:eastAsia="Arial" w:hAnsi="Arial"/>
           <w:sz w:val="22"/>
           <w:szCs w:val="22"/>
         </w:rPr>
@@ -5398,6 +5712,7 @@
     <w:p>
       <w:r>
         <w:rPr>
+          <w:rFonts w:ascii="Arial" w:cs="Arial" w:eastAsia="Arial" w:hAnsi="Arial"/>
           <w:sz w:val="22"/>
           <w:szCs w:val="22"/>
         </w:rPr>
@@ -5407,6 +5722,7 @@
     <w:p>
       <w:r>
         <w:rPr>
+          <w:rFonts w:ascii="Arial" w:cs="Arial" w:eastAsia="Arial" w:hAnsi="Arial"/>
           <w:sz w:val="22"/>
           <w:szCs w:val="22"/>
         </w:rPr>
@@ -5416,6 +5732,7 @@
     <w:p>
       <w:r>
         <w:rPr>
+          <w:rFonts w:ascii="Arial" w:cs="Arial" w:eastAsia="Arial" w:hAnsi="Arial"/>
           <w:sz w:val="22"/>
           <w:szCs w:val="22"/>
         </w:rPr>
@@ -5429,6 +5746,7 @@
       </w:pPr>
       <w:r>
         <w:rPr>
+          <w:rFonts w:ascii="Arial" w:cs="Arial" w:eastAsia="Arial" w:hAnsi="Arial"/>
           <w:b/>
           <w:bCs/>
           <w:color w:val="2e86ab"/>
@@ -5442,6 +5760,7 @@
     <w:p>
       <w:r>
         <w:rPr>
+          <w:rFonts w:ascii="Arial" w:cs="Arial" w:eastAsia="Arial" w:hAnsi="Arial"/>
           <w:b/>
           <w:bCs/>
           <w:sz w:val="22"/>
@@ -5453,6 +5772,7 @@
     <w:p>
       <w:r>
         <w:rPr>
+          <w:rFonts w:ascii="Arial" w:cs="Arial" w:eastAsia="Arial" w:hAnsi="Arial"/>
           <w:b/>
           <w:bCs/>
           <w:sz w:val="22"/>
@@ -5465,6 +5785,7 @@
     <w:p>
       <w:r>
         <w:rPr>
+          <w:rFonts w:ascii="Arial" w:cs="Arial" w:eastAsia="Arial" w:hAnsi="Arial"/>
           <w:b/>
           <w:bCs/>
           <w:sz w:val="22"/>
@@ -5476,6 +5797,7 @@
     <w:p>
       <w:r>
         <w:rPr>
+          <w:rFonts w:ascii="Arial" w:cs="Arial" w:eastAsia="Arial" w:hAnsi="Arial"/>
           <w:sz w:val="22"/>
           <w:szCs w:val="22"/>
         </w:rPr>
@@ -5486,6 +5808,7 @@
     <w:p>
       <w:r>
         <w:rPr>
+          <w:rFonts w:ascii="Arial" w:cs="Arial" w:eastAsia="Arial" w:hAnsi="Arial"/>
           <w:b/>
           <w:bCs/>
           <w:sz w:val="22"/>
@@ -5497,6 +5820,7 @@
     <w:p>
       <w:r>
         <w:rPr>
+          <w:rFonts w:ascii="Arial" w:cs="Arial" w:eastAsia="Arial" w:hAnsi="Arial"/>
           <w:sz w:val="22"/>
           <w:szCs w:val="22"/>
         </w:rPr>
@@ -5506,6 +5830,7 @@
     <w:p>
       <w:r>
         <w:rPr>
+          <w:rFonts w:ascii="Arial" w:cs="Arial" w:eastAsia="Arial" w:hAnsi="Arial"/>
           <w:sz w:val="22"/>
           <w:szCs w:val="22"/>
         </w:rPr>
@@ -5515,6 +5840,7 @@
     <w:p>
       <w:r>
         <w:rPr>
+          <w:rFonts w:ascii="Arial" w:cs="Arial" w:eastAsia="Arial" w:hAnsi="Arial"/>
           <w:sz w:val="22"/>
           <w:szCs w:val="22"/>
         </w:rPr>
@@ -5524,6 +5850,7 @@
     <w:p>
       <w:r>
         <w:rPr>
+          <w:rFonts w:ascii="Arial" w:cs="Arial" w:eastAsia="Arial" w:hAnsi="Arial"/>
           <w:sz w:val="22"/>
           <w:szCs w:val="22"/>
         </w:rPr>
@@ -5541,6 +5868,7 @@
       </w:pPr>
       <w:r>
         <w:rPr>
+          <w:rFonts w:ascii="Arial" w:cs="Arial" w:eastAsia="Arial" w:hAnsi="Arial"/>
           <w:b/>
           <w:bCs/>
           <w:color w:val="2874a6"/>
@@ -5557,6 +5885,7 @@
       </w:pPr>
       <w:r>
         <w:rPr>
+          <w:rFonts w:ascii="Arial" w:cs="Arial" w:eastAsia="Arial" w:hAnsi="Arial"/>
           <w:b/>
           <w:bCs/>
           <w:color w:val="2e86ab"/>
@@ -5570,6 +5899,7 @@
     <w:p>
       <w:r>
         <w:rPr>
+          <w:rFonts w:ascii="Arial" w:cs="Arial" w:eastAsia="Arial" w:hAnsi="Arial"/>
           <w:sz w:val="22"/>
           <w:szCs w:val="22"/>
         </w:rPr>
@@ -5580,6 +5910,7 @@
     <w:p>
       <w:r>
         <w:rPr>
+          <w:rFonts w:ascii="Arial" w:cs="Arial" w:eastAsia="Arial" w:hAnsi="Arial"/>
           <w:b/>
           <w:bCs/>
           <w:sz w:val="22"/>
@@ -5591,6 +5922,7 @@
     <w:p>
       <w:r>
         <w:rPr>
+          <w:rFonts w:ascii="Arial" w:cs="Arial" w:eastAsia="Arial" w:hAnsi="Arial"/>
           <w:sz w:val="22"/>
           <w:szCs w:val="22"/>
         </w:rPr>
@@ -5601,6 +5933,7 @@
     <w:p>
       <w:r>
         <w:rPr>
+          <w:rFonts w:ascii="Arial" w:cs="Arial" w:eastAsia="Arial" w:hAnsi="Arial"/>
           <w:b/>
           <w:bCs/>
           <w:sz w:val="22"/>
@@ -5612,6 +5945,7 @@
     <w:p>
       <w:r>
         <w:rPr>
+          <w:rFonts w:ascii="Arial" w:cs="Arial" w:eastAsia="Arial" w:hAnsi="Arial"/>
           <w:sz w:val="22"/>
           <w:szCs w:val="22"/>
         </w:rPr>
@@ -5622,6 +5956,7 @@
     <w:p>
       <w:r>
         <w:rPr>
+          <w:rFonts w:ascii="Arial" w:cs="Arial" w:eastAsia="Arial" w:hAnsi="Arial"/>
           <w:b/>
           <w:bCs/>
           <w:sz w:val="22"/>
@@ -5633,6 +5968,7 @@
     <w:p>
       <w:r>
         <w:rPr>
+          <w:rFonts w:ascii="Arial" w:cs="Arial" w:eastAsia="Arial" w:hAnsi="Arial"/>
           <w:sz w:val="22"/>
           <w:szCs w:val="22"/>
         </w:rPr>
@@ -5643,6 +5979,7 @@
     <w:p>
       <w:r>
         <w:rPr>
+          <w:rFonts w:ascii="Arial" w:cs="Arial" w:eastAsia="Arial" w:hAnsi="Arial"/>
           <w:b/>
           <w:bCs/>
           <w:sz w:val="22"/>
@@ -5654,6 +5991,7 @@
     <w:p>
       <w:r>
         <w:rPr>
+          <w:rFonts w:ascii="Arial" w:cs="Arial" w:eastAsia="Arial" w:hAnsi="Arial"/>
           <w:sz w:val="22"/>
           <w:szCs w:val="22"/>
         </w:rPr>
@@ -5664,6 +6002,7 @@
     <w:p>
       <w:r>
         <w:rPr>
+          <w:rFonts w:ascii="Arial" w:cs="Arial" w:eastAsia="Arial" w:hAnsi="Arial"/>
           <w:b/>
           <w:bCs/>
           <w:sz w:val="22"/>
@@ -5675,6 +6014,7 @@
     <w:p>
       <w:r>
         <w:rPr>
+          <w:rFonts w:ascii="Arial" w:cs="Arial" w:eastAsia="Arial" w:hAnsi="Arial"/>
           <w:sz w:val="22"/>
           <w:szCs w:val="22"/>
         </w:rPr>
@@ -5684,6 +6024,7 @@
     <w:p>
       <w:r>
         <w:rPr>
+          <w:rFonts w:ascii="Arial" w:cs="Arial" w:eastAsia="Arial" w:hAnsi="Arial"/>
           <w:sz w:val="22"/>
           <w:szCs w:val="22"/>
         </w:rPr>
@@ -5693,6 +6034,7 @@
     <w:p>
       <w:r>
         <w:rPr>
+          <w:rFonts w:ascii="Arial" w:cs="Arial" w:eastAsia="Arial" w:hAnsi="Arial"/>
           <w:sz w:val="22"/>
           <w:szCs w:val="22"/>
         </w:rPr>
@@ -5703,6 +6045,7 @@
     <w:p>
       <w:r>
         <w:rPr>
+          <w:rFonts w:ascii="Arial" w:cs="Arial" w:eastAsia="Arial" w:hAnsi="Arial"/>
           <w:b/>
           <w:bCs/>
           <w:sz w:val="22"/>
@@ -5714,6 +6057,7 @@
     <w:p>
       <w:r>
         <w:rPr>
+          <w:rFonts w:ascii="Arial" w:cs="Arial" w:eastAsia="Arial" w:hAnsi="Arial"/>
           <w:sz w:val="22"/>
           <w:szCs w:val="22"/>
         </w:rPr>
@@ -5727,6 +6071,7 @@
       </w:pPr>
       <w:r>
         <w:rPr>
+          <w:rFonts w:ascii="Arial" w:cs="Arial" w:eastAsia="Arial" w:hAnsi="Arial"/>
           <w:b/>
           <w:bCs/>
           <w:color w:val="2e86ab"/>
@@ -5740,6 +6085,7 @@
     <w:p>
       <w:r>
         <w:rPr>
+          <w:rFonts w:ascii="Arial" w:cs="Arial" w:eastAsia="Arial" w:hAnsi="Arial"/>
           <w:sz w:val="22"/>
           <w:szCs w:val="22"/>
         </w:rPr>
@@ -5750,6 +6096,7 @@
     <w:p>
       <w:r>
         <w:rPr>
+          <w:rFonts w:ascii="Arial" w:cs="Arial" w:eastAsia="Arial" w:hAnsi="Arial"/>
           <w:b/>
           <w:bCs/>
           <w:sz w:val="22"/>
@@ -5761,6 +6108,7 @@
     <w:p>
       <w:r>
         <w:rPr>
+          <w:rFonts w:ascii="Arial" w:cs="Arial" w:eastAsia="Arial" w:hAnsi="Arial"/>
           <w:sz w:val="22"/>
           <w:szCs w:val="22"/>
         </w:rPr>
@@ -5771,6 +6119,7 @@
     <w:p>
       <w:r>
         <w:rPr>
+          <w:rFonts w:ascii="Arial" w:cs="Arial" w:eastAsia="Arial" w:hAnsi="Arial"/>
           <w:b/>
           <w:bCs/>
           <w:sz w:val="22"/>
@@ -5782,6 +6131,7 @@
     <w:p>
       <w:r>
         <w:rPr>
+          <w:rFonts w:ascii="Arial" w:cs="Arial" w:eastAsia="Arial" w:hAnsi="Arial"/>
           <w:sz w:val="22"/>
           <w:szCs w:val="22"/>
         </w:rPr>
@@ -5792,6 +6142,7 @@
     <w:p>
       <w:r>
         <w:rPr>
+          <w:rFonts w:ascii="Arial" w:cs="Arial" w:eastAsia="Arial" w:hAnsi="Arial"/>
           <w:b/>
           <w:bCs/>
           <w:sz w:val="22"/>
@@ -5803,6 +6154,7 @@
     <w:p>
       <w:r>
         <w:rPr>
+          <w:rFonts w:ascii="Arial" w:cs="Arial" w:eastAsia="Arial" w:hAnsi="Arial"/>
           <w:sz w:val="22"/>
           <w:szCs w:val="22"/>
         </w:rPr>
@@ -5812,6 +6164,7 @@
     <w:p>
       <w:r>
         <w:rPr>
+          <w:rFonts w:ascii="Arial" w:cs="Arial" w:eastAsia="Arial" w:hAnsi="Arial"/>
           <w:sz w:val="22"/>
           <w:szCs w:val="22"/>
         </w:rPr>
@@ -5821,6 +6174,7 @@
     <w:p>
       <w:r>
         <w:rPr>
+          <w:rFonts w:ascii="Arial" w:cs="Arial" w:eastAsia="Arial" w:hAnsi="Arial"/>
           <w:sz w:val="22"/>
           <w:szCs w:val="22"/>
         </w:rPr>
@@ -5831,6 +6185,7 @@
     <w:p>
       <w:r>
         <w:rPr>
+          <w:rFonts w:ascii="Arial" w:cs="Arial" w:eastAsia="Arial" w:hAnsi="Arial"/>
           <w:b/>
           <w:bCs/>
           <w:sz w:val="22"/>
@@ -5842,6 +6197,7 @@
     <w:p>
       <w:r>
         <w:rPr>
+          <w:rFonts w:ascii="Arial" w:cs="Arial" w:eastAsia="Arial" w:hAnsi="Arial"/>
           <w:sz w:val="22"/>
           <w:szCs w:val="22"/>
         </w:rPr>
@@ -5851,6 +6207,7 @@
     <w:p>
       <w:r>
         <w:rPr>
+          <w:rFonts w:ascii="Arial" w:cs="Arial" w:eastAsia="Arial" w:hAnsi="Arial"/>
           <w:sz w:val="22"/>
           <w:szCs w:val="22"/>
         </w:rPr>
@@ -5860,6 +6217,7 @@
     <w:p>
       <w:r>
         <w:rPr>
+          <w:rFonts w:ascii="Arial" w:cs="Arial" w:eastAsia="Arial" w:hAnsi="Arial"/>
           <w:sz w:val="22"/>
           <w:szCs w:val="22"/>
         </w:rPr>
@@ -5869,6 +6227,7 @@
     <w:p>
       <w:r>
         <w:rPr>
+          <w:rFonts w:ascii="Arial" w:cs="Arial" w:eastAsia="Arial" w:hAnsi="Arial"/>
           <w:sz w:val="22"/>
           <w:szCs w:val="22"/>
         </w:rPr>
@@ -5878,6 +6237,7 @@
     <w:p>
       <w:r>
         <w:rPr>
+          <w:rFonts w:ascii="Arial" w:cs="Arial" w:eastAsia="Arial" w:hAnsi="Arial"/>
           <w:sz w:val="22"/>
           <w:szCs w:val="22"/>
         </w:rPr>
@@ -5887,6 +6247,7 @@
     <w:p>
       <w:r>
         <w:rPr>
+          <w:rFonts w:ascii="Arial" w:cs="Arial" w:eastAsia="Arial" w:hAnsi="Arial"/>
           <w:sz w:val="22"/>
           <w:szCs w:val="22"/>
         </w:rPr>
@@ -5896,6 +6257,7 @@
     <w:p>
       <w:r>
         <w:rPr>
+          <w:rFonts w:ascii="Arial" w:cs="Arial" w:eastAsia="Arial" w:hAnsi="Arial"/>
           <w:sz w:val="22"/>
           <w:szCs w:val="22"/>
         </w:rPr>
@@ -5905,6 +6267,7 @@
     <w:p>
       <w:r>
         <w:rPr>
+          <w:rFonts w:ascii="Arial" w:cs="Arial" w:eastAsia="Arial" w:hAnsi="Arial"/>
           <w:sz w:val="22"/>
           <w:szCs w:val="22"/>
         </w:rPr>
@@ -5914,6 +6277,7 @@
     <w:p>
       <w:r>
         <w:rPr>
+          <w:rFonts w:ascii="Arial" w:cs="Arial" w:eastAsia="Arial" w:hAnsi="Arial"/>
           <w:sz w:val="22"/>
           <w:szCs w:val="22"/>
         </w:rPr>
@@ -5924,6 +6288,7 @@
     <w:p>
       <w:r>
         <w:rPr>
+          <w:rFonts w:ascii="Arial" w:cs="Arial" w:eastAsia="Arial" w:hAnsi="Arial"/>
           <w:b/>
           <w:bCs/>
           <w:sz w:val="22"/>
@@ -5935,6 +6300,7 @@
     <w:p>
       <w:r>
         <w:rPr>
+          <w:rFonts w:ascii="Arial" w:cs="Arial" w:eastAsia="Arial" w:hAnsi="Arial"/>
           <w:sz w:val="22"/>
           <w:szCs w:val="22"/>
         </w:rPr>
@@ -5944,6 +6310,7 @@
     <w:p>
       <w:r>
         <w:rPr>
+          <w:rFonts w:ascii="Arial" w:cs="Arial" w:eastAsia="Arial" w:hAnsi="Arial"/>
           <w:sz w:val="22"/>
           <w:szCs w:val="22"/>
         </w:rPr>
@@ -5953,6 +6320,7 @@
     <w:p>
       <w:r>
         <w:rPr>
+          <w:rFonts w:ascii="Arial" w:cs="Arial" w:eastAsia="Arial" w:hAnsi="Arial"/>
           <w:sz w:val="22"/>
           <w:szCs w:val="22"/>
         </w:rPr>
@@ -5962,6 +6330,7 @@
     <w:p>
       <w:r>
         <w:rPr>
+          <w:rFonts w:ascii="Arial" w:cs="Arial" w:eastAsia="Arial" w:hAnsi="Arial"/>
           <w:sz w:val="22"/>
           <w:szCs w:val="22"/>
         </w:rPr>
@@ -5971,6 +6340,7 @@
     <w:p>
       <w:r>
         <w:rPr>
+          <w:rFonts w:ascii="Arial" w:cs="Arial" w:eastAsia="Arial" w:hAnsi="Arial"/>
           <w:sz w:val="22"/>
           <w:szCs w:val="22"/>
         </w:rPr>
@@ -5980,6 +6350,7 @@
     <w:p>
       <w:r>
         <w:rPr>
+          <w:rFonts w:ascii="Arial" w:cs="Arial" w:eastAsia="Arial" w:hAnsi="Arial"/>
           <w:sz w:val="22"/>
           <w:szCs w:val="22"/>
         </w:rPr>
@@ -5989,6 +6360,7 @@
     <w:p>
       <w:r>
         <w:rPr>
+          <w:rFonts w:ascii="Arial" w:cs="Arial" w:eastAsia="Arial" w:hAnsi="Arial"/>
           <w:sz w:val="22"/>
           <w:szCs w:val="22"/>
         </w:rPr>
@@ -6002,6 +6374,7 @@
       </w:pPr>
       <w:r>
         <w:rPr>
+          <w:rFonts w:ascii="Arial" w:cs="Arial" w:eastAsia="Arial" w:hAnsi="Arial"/>
           <w:b/>
           <w:bCs/>
           <w:color w:val="2e86ab"/>
@@ -6015,6 +6388,7 @@
     <w:p>
       <w:r>
         <w:rPr>
+          <w:rFonts w:ascii="Arial" w:cs="Arial" w:eastAsia="Arial" w:hAnsi="Arial"/>
           <w:sz w:val="22"/>
           <w:szCs w:val="22"/>
         </w:rPr>
@@ -6025,6 +6399,7 @@
     <w:p>
       <w:r>
         <w:rPr>
+          <w:rFonts w:ascii="Arial" w:cs="Arial" w:eastAsia="Arial" w:hAnsi="Arial"/>
           <w:b/>
           <w:bCs/>
           <w:sz w:val="22"/>
@@ -6036,6 +6411,7 @@
     <w:p>
       <w:r>
         <w:rPr>
+          <w:rFonts w:ascii="Arial" w:cs="Arial" w:eastAsia="Arial" w:hAnsi="Arial"/>
           <w:sz w:val="22"/>
           <w:szCs w:val="22"/>
         </w:rPr>
@@ -6045,6 +6421,7 @@
     <w:p>
       <w:r>
         <w:rPr>
+          <w:rFonts w:ascii="Arial" w:cs="Arial" w:eastAsia="Arial" w:hAnsi="Arial"/>
           <w:sz w:val="22"/>
           <w:szCs w:val="22"/>
         </w:rPr>
@@ -6054,6 +6431,7 @@
     <w:p>
       <w:r>
         <w:rPr>
+          <w:rFonts w:ascii="Arial" w:cs="Arial" w:eastAsia="Arial" w:hAnsi="Arial"/>
           <w:sz w:val="22"/>
           <w:szCs w:val="22"/>
         </w:rPr>
@@ -6064,6 +6442,7 @@
     <w:p>
       <w:r>
         <w:rPr>
+          <w:rFonts w:ascii="Arial" w:cs="Arial" w:eastAsia="Arial" w:hAnsi="Arial"/>
           <w:b/>
           <w:bCs/>
           <w:sz w:val="22"/>
@@ -6075,6 +6454,7 @@
     <w:p>
       <w:r>
         <w:rPr>
+          <w:rFonts w:ascii="Arial" w:cs="Arial" w:eastAsia="Arial" w:hAnsi="Arial"/>
           <w:sz w:val="22"/>
           <w:szCs w:val="22"/>
         </w:rPr>
@@ -6084,6 +6464,7 @@
     <w:p>
       <w:r>
         <w:rPr>
+          <w:rFonts w:ascii="Arial" w:cs="Arial" w:eastAsia="Arial" w:hAnsi="Arial"/>
           <w:sz w:val="22"/>
           <w:szCs w:val="22"/>
         </w:rPr>
@@ -6093,6 +6474,7 @@
     <w:p>
       <w:r>
         <w:rPr>
+          <w:rFonts w:ascii="Arial" w:cs="Arial" w:eastAsia="Arial" w:hAnsi="Arial"/>
           <w:sz w:val="22"/>
           <w:szCs w:val="22"/>
         </w:rPr>
@@ -6103,6 +6485,7 @@
     <w:p>
       <w:r>
         <w:rPr>
+          <w:rFonts w:ascii="Arial" w:cs="Arial" w:eastAsia="Arial" w:hAnsi="Arial"/>
           <w:b/>
           <w:bCs/>
           <w:sz w:val="22"/>
@@ -6114,6 +6497,7 @@
     <w:p>
       <w:r>
         <w:rPr>
+          <w:rFonts w:ascii="Arial" w:cs="Arial" w:eastAsia="Arial" w:hAnsi="Arial"/>
           <w:sz w:val="22"/>
           <w:szCs w:val="22"/>
         </w:rPr>
@@ -6127,6 +6511,7 @@
       </w:pPr>
       <w:r>
         <w:rPr>
+          <w:rFonts w:ascii="Arial" w:cs="Arial" w:eastAsia="Arial" w:hAnsi="Arial"/>
           <w:b/>
           <w:bCs/>
           <w:color w:val="2e86ab"/>
@@ -6140,6 +6525,7 @@
     <w:p>
       <w:r>
         <w:rPr>
+          <w:rFonts w:ascii="Arial" w:cs="Arial" w:eastAsia="Arial" w:hAnsi="Arial"/>
           <w:sz w:val="22"/>
           <w:szCs w:val="22"/>
         </w:rPr>
@@ -6150,6 +6536,7 @@
     <w:p>
       <w:r>
         <w:rPr>
+          <w:rFonts w:ascii="Arial" w:cs="Arial" w:eastAsia="Arial" w:hAnsi="Arial"/>
           <w:b/>
           <w:bCs/>
           <w:sz w:val="22"/>
@@ -6161,6 +6548,7 @@
     <w:p>
       <w:r>
         <w:rPr>
+          <w:rFonts w:ascii="Arial" w:cs="Arial" w:eastAsia="Arial" w:hAnsi="Arial"/>
           <w:sz w:val="22"/>
           <w:szCs w:val="22"/>
         </w:rPr>
@@ -6171,6 +6559,7 @@
     <w:p>
       <w:r>
         <w:rPr>
+          <w:rFonts w:ascii="Arial" w:cs="Arial" w:eastAsia="Arial" w:hAnsi="Arial"/>
           <w:b/>
           <w:bCs/>
           <w:sz w:val="22"/>
@@ -6182,6 +6571,7 @@
     <w:p>
       <w:r>
         <w:rPr>
+          <w:rFonts w:ascii="Arial" w:cs="Arial" w:eastAsia="Arial" w:hAnsi="Arial"/>
           <w:sz w:val="22"/>
           <w:szCs w:val="22"/>
         </w:rPr>
@@ -6191,6 +6581,7 @@
     <w:p>
       <w:r>
         <w:rPr>
+          <w:rFonts w:ascii="Arial" w:cs="Arial" w:eastAsia="Arial" w:hAnsi="Arial"/>
           <w:sz w:val="22"/>
           <w:szCs w:val="22"/>
         </w:rPr>
@@ -6200,6 +6591,7 @@
     <w:p>
       <w:r>
         <w:rPr>
+          <w:rFonts w:ascii="Arial" w:cs="Arial" w:eastAsia="Arial" w:hAnsi="Arial"/>
           <w:sz w:val="22"/>
           <w:szCs w:val="22"/>
         </w:rPr>
@@ -6209,6 +6601,7 @@
     <w:p>
       <w:r>
         <w:rPr>
+          <w:rFonts w:ascii="Arial" w:cs="Arial" w:eastAsia="Arial" w:hAnsi="Arial"/>
           <w:sz w:val="22"/>
           <w:szCs w:val="22"/>
         </w:rPr>
@@ -6218,6 +6611,7 @@
     <w:p>
       <w:r>
         <w:rPr>
+          <w:rFonts w:ascii="Arial" w:cs="Arial" w:eastAsia="Arial" w:hAnsi="Arial"/>
           <w:sz w:val="22"/>
           <w:szCs w:val="22"/>
         </w:rPr>
@@ -6227,6 +6621,7 @@
     <w:p>
       <w:r>
         <w:rPr>
+          <w:rFonts w:ascii="Arial" w:cs="Arial" w:eastAsia="Arial" w:hAnsi="Arial"/>
           <w:sz w:val="22"/>
           <w:szCs w:val="22"/>
         </w:rPr>
@@ -6237,6 +6632,7 @@
     <w:p>
       <w:r>
         <w:rPr>
+          <w:rFonts w:ascii="Arial" w:cs="Arial" w:eastAsia="Arial" w:hAnsi="Arial"/>
           <w:b/>
           <w:bCs/>
           <w:sz w:val="22"/>
@@ -6248,6 +6644,7 @@
     <w:p>
       <w:r>
         <w:rPr>
+          <w:rFonts w:ascii="Arial" w:cs="Arial" w:eastAsia="Arial" w:hAnsi="Arial"/>
           <w:sz w:val="22"/>
           <w:szCs w:val="22"/>
         </w:rPr>
@@ -6258,6 +6655,7 @@
     <w:p>
       <w:r>
         <w:rPr>
+          <w:rFonts w:ascii="Arial" w:cs="Arial" w:eastAsia="Arial" w:hAnsi="Arial"/>
           <w:b/>
           <w:bCs/>
           <w:sz w:val="22"/>
@@ -6269,6 +6667,7 @@
     <w:p>
       <w:r>
         <w:rPr>
+          <w:rFonts w:ascii="Arial" w:cs="Arial" w:eastAsia="Arial" w:hAnsi="Arial"/>
           <w:sz w:val="22"/>
           <w:szCs w:val="22"/>
         </w:rPr>
@@ -6279,6 +6678,7 @@
     <w:p>
       <w:r>
         <w:rPr>
+          <w:rFonts w:ascii="Arial" w:cs="Arial" w:eastAsia="Arial" w:hAnsi="Arial"/>
           <w:b/>
           <w:bCs/>
           <w:sz w:val="22"/>
@@ -6290,6 +6690,7 @@
     <w:p>
       <w:r>
         <w:rPr>
+          <w:rFonts w:ascii="Arial" w:cs="Arial" w:eastAsia="Arial" w:hAnsi="Arial"/>
           <w:sz w:val="22"/>
           <w:szCs w:val="22"/>
         </w:rPr>
@@ -6299,6 +6700,7 @@
     <w:p>
       <w:r>
         <w:rPr>
+          <w:rFonts w:ascii="Arial" w:cs="Arial" w:eastAsia="Arial" w:hAnsi="Arial"/>
           <w:sz w:val="22"/>
           <w:szCs w:val="22"/>
         </w:rPr>
@@ -6308,6 +6710,7 @@
     <w:p>
       <w:r>
         <w:rPr>
+          <w:rFonts w:ascii="Arial" w:cs="Arial" w:eastAsia="Arial" w:hAnsi="Arial"/>
           <w:sz w:val="22"/>
           <w:szCs w:val="22"/>
         </w:rPr>
@@ -6317,6 +6720,7 @@
     <w:p>
       <w:r>
         <w:rPr>
+          <w:rFonts w:ascii="Arial" w:cs="Arial" w:eastAsia="Arial" w:hAnsi="Arial"/>
           <w:sz w:val="22"/>
           <w:szCs w:val="22"/>
         </w:rPr>
@@ -6326,6 +6730,7 @@
     <w:p>
       <w:r>
         <w:rPr>
+          <w:rFonts w:ascii="Arial" w:cs="Arial" w:eastAsia="Arial" w:hAnsi="Arial"/>
           <w:sz w:val="22"/>
           <w:szCs w:val="22"/>
         </w:rPr>
@@ -6339,6 +6744,7 @@
       </w:pPr>
       <w:r>
         <w:rPr>
+          <w:rFonts w:ascii="Arial" w:cs="Arial" w:eastAsia="Arial" w:hAnsi="Arial"/>
           <w:b/>
           <w:bCs/>
           <w:color w:val="2e86ab"/>
@@ -6352,6 +6758,7 @@
     <w:p>
       <w:r>
         <w:rPr>
+          <w:rFonts w:ascii="Arial" w:cs="Arial" w:eastAsia="Arial" w:hAnsi="Arial"/>
           <w:sz w:val="22"/>
           <w:szCs w:val="22"/>
         </w:rPr>
@@ -6362,6 +6769,7 @@
     <w:p>
       <w:r>
         <w:rPr>
+          <w:rFonts w:ascii="Arial" w:cs="Arial" w:eastAsia="Arial" w:hAnsi="Arial"/>
           <w:b/>
           <w:bCs/>
           <w:sz w:val="22"/>
@@ -6373,6 +6781,7 @@
     <w:p>
       <w:r>
         <w:rPr>
+          <w:rFonts w:ascii="Arial" w:cs="Arial" w:eastAsia="Arial" w:hAnsi="Arial"/>
           <w:sz w:val="22"/>
           <w:szCs w:val="22"/>
         </w:rPr>
@@ -6383,6 +6792,7 @@
     <w:p>
       <w:r>
         <w:rPr>
+          <w:rFonts w:ascii="Arial" w:cs="Arial" w:eastAsia="Arial" w:hAnsi="Arial"/>
           <w:b/>
           <w:bCs/>
           <w:sz w:val="22"/>
@@ -6394,6 +6804,7 @@
     <w:p>
       <w:r>
         <w:rPr>
+          <w:rFonts w:ascii="Arial" w:cs="Arial" w:eastAsia="Arial" w:hAnsi="Arial"/>
           <w:sz w:val="22"/>
           <w:szCs w:val="22"/>
         </w:rPr>
@@ -6403,6 +6814,7 @@
     <w:p>
       <w:r>
         <w:rPr>
+          <w:rFonts w:ascii="Arial" w:cs="Arial" w:eastAsia="Arial" w:hAnsi="Arial"/>
           <w:sz w:val="22"/>
           <w:szCs w:val="22"/>
         </w:rPr>
@@ -6412,6 +6824,7 @@
     <w:p>
       <w:r>
         <w:rPr>
+          <w:rFonts w:ascii="Arial" w:cs="Arial" w:eastAsia="Arial" w:hAnsi="Arial"/>
           <w:sz w:val="22"/>
           <w:szCs w:val="22"/>
         </w:rPr>
@@ -6421,6 +6834,7 @@
     <w:p>
       <w:r>
         <w:rPr>
+          <w:rFonts w:ascii="Arial" w:cs="Arial" w:eastAsia="Arial" w:hAnsi="Arial"/>
           <w:sz w:val="22"/>
           <w:szCs w:val="22"/>
         </w:rPr>
@@ -6431,6 +6845,7 @@
     <w:p>
       <w:r>
         <w:rPr>
+          <w:rFonts w:ascii="Arial" w:cs="Arial" w:eastAsia="Arial" w:hAnsi="Arial"/>
           <w:b/>
           <w:bCs/>
           <w:sz w:val="22"/>
@@ -6442,6 +6857,7 @@
     <w:p>
       <w:r>
         <w:rPr>
+          <w:rFonts w:ascii="Arial" w:cs="Arial" w:eastAsia="Arial" w:hAnsi="Arial"/>
           <w:sz w:val="22"/>
           <w:szCs w:val="22"/>
         </w:rPr>
@@ -6451,6 +6867,7 @@
     <w:p>
       <w:r>
         <w:rPr>
+          <w:rFonts w:ascii="Arial" w:cs="Arial" w:eastAsia="Arial" w:hAnsi="Arial"/>
           <w:sz w:val="22"/>
           <w:szCs w:val="22"/>
         </w:rPr>
@@ -6460,6 +6877,7 @@
     <w:p>
       <w:r>
         <w:rPr>
+          <w:rFonts w:ascii="Arial" w:cs="Arial" w:eastAsia="Arial" w:hAnsi="Arial"/>
           <w:sz w:val="22"/>
           <w:szCs w:val="22"/>
         </w:rPr>
@@ -6469,6 +6887,7 @@
     <w:p>
       <w:r>
         <w:rPr>
+          <w:rFonts w:ascii="Arial" w:cs="Arial" w:eastAsia="Arial" w:hAnsi="Arial"/>
           <w:sz w:val="22"/>
           <w:szCs w:val="22"/>
         </w:rPr>
@@ -6486,6 +6905,7 @@
       </w:pPr>
       <w:r>
         <w:rPr>
+          <w:rFonts w:ascii="Arial" w:cs="Arial" w:eastAsia="Arial" w:hAnsi="Arial"/>
           <w:b/>
           <w:bCs/>
           <w:color w:val="2874a6"/>
@@ -6502,6 +6922,7 @@
       </w:pPr>
       <w:r>
         <w:rPr>
+          <w:rFonts w:ascii="Arial" w:cs="Arial" w:eastAsia="Arial" w:hAnsi="Arial"/>
           <w:b/>
           <w:bCs/>
           <w:color w:val="2e86ab"/>
@@ -6539,6 +6960,7 @@
             </w:pPr>
             <w:r>
               <w:rPr>
+                <w:rFonts w:ascii="Arial" w:cs="Arial" w:eastAsia="Arial" w:hAnsi="Arial"/>
                 <w:b/>
                 <w:bCs/>
                 <w:sz w:val="20"/>
@@ -6558,6 +6980,7 @@
             </w:pPr>
             <w:r>
               <w:rPr>
+                <w:rFonts w:ascii="Arial" w:cs="Arial" w:eastAsia="Arial" w:hAnsi="Arial"/>
                 <w:b/>
                 <w:bCs/>
                 <w:sz w:val="20"/>
@@ -6576,6 +6999,7 @@
             </w:pPr>
             <w:r>
               <w:rPr>
+                <w:rFonts w:ascii="Arial" w:cs="Arial" w:eastAsia="Arial" w:hAnsi="Arial"/>
                 <w:b w:val="false"/>
                 <w:bCs w:val="false"/>
                 <w:sz w:val="20"/>
@@ -6592,6 +7016,7 @@
             </w:pPr>
             <w:r>
               <w:rPr>
+                <w:rFonts w:ascii="Arial" w:cs="Arial" w:eastAsia="Arial" w:hAnsi="Arial"/>
                 <w:b w:val="false"/>
                 <w:bCs w:val="false"/>
                 <w:sz w:val="20"/>
@@ -6610,6 +7035,7 @@
             </w:pPr>
             <w:r>
               <w:rPr>
+                <w:rFonts w:ascii="Arial" w:cs="Arial" w:eastAsia="Arial" w:hAnsi="Arial"/>
                 <w:b w:val="false"/>
                 <w:bCs w:val="false"/>
                 <w:sz w:val="20"/>
@@ -6626,6 +7052,7 @@
             </w:pPr>
             <w:r>
               <w:rPr>
+                <w:rFonts w:ascii="Arial" w:cs="Arial" w:eastAsia="Arial" w:hAnsi="Arial"/>
                 <w:b w:val="false"/>
                 <w:bCs w:val="false"/>
                 <w:sz w:val="20"/>
@@ -6644,6 +7071,7 @@
             </w:pPr>
             <w:r>
               <w:rPr>
+                <w:rFonts w:ascii="Arial" w:cs="Arial" w:eastAsia="Arial" w:hAnsi="Arial"/>
                 <w:b w:val="false"/>
                 <w:bCs w:val="false"/>
                 <w:sz w:val="20"/>
@@ -6660,6 +7088,7 @@
             </w:pPr>
             <w:r>
               <w:rPr>
+                <w:rFonts w:ascii="Arial" w:cs="Arial" w:eastAsia="Arial" w:hAnsi="Arial"/>
                 <w:b w:val="false"/>
                 <w:bCs w:val="false"/>
                 <w:sz w:val="20"/>
@@ -6678,6 +7107,7 @@
             </w:pPr>
             <w:r>
               <w:rPr>
+                <w:rFonts w:ascii="Arial" w:cs="Arial" w:eastAsia="Arial" w:hAnsi="Arial"/>
                 <w:b w:val="false"/>
                 <w:bCs w:val="false"/>
                 <w:sz w:val="20"/>
@@ -6694,6 +7124,7 @@
             </w:pPr>
             <w:r>
               <w:rPr>
+                <w:rFonts w:ascii="Arial" w:cs="Arial" w:eastAsia="Arial" w:hAnsi="Arial"/>
                 <w:b w:val="false"/>
                 <w:bCs w:val="false"/>
                 <w:sz w:val="20"/>
@@ -6712,6 +7143,7 @@
             </w:pPr>
             <w:r>
               <w:rPr>
+                <w:rFonts w:ascii="Arial" w:cs="Arial" w:eastAsia="Arial" w:hAnsi="Arial"/>
                 <w:b w:val="false"/>
                 <w:bCs w:val="false"/>
                 <w:sz w:val="20"/>
@@ -6728,6 +7160,7 @@
             </w:pPr>
             <w:r>
               <w:rPr>
+                <w:rFonts w:ascii="Arial" w:cs="Arial" w:eastAsia="Arial" w:hAnsi="Arial"/>
                 <w:b w:val="false"/>
                 <w:bCs w:val="false"/>
                 <w:sz w:val="20"/>
@@ -6746,6 +7179,7 @@
             </w:pPr>
             <w:r>
               <w:rPr>
+                <w:rFonts w:ascii="Arial" w:cs="Arial" w:eastAsia="Arial" w:hAnsi="Arial"/>
                 <w:b w:val="false"/>
                 <w:bCs w:val="false"/>
                 <w:sz w:val="20"/>
@@ -6762,6 +7196,7 @@
             </w:pPr>
             <w:r>
               <w:rPr>
+                <w:rFonts w:ascii="Arial" w:cs="Arial" w:eastAsia="Arial" w:hAnsi="Arial"/>
                 <w:b w:val="false"/>
                 <w:bCs w:val="false"/>
                 <w:sz w:val="20"/>
@@ -6780,6 +7215,7 @@
             </w:pPr>
             <w:r>
               <w:rPr>
+                <w:rFonts w:ascii="Arial" w:cs="Arial" w:eastAsia="Arial" w:hAnsi="Arial"/>
                 <w:b w:val="false"/>
                 <w:bCs w:val="false"/>
                 <w:sz w:val="20"/>
@@ -6796,6 +7232,7 @@
             </w:pPr>
             <w:r>
               <w:rPr>
+                <w:rFonts w:ascii="Arial" w:cs="Arial" w:eastAsia="Arial" w:hAnsi="Arial"/>
                 <w:b w:val="false"/>
                 <w:bCs w:val="false"/>
                 <w:sz w:val="20"/>
@@ -6814,6 +7251,7 @@
             </w:pPr>
             <w:r>
               <w:rPr>
+                <w:rFonts w:ascii="Arial" w:cs="Arial" w:eastAsia="Arial" w:hAnsi="Arial"/>
                 <w:b w:val="false"/>
                 <w:bCs w:val="false"/>
                 <w:sz w:val="20"/>
@@ -6830,6 +7268,7 @@
             </w:pPr>
             <w:r>
               <w:rPr>
+                <w:rFonts w:ascii="Arial" w:cs="Arial" w:eastAsia="Arial" w:hAnsi="Arial"/>
                 <w:b w:val="false"/>
                 <w:bCs w:val="false"/>
                 <w:sz w:val="20"/>
@@ -6848,6 +7287,7 @@
             </w:pPr>
             <w:r>
               <w:rPr>
+                <w:rFonts w:ascii="Arial" w:cs="Arial" w:eastAsia="Arial" w:hAnsi="Arial"/>
                 <w:b w:val="false"/>
                 <w:bCs w:val="false"/>
                 <w:sz w:val="20"/>
@@ -6864,6 +7304,7 @@
             </w:pPr>
             <w:r>
               <w:rPr>
+                <w:rFonts w:ascii="Arial" w:cs="Arial" w:eastAsia="Arial" w:hAnsi="Arial"/>
                 <w:b w:val="false"/>
                 <w:bCs w:val="false"/>
                 <w:sz w:val="20"/>
@@ -6882,6 +7323,7 @@
             </w:pPr>
             <w:r>
               <w:rPr>
+                <w:rFonts w:ascii="Arial" w:cs="Arial" w:eastAsia="Arial" w:hAnsi="Arial"/>
                 <w:b w:val="false"/>
                 <w:bCs w:val="false"/>
                 <w:sz w:val="20"/>
@@ -6898,6 +7340,7 @@
             </w:pPr>
             <w:r>
               <w:rPr>
+                <w:rFonts w:ascii="Arial" w:cs="Arial" w:eastAsia="Arial" w:hAnsi="Arial"/>
                 <w:b w:val="false"/>
                 <w:bCs w:val="false"/>
                 <w:sz w:val="20"/>
@@ -6916,6 +7359,7 @@
             </w:pPr>
             <w:r>
               <w:rPr>
+                <w:rFonts w:ascii="Arial" w:cs="Arial" w:eastAsia="Arial" w:hAnsi="Arial"/>
                 <w:b w:val="false"/>
                 <w:bCs w:val="false"/>
                 <w:sz w:val="20"/>
@@ -6932,6 +7376,7 @@
             </w:pPr>
             <w:r>
               <w:rPr>
+                <w:rFonts w:ascii="Arial" w:cs="Arial" w:eastAsia="Arial" w:hAnsi="Arial"/>
                 <w:b w:val="false"/>
                 <w:bCs w:val="false"/>
                 <w:sz w:val="20"/>
@@ -6950,6 +7395,7 @@
             </w:pPr>
             <w:r>
               <w:rPr>
+                <w:rFonts w:ascii="Arial" w:cs="Arial" w:eastAsia="Arial" w:hAnsi="Arial"/>
                 <w:b w:val="false"/>
                 <w:bCs w:val="false"/>
                 <w:sz w:val="20"/>
@@ -6966,6 +7412,7 @@
             </w:pPr>
             <w:r>
               <w:rPr>
+                <w:rFonts w:ascii="Arial" w:cs="Arial" w:eastAsia="Arial" w:hAnsi="Arial"/>
                 <w:b w:val="false"/>
                 <w:bCs w:val="false"/>
                 <w:sz w:val="20"/>
@@ -6984,6 +7431,7 @@
       </w:pPr>
       <w:r>
         <w:rPr>
+          <w:rFonts w:ascii="Arial" w:cs="Arial" w:eastAsia="Arial" w:hAnsi="Arial"/>
           <w:b/>
           <w:bCs/>
           <w:color w:val="2e86ab"/>
@@ -7021,6 +7469,7 @@
             </w:pPr>
             <w:r>
               <w:rPr>
+                <w:rFonts w:ascii="Arial" w:cs="Arial" w:eastAsia="Arial" w:hAnsi="Arial"/>
                 <w:b/>
                 <w:bCs/>
                 <w:sz w:val="20"/>
@@ -7040,6 +7489,7 @@
             </w:pPr>
             <w:r>
               <w:rPr>
+                <w:rFonts w:ascii="Arial" w:cs="Arial" w:eastAsia="Arial" w:hAnsi="Arial"/>
                 <w:b/>
                 <w:bCs/>
                 <w:sz w:val="20"/>
@@ -7058,6 +7508,7 @@
             </w:pPr>
             <w:r>
               <w:rPr>
+                <w:rFonts w:ascii="Arial" w:cs="Arial" w:eastAsia="Arial" w:hAnsi="Arial"/>
                 <w:b w:val="false"/>
                 <w:bCs w:val="false"/>
                 <w:sz w:val="20"/>
@@ -7074,6 +7525,7 @@
             </w:pPr>
             <w:r>
               <w:rPr>
+                <w:rFonts w:ascii="Arial" w:cs="Arial" w:eastAsia="Arial" w:hAnsi="Arial"/>
                 <w:b w:val="false"/>
                 <w:bCs w:val="false"/>
                 <w:sz w:val="20"/>
@@ -7092,6 +7544,7 @@
             </w:pPr>
             <w:r>
               <w:rPr>
+                <w:rFonts w:ascii="Arial" w:cs="Arial" w:eastAsia="Arial" w:hAnsi="Arial"/>
                 <w:b w:val="false"/>
                 <w:bCs w:val="false"/>
                 <w:sz w:val="20"/>
@@ -7108,6 +7561,7 @@
             </w:pPr>
             <w:r>
               <w:rPr>
+                <w:rFonts w:ascii="Arial" w:cs="Arial" w:eastAsia="Arial" w:hAnsi="Arial"/>
                 <w:b w:val="false"/>
                 <w:bCs w:val="false"/>
                 <w:sz w:val="20"/>
@@ -7126,6 +7580,7 @@
             </w:pPr>
             <w:r>
               <w:rPr>
+                <w:rFonts w:ascii="Arial" w:cs="Arial" w:eastAsia="Arial" w:hAnsi="Arial"/>
                 <w:b w:val="false"/>
                 <w:bCs w:val="false"/>
                 <w:sz w:val="20"/>
@@ -7142,6 +7597,7 @@
             </w:pPr>
             <w:r>
               <w:rPr>
+                <w:rFonts w:ascii="Arial" w:cs="Arial" w:eastAsia="Arial" w:hAnsi="Arial"/>
                 <w:b w:val="false"/>
                 <w:bCs w:val="false"/>
                 <w:sz w:val="20"/>
@@ -7160,6 +7616,7 @@
             </w:pPr>
             <w:r>
               <w:rPr>
+                <w:rFonts w:ascii="Arial" w:cs="Arial" w:eastAsia="Arial" w:hAnsi="Arial"/>
                 <w:b w:val="false"/>
                 <w:bCs w:val="false"/>
                 <w:sz w:val="20"/>
@@ -7176,6 +7633,7 @@
             </w:pPr>
             <w:r>
               <w:rPr>
+                <w:rFonts w:ascii="Arial" w:cs="Arial" w:eastAsia="Arial" w:hAnsi="Arial"/>
                 <w:b w:val="false"/>
                 <w:bCs w:val="false"/>
                 <w:sz w:val="20"/>
@@ -7194,6 +7652,7 @@
             </w:pPr>
             <w:r>
               <w:rPr>
+                <w:rFonts w:ascii="Arial" w:cs="Arial" w:eastAsia="Arial" w:hAnsi="Arial"/>
                 <w:b w:val="false"/>
                 <w:bCs w:val="false"/>
                 <w:sz w:val="20"/>
@@ -7210,6 +7669,7 @@
             </w:pPr>
             <w:r>
               <w:rPr>
+                <w:rFonts w:ascii="Arial" w:cs="Arial" w:eastAsia="Arial" w:hAnsi="Arial"/>
                 <w:b w:val="false"/>
                 <w:bCs w:val="false"/>
                 <w:sz w:val="20"/>
@@ -7228,6 +7688,7 @@
             </w:pPr>
             <w:r>
               <w:rPr>
+                <w:rFonts w:ascii="Arial" w:cs="Arial" w:eastAsia="Arial" w:hAnsi="Arial"/>
                 <w:b w:val="false"/>
                 <w:bCs w:val="false"/>
                 <w:sz w:val="20"/>
@@ -7244,6 +7705,7 @@
             </w:pPr>
             <w:r>
               <w:rPr>
+                <w:rFonts w:ascii="Arial" w:cs="Arial" w:eastAsia="Arial" w:hAnsi="Arial"/>
                 <w:b w:val="false"/>
                 <w:bCs w:val="false"/>
                 <w:sz w:val="20"/>
@@ -7262,6 +7724,7 @@
             </w:pPr>
             <w:r>
               <w:rPr>
+                <w:rFonts w:ascii="Arial" w:cs="Arial" w:eastAsia="Arial" w:hAnsi="Arial"/>
                 <w:b w:val="false"/>
                 <w:bCs w:val="false"/>
                 <w:sz w:val="20"/>
@@ -7278,6 +7741,7 @@
             </w:pPr>
             <w:r>
               <w:rPr>
+                <w:rFonts w:ascii="Arial" w:cs="Arial" w:eastAsia="Arial" w:hAnsi="Arial"/>
                 <w:b w:val="false"/>
                 <w:bCs w:val="false"/>
                 <w:sz w:val="20"/>
@@ -7296,6 +7760,7 @@
       </w:pPr>
       <w:r>
         <w:rPr>
+          <w:rFonts w:ascii="Arial" w:cs="Arial" w:eastAsia="Arial" w:hAnsi="Arial"/>
           <w:b/>
           <w:bCs/>
           <w:color w:val="2e86ab"/>
@@ -7333,6 +7798,7 @@
             </w:pPr>
             <w:r>
               <w:rPr>
+                <w:rFonts w:ascii="Arial" w:cs="Arial" w:eastAsia="Arial" w:hAnsi="Arial"/>
                 <w:b/>
                 <w:bCs/>
                 <w:sz w:val="20"/>
@@ -7352,6 +7818,7 @@
             </w:pPr>
             <w:r>
               <w:rPr>
+                <w:rFonts w:ascii="Arial" w:cs="Arial" w:eastAsia="Arial" w:hAnsi="Arial"/>
                 <w:b/>
                 <w:bCs/>
                 <w:sz w:val="20"/>
@@ -7370,6 +7837,7 @@
             </w:pPr>
             <w:r>
               <w:rPr>
+                <w:rFonts w:ascii="Arial" w:cs="Arial" w:eastAsia="Arial" w:hAnsi="Arial"/>
                 <w:b w:val="false"/>
                 <w:bCs w:val="false"/>
                 <w:sz w:val="20"/>
@@ -7386,6 +7854,7 @@
             </w:pPr>
             <w:r>
               <w:rPr>
+                <w:rFonts w:ascii="Arial" w:cs="Arial" w:eastAsia="Arial" w:hAnsi="Arial"/>
                 <w:b w:val="false"/>
                 <w:bCs w:val="false"/>
                 <w:sz w:val="20"/>
@@ -7404,6 +7873,7 @@
             </w:pPr>
             <w:r>
               <w:rPr>
+                <w:rFonts w:ascii="Arial" w:cs="Arial" w:eastAsia="Arial" w:hAnsi="Arial"/>
                 <w:b w:val="false"/>
                 <w:bCs w:val="false"/>
                 <w:sz w:val="20"/>
@@ -7420,6 +7890,7 @@
             </w:pPr>
             <w:r>
               <w:rPr>
+                <w:rFonts w:ascii="Arial" w:cs="Arial" w:eastAsia="Arial" w:hAnsi="Arial"/>
                 <w:b w:val="false"/>
                 <w:bCs w:val="false"/>
                 <w:sz w:val="20"/>
@@ -7438,6 +7909,7 @@
             </w:pPr>
             <w:r>
               <w:rPr>
+                <w:rFonts w:ascii="Arial" w:cs="Arial" w:eastAsia="Arial" w:hAnsi="Arial"/>
                 <w:b w:val="false"/>
                 <w:bCs w:val="false"/>
                 <w:sz w:val="20"/>
@@ -7454,6 +7926,7 @@
             </w:pPr>
             <w:r>
               <w:rPr>
+                <w:rFonts w:ascii="Arial" w:cs="Arial" w:eastAsia="Arial" w:hAnsi="Arial"/>
                 <w:b w:val="false"/>
                 <w:bCs w:val="false"/>
                 <w:sz w:val="20"/>
@@ -7472,6 +7945,7 @@
             </w:pPr>
             <w:r>
               <w:rPr>
+                <w:rFonts w:ascii="Arial" w:cs="Arial" w:eastAsia="Arial" w:hAnsi="Arial"/>
                 <w:b w:val="false"/>
                 <w:bCs w:val="false"/>
                 <w:sz w:val="20"/>
@@ -7488,6 +7962,7 @@
             </w:pPr>
             <w:r>
               <w:rPr>
+                <w:rFonts w:ascii="Arial" w:cs="Arial" w:eastAsia="Arial" w:hAnsi="Arial"/>
                 <w:b w:val="false"/>
                 <w:bCs w:val="false"/>
                 <w:sz w:val="20"/>
@@ -7506,6 +7981,7 @@
             </w:pPr>
             <w:r>
               <w:rPr>
+                <w:rFonts w:ascii="Arial" w:cs="Arial" w:eastAsia="Arial" w:hAnsi="Arial"/>
                 <w:b w:val="false"/>
                 <w:bCs w:val="false"/>
                 <w:sz w:val="20"/>
@@ -7522,6 +7998,7 @@
             </w:pPr>
             <w:r>
               <w:rPr>
+                <w:rFonts w:ascii="Arial" w:cs="Arial" w:eastAsia="Arial" w:hAnsi="Arial"/>
                 <w:b w:val="false"/>
                 <w:bCs w:val="false"/>
                 <w:sz w:val="20"/>
@@ -7540,6 +8017,7 @@
             </w:pPr>
             <w:r>
               <w:rPr>
+                <w:rFonts w:ascii="Arial" w:cs="Arial" w:eastAsia="Arial" w:hAnsi="Arial"/>
                 <w:b w:val="false"/>
                 <w:bCs w:val="false"/>
                 <w:sz w:val="20"/>
@@ -7556,6 +8034,7 @@
             </w:pPr>
             <w:r>
               <w:rPr>
+                <w:rFonts w:ascii="Arial" w:cs="Arial" w:eastAsia="Arial" w:hAnsi="Arial"/>
                 <w:b w:val="false"/>
                 <w:bCs w:val="false"/>
                 <w:sz w:val="20"/>
@@ -7574,6 +8053,7 @@
             </w:pPr>
             <w:r>
               <w:rPr>
+                <w:rFonts w:ascii="Arial" w:cs="Arial" w:eastAsia="Arial" w:hAnsi="Arial"/>
                 <w:b w:val="false"/>
                 <w:bCs w:val="false"/>
                 <w:sz w:val="20"/>
@@ -7590,6 +8070,7 @@
             </w:pPr>
             <w:r>
               <w:rPr>
+                <w:rFonts w:ascii="Arial" w:cs="Arial" w:eastAsia="Arial" w:hAnsi="Arial"/>
                 <w:b w:val="false"/>
                 <w:bCs w:val="false"/>
                 <w:sz w:val="20"/>
@@ -7608,6 +8089,7 @@
             </w:pPr>
             <w:r>
               <w:rPr>
+                <w:rFonts w:ascii="Arial" w:cs="Arial" w:eastAsia="Arial" w:hAnsi="Arial"/>
                 <w:b w:val="false"/>
                 <w:bCs w:val="false"/>
                 <w:sz w:val="20"/>
@@ -7624,6 +8106,7 @@
             </w:pPr>
             <w:r>
               <w:rPr>
+                <w:rFonts w:ascii="Arial" w:cs="Arial" w:eastAsia="Arial" w:hAnsi="Arial"/>
                 <w:b w:val="false"/>
                 <w:bCs w:val="false"/>
                 <w:sz w:val="20"/>
@@ -7642,6 +8125,7 @@
       </w:pPr>
       <w:r>
         <w:rPr>
+          <w:rFonts w:ascii="Arial" w:cs="Arial" w:eastAsia="Arial" w:hAnsi="Arial"/>
           <w:b/>
           <w:bCs/>
           <w:color w:val="2e86ab"/>
@@ -7679,6 +8163,7 @@
             </w:pPr>
             <w:r>
               <w:rPr>
+                <w:rFonts w:ascii="Arial" w:cs="Arial" w:eastAsia="Arial" w:hAnsi="Arial"/>
                 <w:b/>
                 <w:bCs/>
                 <w:sz w:val="20"/>
@@ -7698,6 +8183,7 @@
             </w:pPr>
             <w:r>
               <w:rPr>
+                <w:rFonts w:ascii="Arial" w:cs="Arial" w:eastAsia="Arial" w:hAnsi="Arial"/>
                 <w:b/>
                 <w:bCs/>
                 <w:sz w:val="20"/>
@@ -7716,6 +8202,7 @@
             </w:pPr>
             <w:r>
               <w:rPr>
+                <w:rFonts w:ascii="Arial" w:cs="Arial" w:eastAsia="Arial" w:hAnsi="Arial"/>
                 <w:b w:val="false"/>
                 <w:bCs w:val="false"/>
                 <w:sz w:val="20"/>
@@ -7732,6 +8219,7 @@
             </w:pPr>
             <w:r>
               <w:rPr>
+                <w:rFonts w:ascii="Arial" w:cs="Arial" w:eastAsia="Arial" w:hAnsi="Arial"/>
                 <w:b w:val="false"/>
                 <w:bCs w:val="false"/>
                 <w:sz w:val="20"/>
@@ -7750,6 +8238,7 @@
             </w:pPr>
             <w:r>
               <w:rPr>
+                <w:rFonts w:ascii="Arial" w:cs="Arial" w:eastAsia="Arial" w:hAnsi="Arial"/>
                 <w:b w:val="false"/>
                 <w:bCs w:val="false"/>
                 <w:sz w:val="20"/>
@@ -7766,6 +8255,7 @@
             </w:pPr>
             <w:r>
               <w:rPr>
+                <w:rFonts w:ascii="Arial" w:cs="Arial" w:eastAsia="Arial" w:hAnsi="Arial"/>
                 <w:b w:val="false"/>
                 <w:bCs w:val="false"/>
                 <w:sz w:val="20"/>
@@ -7784,6 +8274,7 @@
             </w:pPr>
             <w:r>
               <w:rPr>
+                <w:rFonts w:ascii="Arial" w:cs="Arial" w:eastAsia="Arial" w:hAnsi="Arial"/>
                 <w:b w:val="false"/>
                 <w:bCs w:val="false"/>
                 <w:sz w:val="20"/>
@@ -7800,6 +8291,7 @@
             </w:pPr>
             <w:r>
               <w:rPr>
+                <w:rFonts w:ascii="Arial" w:cs="Arial" w:eastAsia="Arial" w:hAnsi="Arial"/>
                 <w:b w:val="false"/>
                 <w:bCs w:val="false"/>
                 <w:sz w:val="20"/>
@@ -7818,6 +8310,7 @@
             </w:pPr>
             <w:r>
               <w:rPr>
+                <w:rFonts w:ascii="Arial" w:cs="Arial" w:eastAsia="Arial" w:hAnsi="Arial"/>
                 <w:b w:val="false"/>
                 <w:bCs w:val="false"/>
                 <w:sz w:val="20"/>
@@ -7834,6 +8327,7 @@
             </w:pPr>
             <w:r>
               <w:rPr>
+                <w:rFonts w:ascii="Arial" w:cs="Arial" w:eastAsia="Arial" w:hAnsi="Arial"/>
                 <w:b w:val="false"/>
                 <w:bCs w:val="false"/>
                 <w:sz w:val="20"/>
@@ -7852,6 +8346,7 @@
             </w:pPr>
             <w:r>
               <w:rPr>
+                <w:rFonts w:ascii="Arial" w:cs="Arial" w:eastAsia="Arial" w:hAnsi="Arial"/>
                 <w:b w:val="false"/>
                 <w:bCs w:val="false"/>
                 <w:sz w:val="20"/>
@@ -7868,6 +8363,7 @@
             </w:pPr>
             <w:r>
               <w:rPr>
+                <w:rFonts w:ascii="Arial" w:cs="Arial" w:eastAsia="Arial" w:hAnsi="Arial"/>
                 <w:b w:val="false"/>
                 <w:bCs w:val="false"/>
                 <w:sz w:val="20"/>
@@ -7886,6 +8382,7 @@
       </w:pPr>
       <w:r>
         <w:rPr>
+          <w:rFonts w:ascii="Arial" w:cs="Arial" w:eastAsia="Arial" w:hAnsi="Arial"/>
           <w:b/>
           <w:bCs/>
           <w:color w:val="2e86ab"/>
@@ -7923,6 +8420,7 @@
             </w:pPr>
             <w:r>
               <w:rPr>
+                <w:rFonts w:ascii="Arial" w:cs="Arial" w:eastAsia="Arial" w:hAnsi="Arial"/>
                 <w:b/>
                 <w:bCs/>
                 <w:sz w:val="20"/>
@@ -7942,6 +8440,7 @@
             </w:pPr>
             <w:r>
               <w:rPr>
+                <w:rFonts w:ascii="Arial" w:cs="Arial" w:eastAsia="Arial" w:hAnsi="Arial"/>
                 <w:b/>
                 <w:bCs/>
                 <w:sz w:val="20"/>
@@ -7960,6 +8459,7 @@
             </w:pPr>
             <w:r>
               <w:rPr>
+                <w:rFonts w:ascii="Arial" w:cs="Arial" w:eastAsia="Arial" w:hAnsi="Arial"/>
                 <w:b w:val="false"/>
                 <w:bCs w:val="false"/>
                 <w:sz w:val="20"/>
@@ -7976,6 +8476,7 @@
             </w:pPr>
             <w:r>
               <w:rPr>
+                <w:rFonts w:ascii="Arial" w:cs="Arial" w:eastAsia="Arial" w:hAnsi="Arial"/>
                 <w:b w:val="false"/>
                 <w:bCs w:val="false"/>
                 <w:sz w:val="20"/>
@@ -7994,6 +8495,7 @@
             </w:pPr>
             <w:r>
               <w:rPr>
+                <w:rFonts w:ascii="Arial" w:cs="Arial" w:eastAsia="Arial" w:hAnsi="Arial"/>
                 <w:b w:val="false"/>
                 <w:bCs w:val="false"/>
                 <w:sz w:val="20"/>
@@ -8010,6 +8512,7 @@
             </w:pPr>
             <w:r>
               <w:rPr>
+                <w:rFonts w:ascii="Arial" w:cs="Arial" w:eastAsia="Arial" w:hAnsi="Arial"/>
                 <w:b w:val="false"/>
                 <w:bCs w:val="false"/>
                 <w:sz w:val="20"/>
@@ -8028,6 +8531,7 @@
             </w:pPr>
             <w:r>
               <w:rPr>
+                <w:rFonts w:ascii="Arial" w:cs="Arial" w:eastAsia="Arial" w:hAnsi="Arial"/>
                 <w:b w:val="false"/>
                 <w:bCs w:val="false"/>
                 <w:sz w:val="20"/>
@@ -8044,6 +8548,7 @@
             </w:pPr>
             <w:r>
               <w:rPr>
+                <w:rFonts w:ascii="Arial" w:cs="Arial" w:eastAsia="Arial" w:hAnsi="Arial"/>
                 <w:b w:val="false"/>
                 <w:bCs w:val="false"/>
                 <w:sz w:val="20"/>
@@ -8066,6 +8571,7 @@
       </w:pPr>
       <w:r>
         <w:rPr>
+          <w:rFonts w:ascii="Arial" w:cs="Arial" w:eastAsia="Arial" w:hAnsi="Arial"/>
           <w:b/>
           <w:bCs/>
           <w:color w:val="2874a6"/>
@@ -8079,6 +8585,7 @@
     <w:p>
       <w:r>
         <w:rPr>
+          <w:rFonts w:ascii="Arial" w:cs="Arial" w:eastAsia="Arial" w:hAnsi="Arial"/>
           <w:sz w:val="22"/>
           <w:szCs w:val="22"/>
         </w:rPr>
@@ -8089,6 +8596,7 @@
     <w:p>
       <w:r>
         <w:rPr>
+          <w:rFonts w:ascii="Arial" w:cs="Arial" w:eastAsia="Arial" w:hAnsi="Arial"/>
           <w:b/>
           <w:bCs/>
           <w:sz w:val="22"/>
@@ -8126,6 +8634,7 @@
             </w:pPr>
             <w:r>
               <w:rPr>
+                <w:rFonts w:ascii="Arial" w:cs="Arial" w:eastAsia="Arial" w:hAnsi="Arial"/>
                 <w:b/>
                 <w:bCs/>
                 <w:sz w:val="20"/>
@@ -8145,6 +8654,7 @@
             </w:pPr>
             <w:r>
               <w:rPr>
+                <w:rFonts w:ascii="Arial" w:cs="Arial" w:eastAsia="Arial" w:hAnsi="Arial"/>
                 <w:b/>
                 <w:bCs/>
                 <w:sz w:val="20"/>
@@ -8164,6 +8674,7 @@
             </w:pPr>
             <w:r>
               <w:rPr>
+                <w:rFonts w:ascii="Arial" w:cs="Arial" w:eastAsia="Arial" w:hAnsi="Arial"/>
                 <w:b/>
                 <w:bCs/>
                 <w:sz w:val="20"/>
@@ -8182,6 +8693,7 @@
             </w:pPr>
             <w:r>
               <w:rPr>
+                <w:rFonts w:ascii="Arial" w:cs="Arial" w:eastAsia="Arial" w:hAnsi="Arial"/>
                 <w:b w:val="false"/>
                 <w:bCs w:val="false"/>
                 <w:sz w:val="20"/>
@@ -8198,6 +8710,7 @@
             </w:pPr>
             <w:r>
               <w:rPr>
+                <w:rFonts w:ascii="Arial" w:cs="Arial" w:eastAsia="Arial" w:hAnsi="Arial"/>
                 <w:b w:val="false"/>
                 <w:bCs w:val="false"/>
                 <w:sz w:val="20"/>
@@ -8214,6 +8727,7 @@
             </w:pPr>
             <w:r>
               <w:rPr>
+                <w:rFonts w:ascii="Arial" w:cs="Arial" w:eastAsia="Arial" w:hAnsi="Arial"/>
                 <w:b w:val="false"/>
                 <w:bCs w:val="false"/>
                 <w:sz w:val="20"/>
@@ -8232,6 +8746,7 @@
             </w:pPr>
             <w:r>
               <w:rPr>
+                <w:rFonts w:ascii="Arial" w:cs="Arial" w:eastAsia="Arial" w:hAnsi="Arial"/>
                 <w:b w:val="false"/>
                 <w:bCs w:val="false"/>
                 <w:sz w:val="20"/>
@@ -8248,6 +8763,7 @@
             </w:pPr>
             <w:r>
               <w:rPr>
+                <w:rFonts w:ascii="Arial" w:cs="Arial" w:eastAsia="Arial" w:hAnsi="Arial"/>
                 <w:b w:val="false"/>
                 <w:bCs w:val="false"/>
                 <w:sz w:val="20"/>
@@ -8264,6 +8780,7 @@
             </w:pPr>
             <w:r>
               <w:rPr>
+                <w:rFonts w:ascii="Arial" w:cs="Arial" w:eastAsia="Arial" w:hAnsi="Arial"/>
                 <w:b w:val="false"/>
                 <w:bCs w:val="false"/>
                 <w:sz w:val="20"/>
@@ -8282,6 +8799,7 @@
             </w:pPr>
             <w:r>
               <w:rPr>
+                <w:rFonts w:ascii="Arial" w:cs="Arial" w:eastAsia="Arial" w:hAnsi="Arial"/>
                 <w:b w:val="false"/>
                 <w:bCs w:val="false"/>
                 <w:sz w:val="20"/>
@@ -8298,6 +8816,7 @@
             </w:pPr>
             <w:r>
               <w:rPr>
+                <w:rFonts w:ascii="Arial" w:cs="Arial" w:eastAsia="Arial" w:hAnsi="Arial"/>
                 <w:b w:val="false"/>
                 <w:bCs w:val="false"/>
                 <w:sz w:val="20"/>
@@ -8314,6 +8833,7 @@
             </w:pPr>
             <w:r>
               <w:rPr>
+                <w:rFonts w:ascii="Arial" w:cs="Arial" w:eastAsia="Arial" w:hAnsi="Arial"/>
                 <w:b w:val="false"/>
                 <w:bCs w:val="false"/>
                 <w:sz w:val="20"/>
@@ -8332,6 +8852,7 @@
             </w:pPr>
             <w:r>
               <w:rPr>
+                <w:rFonts w:ascii="Arial" w:cs="Arial" w:eastAsia="Arial" w:hAnsi="Arial"/>
                 <w:b w:val="false"/>
                 <w:bCs w:val="false"/>
                 <w:sz w:val="20"/>
@@ -8348,6 +8869,7 @@
             </w:pPr>
             <w:r>
               <w:rPr>
+                <w:rFonts w:ascii="Arial" w:cs="Arial" w:eastAsia="Arial" w:hAnsi="Arial"/>
                 <w:b w:val="false"/>
                 <w:bCs w:val="false"/>
                 <w:sz w:val="20"/>
@@ -8364,6 +8886,7 @@
             </w:pPr>
             <w:r>
               <w:rPr>
+                <w:rFonts w:ascii="Arial" w:cs="Arial" w:eastAsia="Arial" w:hAnsi="Arial"/>
                 <w:b w:val="false"/>
                 <w:bCs w:val="false"/>
                 <w:sz w:val="20"/>
@@ -8382,6 +8905,7 @@
             </w:pPr>
             <w:r>
               <w:rPr>
+                <w:rFonts w:ascii="Arial" w:cs="Arial" w:eastAsia="Arial" w:hAnsi="Arial"/>
                 <w:b w:val="false"/>
                 <w:bCs w:val="false"/>
                 <w:sz w:val="20"/>
@@ -8398,6 +8922,7 @@
             </w:pPr>
             <w:r>
               <w:rPr>
+                <w:rFonts w:ascii="Arial" w:cs="Arial" w:eastAsia="Arial" w:hAnsi="Arial"/>
                 <w:b w:val="false"/>
                 <w:bCs w:val="false"/>
                 <w:sz w:val="20"/>
@@ -8414,6 +8939,7 @@
             </w:pPr>
             <w:r>
               <w:rPr>
+                <w:rFonts w:ascii="Arial" w:cs="Arial" w:eastAsia="Arial" w:hAnsi="Arial"/>
                 <w:b w:val="false"/>
                 <w:bCs w:val="false"/>
                 <w:sz w:val="20"/>
@@ -8432,6 +8958,7 @@
             </w:pPr>
             <w:r>
               <w:rPr>
+                <w:rFonts w:ascii="Arial" w:cs="Arial" w:eastAsia="Arial" w:hAnsi="Arial"/>
                 <w:b w:val="false"/>
                 <w:bCs w:val="false"/>
                 <w:sz w:val="20"/>
@@ -8448,6 +8975,7 @@
             </w:pPr>
             <w:r>
               <w:rPr>
+                <w:rFonts w:ascii="Arial" w:cs="Arial" w:eastAsia="Arial" w:hAnsi="Arial"/>
                 <w:b w:val="false"/>
                 <w:bCs w:val="false"/>
                 <w:sz w:val="20"/>
@@ -8464,6 +8992,7 @@
             </w:pPr>
             <w:r>
               <w:rPr>
+                <w:rFonts w:ascii="Arial" w:cs="Arial" w:eastAsia="Arial" w:hAnsi="Arial"/>
                 <w:b w:val="false"/>
                 <w:bCs w:val="false"/>
                 <w:sz w:val="20"/>
@@ -8482,6 +9011,7 @@
             </w:pPr>
             <w:r>
               <w:rPr>
+                <w:rFonts w:ascii="Arial" w:cs="Arial" w:eastAsia="Arial" w:hAnsi="Arial"/>
                 <w:b w:val="false"/>
                 <w:bCs w:val="false"/>
                 <w:sz w:val="20"/>
@@ -8498,6 +9028,7 @@
             </w:pPr>
             <w:r>
               <w:rPr>
+                <w:rFonts w:ascii="Arial" w:cs="Arial" w:eastAsia="Arial" w:hAnsi="Arial"/>
                 <w:b w:val="false"/>
                 <w:bCs w:val="false"/>
                 <w:sz w:val="20"/>
@@ -8514,6 +9045,7 @@
             </w:pPr>
             <w:r>
               <w:rPr>
+                <w:rFonts w:ascii="Arial" w:cs="Arial" w:eastAsia="Arial" w:hAnsi="Arial"/>
                 <w:b w:val="false"/>
                 <w:bCs w:val="false"/>
                 <w:sz w:val="20"/>
@@ -8529,6 +9061,7 @@
     <w:p>
       <w:r>
         <w:rPr>
+          <w:rFonts w:ascii="Arial" w:cs="Arial" w:eastAsia="Arial" w:hAnsi="Arial"/>
           <w:b/>
           <w:bCs/>
           <w:sz w:val="22"/>
@@ -8540,6 +9073,7 @@
     <w:p>
       <w:r>
         <w:rPr>
+          <w:rFonts w:ascii="Arial" w:cs="Arial" w:eastAsia="Arial" w:hAnsi="Arial"/>
           <w:sz w:val="22"/>
           <w:szCs w:val="22"/>
         </w:rPr>
@@ -8549,6 +9083,7 @@
     <w:p>
       <w:r>
         <w:rPr>
+          <w:rFonts w:ascii="Arial" w:cs="Arial" w:eastAsia="Arial" w:hAnsi="Arial"/>
           <w:sz w:val="22"/>
           <w:szCs w:val="22"/>
         </w:rPr>
@@ -8559,6 +9094,7 @@
     <w:p>
       <w:r>
         <w:rPr>
+          <w:rFonts w:ascii="Arial" w:cs="Arial" w:eastAsia="Arial" w:hAnsi="Arial"/>
           <w:b/>
           <w:bCs/>
           <w:sz w:val="22"/>
@@ -8570,6 +9106,7 @@
     <w:p>
       <w:r>
         <w:rPr>
+          <w:rFonts w:ascii="Arial" w:cs="Arial" w:eastAsia="Arial" w:hAnsi="Arial"/>
           <w:sz w:val="22"/>
           <w:szCs w:val="22"/>
         </w:rPr>
@@ -8587,6 +9124,7 @@
       </w:pPr>
       <w:r>
         <w:rPr>
+          <w:rFonts w:ascii="Arial" w:cs="Arial" w:eastAsia="Arial" w:hAnsi="Arial"/>
           <w:b/>
           <w:bCs/>
           <w:color w:val="2874a6"/>
@@ -8600,6 +9138,7 @@
     <w:p>
       <w:r>
         <w:rPr>
+          <w:rFonts w:ascii="Arial" w:cs="Arial" w:eastAsia="Arial" w:hAnsi="Arial"/>
           <w:b/>
           <w:bCs/>
           <w:sz w:val="22"/>
@@ -8611,6 +9150,7 @@
     <w:p>
       <w:r>
         <w:rPr>
+          <w:rFonts w:ascii="Arial" w:cs="Arial" w:eastAsia="Arial" w:hAnsi="Arial"/>
           <w:sz w:val="22"/>
           <w:szCs w:val="22"/>
         </w:rPr>
@@ -8621,6 +9161,7 @@
     <w:p>
       <w:r>
         <w:rPr>
+          <w:rFonts w:ascii="Arial" w:cs="Arial" w:eastAsia="Arial" w:hAnsi="Arial"/>
           <w:b/>
           <w:bCs/>
           <w:sz w:val="22"/>
@@ -8632,6 +9173,7 @@
     <w:p>
       <w:r>
         <w:rPr>
+          <w:rFonts w:ascii="Arial" w:cs="Arial" w:eastAsia="Arial" w:hAnsi="Arial"/>
           <w:sz w:val="22"/>
           <w:szCs w:val="22"/>
         </w:rPr>
@@ -8642,6 +9184,7 @@
     <w:p>
       <w:r>
         <w:rPr>
+          <w:rFonts w:ascii="Arial" w:cs="Arial" w:eastAsia="Arial" w:hAnsi="Arial"/>
           <w:b/>
           <w:bCs/>
           <w:sz w:val="22"/>
@@ -8653,6 +9196,7 @@
     <w:p>
       <w:r>
         <w:rPr>
+          <w:rFonts w:ascii="Arial" w:cs="Arial" w:eastAsia="Arial" w:hAnsi="Arial"/>
           <w:sz w:val="22"/>
           <w:szCs w:val="22"/>
         </w:rPr>
@@ -8663,6 +9207,7 @@
     <w:p>
       <w:r>
         <w:rPr>
+          <w:rFonts w:ascii="Arial" w:cs="Arial" w:eastAsia="Arial" w:hAnsi="Arial"/>
           <w:b/>
           <w:bCs/>
           <w:sz w:val="22"/>
@@ -8674,6 +9219,7 @@
     <w:p>
       <w:r>
         <w:rPr>
+          <w:rFonts w:ascii="Arial" w:cs="Arial" w:eastAsia="Arial" w:hAnsi="Arial"/>
           <w:sz w:val="22"/>
           <w:szCs w:val="22"/>
         </w:rPr>
@@ -8684,6 +9230,7 @@
     <w:p>
       <w:r>
         <w:rPr>
+          <w:rFonts w:ascii="Arial" w:cs="Arial" w:eastAsia="Arial" w:hAnsi="Arial"/>
           <w:b/>
           <w:bCs/>
           <w:sz w:val="22"/>
@@ -8695,6 +9242,7 @@
     <w:p>
       <w:r>
         <w:rPr>
+          <w:rFonts w:ascii="Arial" w:cs="Arial" w:eastAsia="Arial" w:hAnsi="Arial"/>
           <w:sz w:val="22"/>
           <w:szCs w:val="22"/>
         </w:rPr>
@@ -8705,6 +9253,7 @@
     <w:p>
       <w:r>
         <w:rPr>
+          <w:rFonts w:ascii="Arial" w:cs="Arial" w:eastAsia="Arial" w:hAnsi="Arial"/>
           <w:b/>
           <w:bCs/>
           <w:sz w:val="22"/>
@@ -8716,6 +9265,7 @@
     <w:p>
       <w:r>
         <w:rPr>
+          <w:rFonts w:ascii="Arial" w:cs="Arial" w:eastAsia="Arial" w:hAnsi="Arial"/>
           <w:sz w:val="22"/>
           <w:szCs w:val="22"/>
         </w:rPr>
@@ -8726,6 +9276,7 @@
     <w:p>
       <w:r>
         <w:rPr>
+          <w:rFonts w:ascii="Arial" w:cs="Arial" w:eastAsia="Arial" w:hAnsi="Arial"/>
           <w:b/>
           <w:bCs/>
           <w:sz w:val="22"/>
@@ -8737,6 +9288,7 @@
     <w:p>
       <w:r>
         <w:rPr>
+          <w:rFonts w:ascii="Arial" w:cs="Arial" w:eastAsia="Arial" w:hAnsi="Arial"/>
           <w:sz w:val="22"/>
           <w:szCs w:val="22"/>
         </w:rPr>
@@ -8754,6 +9306,7 @@
       </w:pPr>
       <w:r>
         <w:rPr>
+          <w:rFonts w:ascii="Arial" w:cs="Arial" w:eastAsia="Arial" w:hAnsi="Arial"/>
           <w:b/>
           <w:bCs/>
           <w:color w:val="2874a6"/>
@@ -8767,6 +9320,7 @@
     <w:p>
       <w:r>
         <w:rPr>
+          <w:rFonts w:ascii="Arial" w:cs="Arial" w:eastAsia="Arial" w:hAnsi="Arial"/>
           <w:b/>
           <w:bCs/>
           <w:sz w:val="22"/>
@@ -8778,6 +9332,7 @@
     <w:p>
       <w:r>
         <w:rPr>
+          <w:rFonts w:ascii="Arial" w:cs="Arial" w:eastAsia="Arial" w:hAnsi="Arial"/>
           <w:sz w:val="22"/>
           <w:szCs w:val="22"/>
         </w:rPr>
@@ -8787,6 +9342,7 @@
     <w:p>
       <w:r>
         <w:rPr>
+          <w:rFonts w:ascii="Arial" w:cs="Arial" w:eastAsia="Arial" w:hAnsi="Arial"/>
           <w:sz w:val="22"/>
           <w:szCs w:val="22"/>
         </w:rPr>
@@ -8796,6 +9352,7 @@
     <w:p>
       <w:r>
         <w:rPr>
+          <w:rFonts w:ascii="Arial" w:cs="Arial" w:eastAsia="Arial" w:hAnsi="Arial"/>
           <w:sz w:val="22"/>
           <w:szCs w:val="22"/>
         </w:rPr>
@@ -8805,6 +9362,7 @@
     <w:p>
       <w:r>
         <w:rPr>
+          <w:rFonts w:ascii="Arial" w:cs="Arial" w:eastAsia="Arial" w:hAnsi="Arial"/>
           <w:sz w:val="22"/>
           <w:szCs w:val="22"/>
         </w:rPr>
@@ -8815,6 +9373,7 @@
     <w:p>
       <w:r>
         <w:rPr>
+          <w:rFonts w:ascii="Arial" w:cs="Arial" w:eastAsia="Arial" w:hAnsi="Arial"/>
           <w:b/>
           <w:bCs/>
           <w:sz w:val="22"/>
@@ -8826,6 +9385,7 @@
     <w:p>
       <w:r>
         <w:rPr>
+          <w:rFonts w:ascii="Arial" w:cs="Arial" w:eastAsia="Arial" w:hAnsi="Arial"/>
           <w:sz w:val="22"/>
           <w:szCs w:val="22"/>
         </w:rPr>
@@ -8835,6 +9395,7 @@
     <w:p>
       <w:r>
         <w:rPr>
+          <w:rFonts w:ascii="Arial" w:cs="Arial" w:eastAsia="Arial" w:hAnsi="Arial"/>
           <w:sz w:val="22"/>
           <w:szCs w:val="22"/>
         </w:rPr>
@@ -8844,6 +9405,7 @@
     <w:p>
       <w:r>
         <w:rPr>
+          <w:rFonts w:ascii="Arial" w:cs="Arial" w:eastAsia="Arial" w:hAnsi="Arial"/>
           <w:sz w:val="22"/>
           <w:szCs w:val="22"/>
         </w:rPr>
@@ -8853,6 +9415,7 @@
     <w:p>
       <w:r>
         <w:rPr>
+          <w:rFonts w:ascii="Arial" w:cs="Arial" w:eastAsia="Arial" w:hAnsi="Arial"/>
           <w:sz w:val="22"/>
           <w:szCs w:val="22"/>
         </w:rPr>
@@ -8863,6 +9426,7 @@
     <w:p>
       <w:r>
         <w:rPr>
+          <w:rFonts w:ascii="Arial" w:cs="Arial" w:eastAsia="Arial" w:hAnsi="Arial"/>
           <w:b/>
           <w:bCs/>
           <w:sz w:val="22"/>
@@ -8874,6 +9438,7 @@
     <w:p>
       <w:r>
         <w:rPr>
+          <w:rFonts w:ascii="Arial" w:cs="Arial" w:eastAsia="Arial" w:hAnsi="Arial"/>
           <w:sz w:val="22"/>
           <w:szCs w:val="22"/>
         </w:rPr>
@@ -8883,6 +9448,7 @@
     <w:p>
       <w:r>
         <w:rPr>
+          <w:rFonts w:ascii="Arial" w:cs="Arial" w:eastAsia="Arial" w:hAnsi="Arial"/>
           <w:sz w:val="22"/>
           <w:szCs w:val="22"/>
         </w:rPr>
@@ -8892,6 +9458,7 @@
     <w:p>
       <w:r>
         <w:rPr>
+          <w:rFonts w:ascii="Arial" w:cs="Arial" w:eastAsia="Arial" w:hAnsi="Arial"/>
           <w:sz w:val="22"/>
           <w:szCs w:val="22"/>
         </w:rPr>
@@ -8901,6 +9468,7 @@
     <w:p>
       <w:r>
         <w:rPr>
+          <w:rFonts w:ascii="Arial" w:cs="Arial" w:eastAsia="Arial" w:hAnsi="Arial"/>
           <w:sz w:val="22"/>
           <w:szCs w:val="22"/>
         </w:rPr>
@@ -8918,6 +9486,7 @@
       </w:pPr>
       <w:r>
         <w:rPr>
+          <w:rFonts w:ascii="Arial" w:cs="Arial" w:eastAsia="Arial" w:hAnsi="Arial"/>
           <w:b/>
           <w:bCs/>
           <w:color w:val="2874a6"/>
@@ -8931,6 +9500,7 @@
     <w:p>
       <w:r>
         <w:rPr>
+          <w:rFonts w:ascii="Arial" w:cs="Arial" w:eastAsia="Arial" w:hAnsi="Arial"/>
           <w:sz w:val="22"/>
           <w:szCs w:val="22"/>
         </w:rPr>
@@ -8941,6 +9511,7 @@
     <w:p>
       <w:r>
         <w:rPr>
+          <w:rFonts w:ascii="Arial" w:cs="Arial" w:eastAsia="Arial" w:hAnsi="Arial"/>
           <w:sz w:val="22"/>
           <w:szCs w:val="22"/>
         </w:rPr>
@@ -8951,6 +9522,7 @@
     <w:p>
       <w:r>
         <w:rPr>
+          <w:rFonts w:ascii="Arial" w:cs="Arial" w:eastAsia="Arial" w:hAnsi="Arial"/>
           <w:sz w:val="22"/>
           <w:szCs w:val="22"/>
         </w:rPr>
@@ -8961,6 +9533,7 @@
     <w:p>
       <w:r>
         <w:rPr>
+          <w:rFonts w:ascii="Arial" w:cs="Arial" w:eastAsia="Arial" w:hAnsi="Arial"/>
           <w:sz w:val="22"/>
           <w:szCs w:val="22"/>
         </w:rPr>
@@ -8971,6 +9544,7 @@
     <w:p>
       <w:r>
         <w:rPr>
+          <w:rFonts w:ascii="Arial" w:cs="Arial" w:eastAsia="Arial" w:hAnsi="Arial"/>
           <w:sz w:val="22"/>
           <w:szCs w:val="22"/>
         </w:rPr>
@@ -8981,6 +9555,7 @@
     <w:p>
       <w:r>
         <w:rPr>
+          <w:rFonts w:ascii="Arial" w:cs="Arial" w:eastAsia="Arial" w:hAnsi="Arial"/>
           <w:sz w:val="22"/>
           <w:szCs w:val="22"/>
         </w:rPr>
@@ -8991,6 +9566,7 @@
     <w:p>
       <w:r>
         <w:rPr>
+          <w:rFonts w:ascii="Arial" w:cs="Arial" w:eastAsia="Arial" w:hAnsi="Arial"/>
           <w:sz w:val="22"/>
           <w:szCs w:val="22"/>
         </w:rPr>
@@ -9001,6 +9577,7 @@
     <w:p>
       <w:r>
         <w:rPr>
+          <w:rFonts w:ascii="Arial" w:cs="Arial" w:eastAsia="Arial" w:hAnsi="Arial"/>
           <w:sz w:val="22"/>
           <w:szCs w:val="22"/>
         </w:rPr>
@@ -9011,6 +9588,7 @@
     <w:p>
       <w:r>
         <w:rPr>
+          <w:rFonts w:ascii="Arial" w:cs="Arial" w:eastAsia="Arial" w:hAnsi="Arial"/>
           <w:sz w:val="22"/>
           <w:szCs w:val="22"/>
         </w:rPr>
@@ -9028,6 +9606,7 @@
       </w:pPr>
       <w:r>
         <w:rPr>
+          <w:rFonts w:ascii="Arial" w:cs="Arial" w:eastAsia="Arial" w:hAnsi="Arial"/>
           <w:b/>
           <w:bCs/>
           <w:color w:val="2874a6"/>
@@ -9041,6 +9620,7 @@
     <w:p>
       <w:r>
         <w:rPr>
+          <w:rFonts w:ascii="Arial" w:cs="Arial" w:eastAsia="Arial" w:hAnsi="Arial"/>
           <w:sz w:val="22"/>
           <w:szCs w:val="22"/>
         </w:rPr>
@@ -9051,6 +9631,7 @@
     <w:p>
       <w:r>
         <w:rPr>
+          <w:rFonts w:ascii="Arial" w:cs="Arial" w:eastAsia="Arial" w:hAnsi="Arial"/>
           <w:b/>
           <w:bCs/>
           <w:sz w:val="22"/>
@@ -9062,6 +9643,7 @@
     <w:p>
       <w:r>
         <w:rPr>
+          <w:rFonts w:ascii="Arial" w:cs="Arial" w:eastAsia="Arial" w:hAnsi="Arial"/>
           <w:sz w:val="22"/>
           <w:szCs w:val="22"/>
         </w:rPr>
@@ -9071,6 +9653,7 @@
     <w:p>
       <w:r>
         <w:rPr>
+          <w:rFonts w:ascii="Arial" w:cs="Arial" w:eastAsia="Arial" w:hAnsi="Arial"/>
           <w:sz w:val="22"/>
           <w:szCs w:val="22"/>
         </w:rPr>
@@ -9080,6 +9663,7 @@
     <w:p>
       <w:r>
         <w:rPr>
+          <w:rFonts w:ascii="Arial" w:cs="Arial" w:eastAsia="Arial" w:hAnsi="Arial"/>
           <w:sz w:val="22"/>
           <w:szCs w:val="22"/>
         </w:rPr>
@@ -9090,6 +9674,7 @@
     <w:p>
       <w:r>
         <w:rPr>
+          <w:rFonts w:ascii="Arial" w:cs="Arial" w:eastAsia="Arial" w:hAnsi="Arial"/>
           <w:b/>
           <w:bCs/>
           <w:sz w:val="22"/>
@@ -9101,6 +9686,7 @@
     <w:p>
       <w:r>
         <w:rPr>
+          <w:rFonts w:ascii="Arial" w:cs="Arial" w:eastAsia="Arial" w:hAnsi="Arial"/>
           <w:sz w:val="22"/>
           <w:szCs w:val="22"/>
         </w:rPr>
@@ -9110,6 +9696,7 @@
     <w:p>
       <w:r>
         <w:rPr>
+          <w:rFonts w:ascii="Arial" w:cs="Arial" w:eastAsia="Arial" w:hAnsi="Arial"/>
           <w:sz w:val="22"/>
           <w:szCs w:val="22"/>
         </w:rPr>
@@ -9119,6 +9706,7 @@
     <w:p>
       <w:r>
         <w:rPr>
+          <w:rFonts w:ascii="Arial" w:cs="Arial" w:eastAsia="Arial" w:hAnsi="Arial"/>
           <w:sz w:val="22"/>
           <w:szCs w:val="22"/>
         </w:rPr>
@@ -9133,12 +9721,13 @@
       </w:pPr>
       <w:r>
         <w:rPr>
+          <w:rFonts w:ascii="Arial" w:cs="Arial" w:eastAsia="Arial" w:hAnsi="Arial"/>
           <w:b/>
           <w:bCs/>
           <w:sz w:val="20"/>
           <w:szCs w:val="20"/>
         </w:rPr>
-        <w:t xml:space="preserve">© 2024 Universidad de Santander - UDES. Todos los derechos reservados.</w:t>
+        <w:t xml:space="preserve">© 2025 Universidad de Santander - UDES. Todos los derechos reservados.</w:t>
       </w:r>
     </w:p>
     <w:sectPr>
@@ -9165,10 +9754,11 @@
     </w:pPr>
     <w:r>
       <w:rPr>
+        <w:rFonts w:ascii="Arial" w:cs="Arial" w:eastAsia="Arial" w:hAnsi="Arial"/>
         <w:sz w:val="18"/>
         <w:szCs w:val="18"/>
       </w:rPr>
-      <w:t xml:space="preserve">© 2024 Universidad de Santander - UDES | Página </w:t>
+      <w:t xml:space="preserve">© 2025 Universidad de Santander - UDES | Página </w:t>
     </w:r>
   </w:p>
 </w:ftr>
@@ -9219,6 +9809,7 @@
     </w:pPr>
     <w:r>
       <w:rPr>
+        <w:rFonts w:ascii="Arial" w:cs="Arial" w:eastAsia="Arial" w:hAnsi="Arial"/>
         <w:color w:val="7f8c8d"/>
         <w:sz w:val="18"/>
         <w:szCs w:val="18"/>

--- a/mod/caracterizacion/docs/MANUAL_CARACTERIZACION_RED_UDES.docx
+++ b/mod/caracterizacion/docs/MANUAL_CARACTERIZACION_RED_UDES.docx
@@ -5011,40 +5011,367 @@
       </w:r>
     </w:p>
     <w:p/>
-    <w:p>
-      <w:r>
-        <w:rPr>
-          <w:rFonts w:ascii="Arial" w:cs="Arial" w:eastAsia="Arial" w:hAnsi="Arial"/>
-          <w:b/>
-          <w:bCs/>
+    <w:tbl>
+      <w:tblPr>
+        <w:tblW w:type="pct" w:w="100%"/>
+        <w:tblBorders>
+          <w:top w:val="single" w:color="auto" w:sz="4"/>
+          <w:left w:val="single" w:color="auto" w:sz="4"/>
+          <w:bottom w:val="single" w:color="auto" w:sz="4"/>
+          <w:right w:val="single" w:color="auto" w:sz="4"/>
+          <w:insideH w:val="single" w:color="auto" w:sz="4"/>
+          <w:insideV w:val="single" w:color="auto" w:sz="4"/>
+        </w:tblBorders>
+      </w:tblPr>
+      <w:tblGrid>
+        <w:gridCol w:w="100"/>
+        <w:gridCol w:w="100"/>
+        <w:gridCol w:w="100"/>
+        <w:gridCol w:w="100"/>
+        <w:gridCol w:w="100"/>
+      </w:tblGrid>
+      <w:tr>
+        <w:tc>
+          <w:tcPr>
+            <w:tcW w:type="pct" w:w="33%"/>
+            <w:shd w:fill="2874a6"/>
+          </w:tcPr>
+          <w:p>
+            <w:pPr>
+              <w:jc w:val="center"/>
+            </w:pPr>
+            <w:r>
+              <w:rPr>
+                <w:rFonts w:ascii="Arial" w:cs="Arial" w:eastAsia="Arial" w:hAnsi="Arial"/>
+                <w:b/>
+                <w:bCs/>
+                <w:color w:val="FFFFFF"/>
+                <w:sz w:val="22"/>
+                <w:szCs w:val="22"/>
+              </w:rPr>
+              <w:t xml:space="preserve">FASE 1</w:t>
+            </w:r>
+          </w:p>
+          <w:p>
+            <w:pPr>
+              <w:jc w:val="center"/>
+            </w:pPr>
+            <w:r>
+              <w:rPr>
+                <w:rFonts w:ascii="Arial" w:cs="Arial" w:eastAsia="Arial" w:hAnsi="Arial"/>
+                <w:color w:val="FFFFFF"/>
+                <w:sz w:val="18"/>
+                <w:szCs w:val="18"/>
+              </w:rPr>
+              <w:t xml:space="preserve">Diligencia la Caracterización</w:t>
+            </w:r>
+          </w:p>
+        </w:tc>
+        <w:tc>
+          <w:tcPr>
+            <w:tcW w:type="pct" w:w="1%"/>
+            <w:vAlign w:val="center"/>
+          </w:tcPr>
+          <w:p>
+            <w:pPr>
+              <w:jc w:val="center"/>
+            </w:pPr>
+            <w:r>
+              <w:rPr>
+                <w:rFonts w:ascii="Arial" w:cs="Arial" w:eastAsia="Arial" w:hAnsi="Arial"/>
+                <w:b/>
+                <w:bCs/>
+                <w:sz w:val="28"/>
+                <w:szCs w:val="28"/>
+              </w:rPr>
+              <w:t xml:space="preserve">→</w:t>
+            </w:r>
+          </w:p>
+        </w:tc>
+        <w:tc>
+          <w:tcPr>
+            <w:tcW w:type="pct" w:w="33%"/>
+            <w:shd w:fill="2e86ab"/>
+          </w:tcPr>
+          <w:p>
+            <w:pPr>
+              <w:jc w:val="center"/>
+            </w:pPr>
+            <w:r>
+              <w:rPr>
+                <w:rFonts w:ascii="Arial" w:cs="Arial" w:eastAsia="Arial" w:hAnsi="Arial"/>
+                <w:b/>
+                <w:bCs/>
+                <w:color w:val="FFFFFF"/>
+                <w:sz w:val="22"/>
+                <w:szCs w:val="22"/>
+              </w:rPr>
+              <w:t xml:space="preserve">FASE 2</w:t>
+            </w:r>
+          </w:p>
+          <w:p>
+            <w:pPr>
+              <w:jc w:val="center"/>
+            </w:pPr>
+            <w:r>
+              <w:rPr>
+                <w:rFonts w:ascii="Arial" w:cs="Arial" w:eastAsia="Arial" w:hAnsi="Arial"/>
+                <w:color w:val="FFFFFF"/>
+                <w:sz w:val="18"/>
+                <w:szCs w:val="18"/>
+              </w:rPr>
+              <w:t xml:space="preserve">Revisión Curricular</w:t>
+            </w:r>
+          </w:p>
+        </w:tc>
+        <w:tc>
+          <w:tcPr>
+            <w:tcW w:type="pct" w:w="1%"/>
+            <w:vAlign w:val="center"/>
+          </w:tcPr>
+          <w:p>
+            <w:pPr>
+              <w:jc w:val="center"/>
+            </w:pPr>
+            <w:r>
+              <w:rPr>
+                <w:rFonts w:ascii="Arial" w:cs="Arial" w:eastAsia="Arial" w:hAnsi="Arial"/>
+                <w:b/>
+                <w:bCs/>
+                <w:sz w:val="28"/>
+                <w:szCs w:val="28"/>
+              </w:rPr>
+              <w:t xml:space="preserve">→</w:t>
+            </w:r>
+          </w:p>
+        </w:tc>
+        <w:tc>
+          <w:tcPr>
+            <w:tcW w:type="pct" w:w="33%"/>
+            <w:shd w:fill="5dade2"/>
+          </w:tcPr>
+          <w:p>
+            <w:pPr>
+              <w:jc w:val="center"/>
+            </w:pPr>
+            <w:r>
+              <w:rPr>
+                <w:rFonts w:ascii="Arial" w:cs="Arial" w:eastAsia="Arial" w:hAnsi="Arial"/>
+                <w:b/>
+                <w:bCs/>
+                <w:color w:val="FFFFFF"/>
+                <w:sz w:val="22"/>
+                <w:szCs w:val="22"/>
+              </w:rPr>
+              <w:t xml:space="preserve">FASE 3</w:t>
+            </w:r>
+          </w:p>
+          <w:p>
+            <w:pPr>
+              <w:jc w:val="center"/>
+            </w:pPr>
+            <w:r>
+              <w:rPr>
+                <w:rFonts w:ascii="Arial" w:cs="Arial" w:eastAsia="Arial" w:hAnsi="Arial"/>
+                <w:color w:val="FFFFFF"/>
+                <w:sz w:val="18"/>
+                <w:szCs w:val="18"/>
+              </w:rPr>
+              <w:t xml:space="preserve">Par / Corrector de Estilo</w:t>
+            </w:r>
+          </w:p>
+        </w:tc>
+      </w:tr>
+    </w:tbl>
+    <w:p/>
+    <w:p>
+      <w:pPr>
+        <w:jc w:val="right"/>
+      </w:pPr>
+      <w:r>
+        <w:rPr>
+          <w:rFonts w:ascii="Arial" w:cs="Arial" w:eastAsia="Arial" w:hAnsi="Arial"/>
+          <w:i/>
+          <w:iCs/>
           <w:sz w:val="20"/>
           <w:szCs w:val="20"/>
         </w:rPr>
-        <w:t xml:space="preserve">[FASE 1: Caracterización] → [FASE 2: Revisión Curricular] → [FASE 3: Par/Corrector de Estilo]</w:t>
-      </w:r>
-    </w:p>
-    <w:p>
-      <w:r>
-        <w:rPr>
-          <w:rFonts w:ascii="Arial" w:cs="Arial" w:eastAsia="Arial" w:hAnsi="Arial"/>
-          <w:sz w:val="20"/>
-          <w:szCs w:val="20"/>
-        </w:rPr>
-        <w:t xml:space="preserve">                                                                              ↓</w:t>
-      </w:r>
-    </w:p>
-    <w:p>
-      <w:r>
-        <w:rPr>
-          <w:rFonts w:ascii="Arial" w:cs="Arial" w:eastAsia="Arial" w:hAnsi="Arial"/>
-          <w:b/>
-          <w:bCs/>
-          <w:sz w:val="20"/>
-          <w:szCs w:val="20"/>
-        </w:rPr>
-        <w:t xml:space="preserve">[FASE 6: Aprobación Final] ← [FASE 5: Alistamiento Moodle] ← [FASE 4: Producción]</w:t>
-      </w:r>
-    </w:p>
+        <w:t xml:space="preserve">↓ Continúa el flujo...</w:t>
+      </w:r>
+    </w:p>
+    <w:p/>
+    <w:tbl>
+      <w:tblPr>
+        <w:tblW w:type="pct" w:w="100%"/>
+        <w:tblBorders>
+          <w:top w:val="single" w:color="auto" w:sz="4"/>
+          <w:left w:val="single" w:color="auto" w:sz="4"/>
+          <w:bottom w:val="single" w:color="auto" w:sz="4"/>
+          <w:right w:val="single" w:color="auto" w:sz="4"/>
+          <w:insideH w:val="single" w:color="auto" w:sz="4"/>
+          <w:insideV w:val="single" w:color="auto" w:sz="4"/>
+        </w:tblBorders>
+      </w:tblPr>
+      <w:tblGrid>
+        <w:gridCol w:w="100"/>
+        <w:gridCol w:w="100"/>
+        <w:gridCol w:w="100"/>
+        <w:gridCol w:w="100"/>
+        <w:gridCol w:w="100"/>
+      </w:tblGrid>
+      <w:tr>
+        <w:tc>
+          <w:tcPr>
+            <w:tcW w:type="pct" w:w="33%"/>
+            <w:shd w:fill="1abc9c"/>
+          </w:tcPr>
+          <w:p>
+            <w:pPr>
+              <w:jc w:val="center"/>
+            </w:pPr>
+            <w:r>
+              <w:rPr>
+                <w:rFonts w:ascii="Arial" w:cs="Arial" w:eastAsia="Arial" w:hAnsi="Arial"/>
+                <w:b/>
+                <w:bCs/>
+                <w:color w:val="FFFFFF"/>
+                <w:sz w:val="22"/>
+                <w:szCs w:val="22"/>
+              </w:rPr>
+              <w:t xml:space="preserve">FASE 4</w:t>
+            </w:r>
+          </w:p>
+          <w:p>
+            <w:pPr>
+              <w:jc w:val="center"/>
+            </w:pPr>
+            <w:r>
+              <w:rPr>
+                <w:rFonts w:ascii="Arial" w:cs="Arial" w:eastAsia="Arial" w:hAnsi="Arial"/>
+                <w:color w:val="FFFFFF"/>
+                <w:sz w:val="18"/>
+                <w:szCs w:val="18"/>
+              </w:rPr>
+              <w:t xml:space="preserve">Producción</w:t>
+            </w:r>
+          </w:p>
+        </w:tc>
+        <w:tc>
+          <w:tcPr>
+            <w:tcW w:type="pct" w:w="1%"/>
+            <w:vAlign w:val="center"/>
+          </w:tcPr>
+          <w:p>
+            <w:pPr>
+              <w:jc w:val="center"/>
+            </w:pPr>
+            <w:r>
+              <w:rPr>
+                <w:rFonts w:ascii="Arial" w:cs="Arial" w:eastAsia="Arial" w:hAnsi="Arial"/>
+                <w:b/>
+                <w:bCs/>
+                <w:sz w:val="28"/>
+                <w:szCs w:val="28"/>
+              </w:rPr>
+              <w:t xml:space="preserve">→</w:t>
+            </w:r>
+          </w:p>
+        </w:tc>
+        <w:tc>
+          <w:tcPr>
+            <w:tcW w:type="pct" w:w="33%"/>
+            <w:shd w:fill="27ae60"/>
+          </w:tcPr>
+          <w:p>
+            <w:pPr>
+              <w:jc w:val="center"/>
+            </w:pPr>
+            <w:r>
+              <w:rPr>
+                <w:rFonts w:ascii="Arial" w:cs="Arial" w:eastAsia="Arial" w:hAnsi="Arial"/>
+                <w:b/>
+                <w:bCs/>
+                <w:color w:val="FFFFFF"/>
+                <w:sz w:val="22"/>
+                <w:szCs w:val="22"/>
+              </w:rPr>
+              <w:t xml:space="preserve">FASE 5</w:t>
+            </w:r>
+          </w:p>
+          <w:p>
+            <w:pPr>
+              <w:jc w:val="center"/>
+            </w:pPr>
+            <w:r>
+              <w:rPr>
+                <w:rFonts w:ascii="Arial" w:cs="Arial" w:eastAsia="Arial" w:hAnsi="Arial"/>
+                <w:color w:val="FFFFFF"/>
+                <w:sz w:val="18"/>
+                <w:szCs w:val="18"/>
+              </w:rPr>
+              <w:t xml:space="preserve">Alistamiento en Moodle</w:t>
+            </w:r>
+          </w:p>
+        </w:tc>
+        <w:tc>
+          <w:tcPr>
+            <w:tcW w:type="pct" w:w="1%"/>
+            <w:vAlign w:val="center"/>
+          </w:tcPr>
+          <w:p>
+            <w:pPr>
+              <w:jc w:val="center"/>
+            </w:pPr>
+            <w:r>
+              <w:rPr>
+                <w:rFonts w:ascii="Arial" w:cs="Arial" w:eastAsia="Arial" w:hAnsi="Arial"/>
+                <w:b/>
+                <w:bCs/>
+                <w:sz w:val="28"/>
+                <w:szCs w:val="28"/>
+              </w:rPr>
+              <w:t xml:space="preserve">→</w:t>
+            </w:r>
+          </w:p>
+        </w:tc>
+        <w:tc>
+          <w:tcPr>
+            <w:tcW w:type="pct" w:w="33%"/>
+            <w:shd w:fill="16a085"/>
+          </w:tcPr>
+          <w:p>
+            <w:pPr>
+              <w:jc w:val="center"/>
+            </w:pPr>
+            <w:r>
+              <w:rPr>
+                <w:rFonts w:ascii="Arial" w:cs="Arial" w:eastAsia="Arial" w:hAnsi="Arial"/>
+                <w:b/>
+                <w:bCs/>
+                <w:color w:val="FFFFFF"/>
+                <w:sz w:val="22"/>
+                <w:szCs w:val="22"/>
+              </w:rPr>
+              <w:t xml:space="preserve">FASE 6</w:t>
+            </w:r>
+          </w:p>
+          <w:p>
+            <w:pPr>
+              <w:jc w:val="center"/>
+            </w:pPr>
+            <w:r>
+              <w:rPr>
+                <w:rFonts w:ascii="Arial" w:cs="Arial" w:eastAsia="Arial" w:hAnsi="Arial"/>
+                <w:color w:val="FFFFFF"/>
+                <w:sz w:val="18"/>
+                <w:szCs w:val="18"/>
+              </w:rPr>
+              <w:t xml:space="preserve">Aprobación Final</w:t>
+            </w:r>
+          </w:p>
+        </w:tc>
+      </w:tr>
+    </w:tbl>
     <w:p/>
     <w:p>
       <w:pPr>

--- a/mod/caracterizacion/docs/MANUAL_CARACTERIZACION_RED_UDES.docx
+++ b/mod/caracterizacion/docs/MANUAL_CARACTERIZACION_RED_UDES.docx
@@ -1833,6 +1833,59 @@
                 <w:sz w:val="20"/>
                 <w:szCs w:val="20"/>
               </w:rPr>
+              <w:t xml:space="preserve">Jefe de Medios</w:t>
+            </w:r>
+          </w:p>
+        </w:tc>
+        <w:tc>
+          <w:p>
+            <w:pPr>
+              <w:jc w:val="left"/>
+            </w:pPr>
+            <w:r>
+              <w:rPr>
+                <w:rFonts w:ascii="Arial" w:cs="Arial" w:eastAsia="Arial" w:hAnsi="Arial"/>
+                <w:b w:val="false"/>
+                <w:bCs w:val="false"/>
+                <w:sz w:val="20"/>
+                <w:szCs w:val="20"/>
+              </w:rPr>
+              <w:t xml:space="preserve">udes_jefe_medios</w:t>
+            </w:r>
+          </w:p>
+        </w:tc>
+        <w:tc>
+          <w:p>
+            <w:pPr>
+              <w:jc w:val="left"/>
+            </w:pPr>
+            <w:r>
+              <w:rPr>
+                <w:rFonts w:ascii="Arial" w:cs="Arial" w:eastAsia="Arial" w:hAnsi="Arial"/>
+                <w:b w:val="false"/>
+                <w:bCs w:val="false"/>
+                <w:sz w:val="20"/>
+                <w:szCs w:val="20"/>
+              </w:rPr>
+              <w:t xml:space="preserve">editingteacher</w:t>
+            </w:r>
+          </w:p>
+        </w:tc>
+      </w:tr>
+      <w:tr>
+        <w:tc>
+          <w:p>
+            <w:pPr>
+              <w:jc w:val="left"/>
+            </w:pPr>
+            <w:r>
+              <w:rPr>
+                <w:rFonts w:ascii="Arial" w:cs="Arial" w:eastAsia="Arial" w:hAnsi="Arial"/>
+                <w:b w:val="false"/>
+                <w:bCs w:val="false"/>
+                <w:sz w:val="20"/>
+                <w:szCs w:val="20"/>
+              </w:rPr>
               <w:t xml:space="preserve">Producción</w:t>
             </w:r>
           </w:p>
@@ -1982,7 +2035,7 @@
           <w:sz w:val="22"/>
           <w:szCs w:val="22"/>
         </w:rPr>
-        <w:t xml:space="preserve">3. Verifique que la versión mostrada sea la correcta (1.1.2)</w:t>
+        <w:t xml:space="preserve">3. Verifique que la versión mostrada sea la correcta (1.2.0)</w:t>
       </w:r>
     </w:p>
     <w:p>
@@ -2002,7 +2055,7 @@
           <w:sz w:val="22"/>
           <w:szCs w:val="22"/>
         </w:rPr>
-        <w:t xml:space="preserve">5. Verifique que los 8 roles UDES estén presentes en la lista</w:t>
+        <w:t xml:space="preserve">5. Verifique que los 9 roles UDES estén presentes en la lista</w:t>
       </w:r>
     </w:p>
     <w:p>
@@ -2034,7 +2087,7 @@
           <w:sz w:val="22"/>
           <w:szCs w:val="22"/>
         </w:rPr>
-        <w:t xml:space="preserve">El plugin define 8 roles específicos que corresponden a los actores del proceso de producción de RED de la UDES. Cada rol tiene permisos específicos que determinan qué acciones puede realizar en cada fase del proceso.</w:t>
+        <w:t xml:space="preserve">El plugin define 9 roles específicos que corresponden a los actores del proceso de producción de RED de la UDES. Cada rol tiene permisos específicos que determinan qué acciones puede realizar en cada fase del proceso.</w:t>
       </w:r>
     </w:p>
     <w:p/>
@@ -2679,18 +2732,18 @@
           <w:sz w:val="24"/>
           <w:szCs w:val="24"/>
         </w:rPr>
-        <w:t xml:space="preserve">4.1.7 Producción (Diseñador)</w:t>
-      </w:r>
-    </w:p>
-    <w:p/>
-    <w:p>
-      <w:r>
-        <w:rPr>
-          <w:rFonts w:ascii="Arial" w:cs="Arial" w:eastAsia="Arial" w:hAnsi="Arial"/>
-          <w:sz w:val="22"/>
-          <w:szCs w:val="22"/>
-        </w:rPr>
-        <w:t xml:space="preserve">Descripción: El profesional de Producción es responsable de crear los recursos educativos digitales según las especificaciones de la caracterización.</w:t>
+        <w:t xml:space="preserve">4.1.7 Jefe de Medios</w:t>
+      </w:r>
+    </w:p>
+    <w:p/>
+    <w:p>
+      <w:r>
+        <w:rPr>
+          <w:rFonts w:ascii="Arial" w:cs="Arial" w:eastAsia="Arial" w:hAnsi="Arial"/>
+          <w:sz w:val="22"/>
+          <w:szCs w:val="22"/>
+        </w:rPr>
+        <w:t xml:space="preserve">Descripción: El Jefe de Medios Educativos es responsable de supervisar el área de producción de recursos educativos digitales. Recibe notificaciones junto con Coordinación de Producción cuando la fase 3 es aprobada.</w:t>
       </w:r>
     </w:p>
     <w:p/>
@@ -2713,58 +2766,58 @@
           <w:sz w:val="22"/>
           <w:szCs w:val="22"/>
         </w:rPr>
-        <w:t xml:space="preserve">• Crear videos, infografías, interactivos y demás RED</w:t>
-      </w:r>
-    </w:p>
-    <w:p>
-      <w:r>
-        <w:rPr>
-          <w:rFonts w:ascii="Arial" w:cs="Arial" w:eastAsia="Arial" w:hAnsi="Arial"/>
-          <w:sz w:val="22"/>
-          <w:szCs w:val="22"/>
-        </w:rPr>
-        <w:t xml:space="preserve">• Seguir las especificaciones de la caracterización</w:t>
-      </w:r>
-    </w:p>
-    <w:p>
-      <w:r>
-        <w:rPr>
-          <w:rFonts w:ascii="Arial" w:cs="Arial" w:eastAsia="Arial" w:hAnsi="Arial"/>
-          <w:sz w:val="22"/>
-          <w:szCs w:val="22"/>
-        </w:rPr>
-        <w:t xml:space="preserve">• Entregar recursos con estándares de calidad</w:t>
-      </w:r>
-    </w:p>
-    <w:p>
-      <w:r>
-        <w:rPr>
-          <w:rFonts w:ascii="Arial" w:cs="Arial" w:eastAsia="Arial" w:hAnsi="Arial"/>
-          <w:sz w:val="22"/>
-          <w:szCs w:val="22"/>
-        </w:rPr>
-        <w:t xml:space="preserve">• Documentar el estado de producción</w:t>
-      </w:r>
-    </w:p>
-    <w:p/>
-    <w:p>
-      <w:r>
-        <w:rPr>
-          <w:rFonts w:ascii="Arial" w:cs="Arial" w:eastAsia="Arial" w:hAnsi="Arial"/>
-          <w:sz w:val="22"/>
-          <w:szCs w:val="22"/>
-        </w:rPr>
-        <w:t xml:space="preserve">Fases de participación: Fase 4 (Producción)</w:t>
-      </w:r>
-    </w:p>
-    <w:p>
-      <w:r>
-        <w:rPr>
-          <w:rFonts w:ascii="Arial" w:cs="Arial" w:eastAsia="Arial" w:hAnsi="Arial"/>
-          <w:sz w:val="22"/>
-          <w:szCs w:val="22"/>
-        </w:rPr>
-        <w:t xml:space="preserve">Permisos: Ver matriz, Actuar en fase 4, Comentar</w:t>
+        <w:t xml:space="preserve">• Supervisar el proceso de producción de RED</w:t>
+      </w:r>
+    </w:p>
+    <w:p>
+      <w:r>
+        <w:rPr>
+          <w:rFonts w:ascii="Arial" w:cs="Arial" w:eastAsia="Arial" w:hAnsi="Arial"/>
+          <w:sz w:val="22"/>
+          <w:szCs w:val="22"/>
+        </w:rPr>
+        <w:t xml:space="preserve">• Recibir notificaciones cuando se aprueban las caracterizaciones</w:t>
+      </w:r>
+    </w:p>
+    <w:p>
+      <w:r>
+        <w:rPr>
+          <w:rFonts w:ascii="Arial" w:cs="Arial" w:eastAsia="Arial" w:hAnsi="Arial"/>
+          <w:sz w:val="22"/>
+          <w:szCs w:val="22"/>
+        </w:rPr>
+        <w:t xml:space="preserve">• Monitorear el estado de las producciones</w:t>
+      </w:r>
+    </w:p>
+    <w:p>
+      <w:r>
+        <w:rPr>
+          <w:rFonts w:ascii="Arial" w:cs="Arial" w:eastAsia="Arial" w:hAnsi="Arial"/>
+          <w:sz w:val="22"/>
+          <w:szCs w:val="22"/>
+        </w:rPr>
+        <w:t xml:space="preserve">• Coordinar con el equipo de producción</w:t>
+      </w:r>
+    </w:p>
+    <w:p/>
+    <w:p>
+      <w:r>
+        <w:rPr>
+          <w:rFonts w:ascii="Arial" w:cs="Arial" w:eastAsia="Arial" w:hAnsi="Arial"/>
+          <w:sz w:val="22"/>
+          <w:szCs w:val="22"/>
+        </w:rPr>
+        <w:t xml:space="preserve">Fases de participación: Fase 4 (Producción) - Rol de supervisión</w:t>
+      </w:r>
+    </w:p>
+    <w:p>
+      <w:r>
+        <w:rPr>
+          <w:rFonts w:ascii="Arial" w:cs="Arial" w:eastAsia="Arial" w:hAnsi="Arial"/>
+          <w:sz w:val="22"/>
+          <w:szCs w:val="22"/>
+        </w:rPr>
+        <w:t xml:space="preserve">Permisos: Ver todas las matrices</w:t>
       </w:r>
     </w:p>
     <w:p/>
@@ -2778,7 +2831,106 @@
           <w:sz w:val="24"/>
           <w:szCs w:val="24"/>
         </w:rPr>
-        <w:t xml:space="preserve">4.1.8 Alistamiento</w:t>
+        <w:t xml:space="preserve">4.1.8 Producción (Diseñador)</w:t>
+      </w:r>
+    </w:p>
+    <w:p/>
+    <w:p>
+      <w:r>
+        <w:rPr>
+          <w:rFonts w:ascii="Arial" w:cs="Arial" w:eastAsia="Arial" w:hAnsi="Arial"/>
+          <w:sz w:val="22"/>
+          <w:szCs w:val="22"/>
+        </w:rPr>
+        <w:t xml:space="preserve">Descripción: El profesional de Producción es responsable de crear los recursos educativos digitales según las especificaciones de la caracterización.</w:t>
+      </w:r>
+    </w:p>
+    <w:p/>
+    <w:p>
+      <w:r>
+        <w:rPr>
+          <w:rFonts w:ascii="Arial" w:cs="Arial" w:eastAsia="Arial" w:hAnsi="Arial"/>
+          <w:b/>
+          <w:bCs/>
+          <w:sz w:val="22"/>
+          <w:szCs w:val="22"/>
+        </w:rPr>
+        <w:t xml:space="preserve">Responsabilidades principales:</w:t>
+      </w:r>
+    </w:p>
+    <w:p>
+      <w:r>
+        <w:rPr>
+          <w:rFonts w:ascii="Arial" w:cs="Arial" w:eastAsia="Arial" w:hAnsi="Arial"/>
+          <w:sz w:val="22"/>
+          <w:szCs w:val="22"/>
+        </w:rPr>
+        <w:t xml:space="preserve">• Crear videos, infografías, interactivos y demás RED</w:t>
+      </w:r>
+    </w:p>
+    <w:p>
+      <w:r>
+        <w:rPr>
+          <w:rFonts w:ascii="Arial" w:cs="Arial" w:eastAsia="Arial" w:hAnsi="Arial"/>
+          <w:sz w:val="22"/>
+          <w:szCs w:val="22"/>
+        </w:rPr>
+        <w:t xml:space="preserve">• Seguir las especificaciones de la caracterización</w:t>
+      </w:r>
+    </w:p>
+    <w:p>
+      <w:r>
+        <w:rPr>
+          <w:rFonts w:ascii="Arial" w:cs="Arial" w:eastAsia="Arial" w:hAnsi="Arial"/>
+          <w:sz w:val="22"/>
+          <w:szCs w:val="22"/>
+        </w:rPr>
+        <w:t xml:space="preserve">• Entregar recursos con estándares de calidad</w:t>
+      </w:r>
+    </w:p>
+    <w:p>
+      <w:r>
+        <w:rPr>
+          <w:rFonts w:ascii="Arial" w:cs="Arial" w:eastAsia="Arial" w:hAnsi="Arial"/>
+          <w:sz w:val="22"/>
+          <w:szCs w:val="22"/>
+        </w:rPr>
+        <w:t xml:space="preserve">• Documentar el estado de producción</w:t>
+      </w:r>
+    </w:p>
+    <w:p/>
+    <w:p>
+      <w:r>
+        <w:rPr>
+          <w:rFonts w:ascii="Arial" w:cs="Arial" w:eastAsia="Arial" w:hAnsi="Arial"/>
+          <w:sz w:val="22"/>
+          <w:szCs w:val="22"/>
+        </w:rPr>
+        <w:t xml:space="preserve">Fases de participación: Fase 4 (Producción)</w:t>
+      </w:r>
+    </w:p>
+    <w:p>
+      <w:r>
+        <w:rPr>
+          <w:rFonts w:ascii="Arial" w:cs="Arial" w:eastAsia="Arial" w:hAnsi="Arial"/>
+          <w:sz w:val="22"/>
+          <w:szCs w:val="22"/>
+        </w:rPr>
+        <w:t xml:space="preserve">Permisos: Ver matriz, Actuar en fase 4, Comentar</w:t>
+      </w:r>
+    </w:p>
+    <w:p/>
+    <w:p>
+      <w:r>
+        <w:rPr>
+          <w:rFonts w:ascii="Arial" w:cs="Arial" w:eastAsia="Arial" w:hAnsi="Arial"/>
+          <w:b/>
+          <w:bCs/>
+          <w:color w:val="5dade2"/>
+          <w:sz w:val="24"/>
+          <w:szCs w:val="24"/>
+        </w:rPr>
+        <w:t xml:space="preserve">4.1.9 Alistamiento</w:t>
       </w:r>
     </w:p>
     <w:p/>
@@ -2906,6 +3058,7 @@
         <w:gridCol w:w="100"/>
         <w:gridCol w:w="100"/>
         <w:gridCol w:w="100"/>
+        <w:gridCol w:w="100"/>
       </w:tblGrid>
       <w:tr>
         <w:tc>
@@ -3064,7 +3217,7 @@
                 <w:sz w:val="20"/>
                 <w:szCs w:val="20"/>
               </w:rPr>
-              <w:t xml:space="preserve">Prod.</w:t>
+              <w:t xml:space="preserve">Jefe</w:t>
             </w:r>
           </w:p>
         </w:tc>
@@ -3084,6 +3237,26 @@
                 <w:sz w:val="20"/>
                 <w:szCs w:val="20"/>
               </w:rPr>
+              <w:t xml:space="preserve">Prod.</w:t>
+            </w:r>
+          </w:p>
+        </w:tc>
+        <w:tc>
+          <w:tcPr>
+            <w:shd w:fill="e8f6f3"/>
+          </w:tcPr>
+          <w:p>
+            <w:pPr>
+              <w:jc w:val="left"/>
+            </w:pPr>
+            <w:r>
+              <w:rPr>
+                <w:rFonts w:ascii="Arial" w:cs="Arial" w:eastAsia="Arial" w:hAnsi="Arial"/>
+                <w:b/>
+                <w:bCs/>
+                <w:sz w:val="20"/>
+                <w:szCs w:val="20"/>
+              </w:rPr>
               <w:t xml:space="preserve">Alist.</w:t>
             </w:r>
           </w:p>
@@ -3243,6 +3416,23 @@
             </w:r>
           </w:p>
         </w:tc>
+        <w:tc>
+          <w:p>
+            <w:pPr>
+              <w:jc w:val="left"/>
+            </w:pPr>
+            <w:r>
+              <w:rPr>
+                <w:rFonts w:ascii="Arial" w:cs="Arial" w:eastAsia="Arial" w:hAnsi="Arial"/>
+                <w:b w:val="false"/>
+                <w:bCs w:val="false"/>
+                <w:sz w:val="20"/>
+                <w:szCs w:val="20"/>
+              </w:rPr>
+              <w:t xml:space="preserve">No</w:t>
+            </w:r>
+          </w:p>
+        </w:tc>
       </w:tr>
       <w:tr>
         <w:tc>
@@ -3398,6 +3588,23 @@
             </w:r>
           </w:p>
         </w:tc>
+        <w:tc>
+          <w:p>
+            <w:pPr>
+              <w:jc w:val="left"/>
+            </w:pPr>
+            <w:r>
+              <w:rPr>
+                <w:rFonts w:ascii="Arial" w:cs="Arial" w:eastAsia="Arial" w:hAnsi="Arial"/>
+                <w:b w:val="false"/>
+                <w:bCs w:val="false"/>
+                <w:sz w:val="20"/>
+                <w:szCs w:val="20"/>
+              </w:rPr>
+              <w:t xml:space="preserve">No</w:t>
+            </w:r>
+          </w:p>
+        </w:tc>
       </w:tr>
       <w:tr>
         <w:tc>
@@ -3532,6 +3739,23 @@
                 <w:sz w:val="20"/>
                 <w:szCs w:val="20"/>
               </w:rPr>
+              <w:t xml:space="preserve">Sí</w:t>
+            </w:r>
+          </w:p>
+        </w:tc>
+        <w:tc>
+          <w:p>
+            <w:pPr>
+              <w:jc w:val="left"/>
+            </w:pPr>
+            <w:r>
+              <w:rPr>
+                <w:rFonts w:ascii="Arial" w:cs="Arial" w:eastAsia="Arial" w:hAnsi="Arial"/>
+                <w:b w:val="false"/>
+                <w:bCs w:val="false"/>
+                <w:sz w:val="20"/>
+                <w:szCs w:val="20"/>
+              </w:rPr>
               <w:t xml:space="preserve">No</w:t>
             </w:r>
           </w:p>
@@ -3708,6 +3932,23 @@
             </w:r>
           </w:p>
         </w:tc>
+        <w:tc>
+          <w:p>
+            <w:pPr>
+              <w:jc w:val="left"/>
+            </w:pPr>
+            <w:r>
+              <w:rPr>
+                <w:rFonts w:ascii="Arial" w:cs="Arial" w:eastAsia="Arial" w:hAnsi="Arial"/>
+                <w:b w:val="false"/>
+                <w:bCs w:val="false"/>
+                <w:sz w:val="20"/>
+                <w:szCs w:val="20"/>
+              </w:rPr>
+              <w:t xml:space="preserve">No</w:t>
+            </w:r>
+          </w:p>
+        </w:tc>
       </w:tr>
       <w:tr>
         <w:tc>
@@ -3863,6 +4104,23 @@
             </w:r>
           </w:p>
         </w:tc>
+        <w:tc>
+          <w:p>
+            <w:pPr>
+              <w:jc w:val="left"/>
+            </w:pPr>
+            <w:r>
+              <w:rPr>
+                <w:rFonts w:ascii="Arial" w:cs="Arial" w:eastAsia="Arial" w:hAnsi="Arial"/>
+                <w:b w:val="false"/>
+                <w:bCs w:val="false"/>
+                <w:sz w:val="20"/>
+                <w:szCs w:val="20"/>
+              </w:rPr>
+              <w:t xml:space="preserve">No</w:t>
+            </w:r>
+          </w:p>
+        </w:tc>
       </w:tr>
       <w:tr>
         <w:tc>
@@ -4018,6 +4276,23 @@
             </w:r>
           </w:p>
         </w:tc>
+        <w:tc>
+          <w:p>
+            <w:pPr>
+              <w:jc w:val="left"/>
+            </w:pPr>
+            <w:r>
+              <w:rPr>
+                <w:rFonts w:ascii="Arial" w:cs="Arial" w:eastAsia="Arial" w:hAnsi="Arial"/>
+                <w:b w:val="false"/>
+                <w:bCs w:val="false"/>
+                <w:sz w:val="20"/>
+                <w:szCs w:val="20"/>
+              </w:rPr>
+              <w:t xml:space="preserve">No</w:t>
+            </w:r>
+          </w:p>
+        </w:tc>
       </w:tr>
       <w:tr>
         <w:tc>
@@ -4152,6 +4427,23 @@
                 <w:sz w:val="20"/>
                 <w:szCs w:val="20"/>
               </w:rPr>
+              <w:t xml:space="preserve">No</w:t>
+            </w:r>
+          </w:p>
+        </w:tc>
+        <w:tc>
+          <w:p>
+            <w:pPr>
+              <w:jc w:val="left"/>
+            </w:pPr>
+            <w:r>
+              <w:rPr>
+                <w:rFonts w:ascii="Arial" w:cs="Arial" w:eastAsia="Arial" w:hAnsi="Arial"/>
+                <w:b w:val="false"/>
+                <w:bCs w:val="false"/>
+                <w:sz w:val="20"/>
+                <w:szCs w:val="20"/>
+              </w:rPr>
               <w:t xml:space="preserve">Sí</w:t>
             </w:r>
           </w:p>
@@ -4324,6 +4616,23 @@
                 <w:sz w:val="20"/>
                 <w:szCs w:val="20"/>
               </w:rPr>
+              <w:t xml:space="preserve">No</w:t>
+            </w:r>
+          </w:p>
+        </w:tc>
+        <w:tc>
+          <w:p>
+            <w:pPr>
+              <w:jc w:val="left"/>
+            </w:pPr>
+            <w:r>
+              <w:rPr>
+                <w:rFonts w:ascii="Arial" w:cs="Arial" w:eastAsia="Arial" w:hAnsi="Arial"/>
+                <w:b w:val="false"/>
+                <w:bCs w:val="false"/>
+                <w:sz w:val="20"/>
+                <w:szCs w:val="20"/>
+              </w:rPr>
               <w:t xml:space="preserve">Sí</w:t>
             </w:r>
           </w:p>
@@ -4483,6 +4792,23 @@
             </w:r>
           </w:p>
         </w:tc>
+        <w:tc>
+          <w:p>
+            <w:pPr>
+              <w:jc w:val="left"/>
+            </w:pPr>
+            <w:r>
+              <w:rPr>
+                <w:rFonts w:ascii="Arial" w:cs="Arial" w:eastAsia="Arial" w:hAnsi="Arial"/>
+                <w:b w:val="false"/>
+                <w:bCs w:val="false"/>
+                <w:sz w:val="20"/>
+                <w:szCs w:val="20"/>
+              </w:rPr>
+              <w:t xml:space="preserve">No</w:t>
+            </w:r>
+          </w:p>
+        </w:tc>
       </w:tr>
       <w:tr>
         <w:tc>
@@ -4638,6 +4964,23 @@
             </w:r>
           </w:p>
         </w:tc>
+        <w:tc>
+          <w:p>
+            <w:pPr>
+              <w:jc w:val="left"/>
+            </w:pPr>
+            <w:r>
+              <w:rPr>
+                <w:rFonts w:ascii="Arial" w:cs="Arial" w:eastAsia="Arial" w:hAnsi="Arial"/>
+                <w:b w:val="false"/>
+                <w:bCs w:val="false"/>
+                <w:sz w:val="20"/>
+                <w:szCs w:val="20"/>
+              </w:rPr>
+              <w:t xml:space="preserve">No</w:t>
+            </w:r>
+          </w:p>
+        </w:tc>
       </w:tr>
       <w:tr>
         <w:tc>
@@ -4793,6 +5136,23 @@
             </w:r>
           </w:p>
         </w:tc>
+        <w:tc>
+          <w:p>
+            <w:pPr>
+              <w:jc w:val="left"/>
+            </w:pPr>
+            <w:r>
+              <w:rPr>
+                <w:rFonts w:ascii="Arial" w:cs="Arial" w:eastAsia="Arial" w:hAnsi="Arial"/>
+                <w:b w:val="false"/>
+                <w:bCs w:val="false"/>
+                <w:sz w:val="20"/>
+                <w:szCs w:val="20"/>
+              </w:rPr>
+              <w:t xml:space="preserve">No</w:t>
+            </w:r>
+          </w:p>
+        </w:tc>
       </w:tr>
       <w:tr>
         <w:tc>
@@ -4944,7 +5304,196 @@
                 <w:sz w:val="20"/>
                 <w:szCs w:val="20"/>
               </w:rPr>
+              <w:t xml:space="preserve">No</w:t>
+            </w:r>
+          </w:p>
+        </w:tc>
+        <w:tc>
+          <w:p>
+            <w:pPr>
+              <w:jc w:val="left"/>
+            </w:pPr>
+            <w:r>
+              <w:rPr>
+                <w:rFonts w:ascii="Arial" w:cs="Arial" w:eastAsia="Arial" w:hAnsi="Arial"/>
+                <w:b w:val="false"/>
+                <w:bCs w:val="false"/>
+                <w:sz w:val="20"/>
+                <w:szCs w:val="20"/>
+              </w:rPr>
               <w:t xml:space="preserve">Sí</w:t>
+            </w:r>
+          </w:p>
+        </w:tc>
+      </w:tr>
+      <w:tr>
+        <w:tc>
+          <w:p>
+            <w:pPr>
+              <w:jc w:val="left"/>
+            </w:pPr>
+            <w:r>
+              <w:rPr>
+                <w:rFonts w:ascii="Arial" w:cs="Arial" w:eastAsia="Arial" w:hAnsi="Arial"/>
+                <w:b w:val="false"/>
+                <w:bCs w:val="false"/>
+                <w:sz w:val="20"/>
+                <w:szCs w:val="20"/>
+              </w:rPr>
+              <w:t xml:space="preserve">Notificado Fase 3→4</w:t>
+            </w:r>
+          </w:p>
+        </w:tc>
+        <w:tc>
+          <w:p>
+            <w:pPr>
+              <w:jc w:val="left"/>
+            </w:pPr>
+            <w:r>
+              <w:rPr>
+                <w:rFonts w:ascii="Arial" w:cs="Arial" w:eastAsia="Arial" w:hAnsi="Arial"/>
+                <w:b w:val="false"/>
+                <w:bCs w:val="false"/>
+                <w:sz w:val="20"/>
+                <w:szCs w:val="20"/>
+              </w:rPr>
+              <w:t xml:space="preserve">No</w:t>
+            </w:r>
+          </w:p>
+        </w:tc>
+        <w:tc>
+          <w:p>
+            <w:pPr>
+              <w:jc w:val="left"/>
+            </w:pPr>
+            <w:r>
+              <w:rPr>
+                <w:rFonts w:ascii="Arial" w:cs="Arial" w:eastAsia="Arial" w:hAnsi="Arial"/>
+                <w:b w:val="false"/>
+                <w:bCs w:val="false"/>
+                <w:sz w:val="20"/>
+                <w:szCs w:val="20"/>
+              </w:rPr>
+              <w:t xml:space="preserve">No</w:t>
+            </w:r>
+          </w:p>
+        </w:tc>
+        <w:tc>
+          <w:p>
+            <w:pPr>
+              <w:jc w:val="left"/>
+            </w:pPr>
+            <w:r>
+              <w:rPr>
+                <w:rFonts w:ascii="Arial" w:cs="Arial" w:eastAsia="Arial" w:hAnsi="Arial"/>
+                <w:b w:val="false"/>
+                <w:bCs w:val="false"/>
+                <w:sz w:val="20"/>
+                <w:szCs w:val="20"/>
+              </w:rPr>
+              <w:t xml:space="preserve">No</w:t>
+            </w:r>
+          </w:p>
+        </w:tc>
+        <w:tc>
+          <w:p>
+            <w:pPr>
+              <w:jc w:val="left"/>
+            </w:pPr>
+            <w:r>
+              <w:rPr>
+                <w:rFonts w:ascii="Arial" w:cs="Arial" w:eastAsia="Arial" w:hAnsi="Arial"/>
+                <w:b w:val="false"/>
+                <w:bCs w:val="false"/>
+                <w:sz w:val="20"/>
+                <w:szCs w:val="20"/>
+              </w:rPr>
+              <w:t xml:space="preserve">No</w:t>
+            </w:r>
+          </w:p>
+        </w:tc>
+        <w:tc>
+          <w:p>
+            <w:pPr>
+              <w:jc w:val="left"/>
+            </w:pPr>
+            <w:r>
+              <w:rPr>
+                <w:rFonts w:ascii="Arial" w:cs="Arial" w:eastAsia="Arial" w:hAnsi="Arial"/>
+                <w:b w:val="false"/>
+                <w:bCs w:val="false"/>
+                <w:sz w:val="20"/>
+                <w:szCs w:val="20"/>
+              </w:rPr>
+              <w:t xml:space="preserve">No</w:t>
+            </w:r>
+          </w:p>
+        </w:tc>
+        <w:tc>
+          <w:p>
+            <w:pPr>
+              <w:jc w:val="left"/>
+            </w:pPr>
+            <w:r>
+              <w:rPr>
+                <w:rFonts w:ascii="Arial" w:cs="Arial" w:eastAsia="Arial" w:hAnsi="Arial"/>
+                <w:b w:val="false"/>
+                <w:bCs w:val="false"/>
+                <w:sz w:val="20"/>
+                <w:szCs w:val="20"/>
+              </w:rPr>
+              <w:t xml:space="preserve">Sí</w:t>
+            </w:r>
+          </w:p>
+        </w:tc>
+        <w:tc>
+          <w:p>
+            <w:pPr>
+              <w:jc w:val="left"/>
+            </w:pPr>
+            <w:r>
+              <w:rPr>
+                <w:rFonts w:ascii="Arial" w:cs="Arial" w:eastAsia="Arial" w:hAnsi="Arial"/>
+                <w:b w:val="false"/>
+                <w:bCs w:val="false"/>
+                <w:sz w:val="20"/>
+                <w:szCs w:val="20"/>
+              </w:rPr>
+              <w:t xml:space="preserve">Sí</w:t>
+            </w:r>
+          </w:p>
+        </w:tc>
+        <w:tc>
+          <w:p>
+            <w:pPr>
+              <w:jc w:val="left"/>
+            </w:pPr>
+            <w:r>
+              <w:rPr>
+                <w:rFonts w:ascii="Arial" w:cs="Arial" w:eastAsia="Arial" w:hAnsi="Arial"/>
+                <w:b w:val="false"/>
+                <w:bCs w:val="false"/>
+                <w:sz w:val="20"/>
+                <w:szCs w:val="20"/>
+              </w:rPr>
+              <w:t xml:space="preserve">No</w:t>
+            </w:r>
+          </w:p>
+        </w:tc>
+        <w:tc>
+          <w:p>
+            <w:pPr>
+              <w:jc w:val="left"/>
+            </w:pPr>
+            <w:r>
+              <w:rPr>
+                <w:rFonts w:ascii="Arial" w:cs="Arial" w:eastAsia="Arial" w:hAnsi="Arial"/>
+                <w:b w:val="false"/>
+                <w:bCs w:val="false"/>
+                <w:sz w:val="20"/>
+                <w:szCs w:val="20"/>
+              </w:rPr>
+              <w:t xml:space="preserve">No</w:t>
             </w:r>
           </w:p>
         </w:tc>
@@ -5857,7 +6406,7 @@
           <w:sz w:val="22"/>
           <w:szCs w:val="22"/>
         </w:rPr>
-        <w:t xml:space="preserve">Actores: Coordinación de Producción, Producción (Diseñador)</w:t>
+        <w:t xml:space="preserve">Actores: Coordinación de Producción, Jefe de Medios (supervisión), Producción (Diseñador)</w:t>
       </w:r>
     </w:p>
     <w:p>
@@ -5870,6 +6419,18 @@
           <w:szCs w:val="22"/>
         </w:rPr>
         <w:t xml:space="preserve">Aprobador: Coordinación de Producción</w:t>
+      </w:r>
+    </w:p>
+    <w:p>
+      <w:r>
+        <w:rPr>
+          <w:rFonts w:ascii="Arial" w:cs="Arial" w:eastAsia="Arial" w:hAnsi="Arial"/>
+          <w:b/>
+          <w:bCs/>
+          <w:sz w:val="22"/>
+          <w:szCs w:val="22"/>
+        </w:rPr>
+        <w:t xml:space="preserve">Notificados al iniciar: Coordinación de Producción y Jefe de Medios</w:t>
       </w:r>
     </w:p>
     <w:p/>
@@ -6589,6 +7150,16 @@
           <w:szCs w:val="22"/>
         </w:rPr>
         <w:t xml:space="preserve">• Coordinación de Producción: Seleccione al coordinador del equipo de diseño</w:t>
+      </w:r>
+    </w:p>
+    <w:p>
+      <w:r>
+        <w:rPr>
+          <w:rFonts w:ascii="Arial" w:cs="Arial" w:eastAsia="Arial" w:hAnsi="Arial"/>
+          <w:sz w:val="22"/>
+          <w:szCs w:val="22"/>
+        </w:rPr>
+        <w:t xml:space="preserve">• Jefe de Medios: Seleccione al jefe del área de medios educativos (recibirá notificaciones)</w:t>
       </w:r>
     </w:p>
     <w:p>
@@ -9527,7 +10098,7 @@
           <w:sz w:val="22"/>
           <w:szCs w:val="22"/>
         </w:rPr>
-        <w:t xml:space="preserve">R: Necesita el permiso mod/caracterizacion:vertodasmatrices. Este permiso está asignado a los roles de Asesor Metodológico y Coordinación de Producción.</w:t>
+        <w:t xml:space="preserve">R: Necesita el permiso mod/caracterizacion:vertodasmatrices. Este permiso está asignado a los roles de Asesor Metodológico, Coordinación de Producción y Jefe de Medios.</w:t>
       </w:r>
     </w:p>
     <w:p/>
